--- a/public/invoice_template.docx
+++ b/public/invoice_template.docx
@@ -534,13 +534,6 @@
                 <w:rFonts w:ascii="Microsoft Sans Serif" w:hAnsi="Microsoft Sans Serif" w:cs="Microsoft Sans Serif"/>
               </w:rPr>
               <w:t xml:space="preserve"> </w:t>
-            </w:r>
-            <w:r>
-              <w:rPr>
-                <w:rFonts w:ascii="Microsoft Sans Serif" w:hAnsi="Microsoft Sans Serif" w:cs="Microsoft Sans Serif"/>
-                <w:color w:val="000000"/>
-              </w:rPr>
-              <w:t>LPGPCONNECTCOMLTD</w:t>
             </w:r>
             <w:r>
               <w:rPr>
@@ -1767,6 +1760,22 @@
     </w:p>
     <w:p>
       <w:pPr>
+        <w:spacing w:line="240" w:lineRule="auto"/>
+        <w:rPr>
+          <w:rFonts w:ascii="Aptos" w:hAnsi="Aptos" w:eastAsia="Aptos" w:cs="Aptos"/>
+          <w:color w:val="auto"/>
+          <w:sz w:val="22"/>
+          <w:szCs w:val="22"/>
+          <w:lang w:val="en-GB" w:eastAsia="en-US"/>
+          <w14:ligatures w14:val="standardContextual"/>
+        </w:rPr>
+      </w:pPr>
+      <w:r>
+        <w:t>{{#benefits}}</w:t>
+      </w:r>
+    </w:p>
+    <w:p>
+      <w:pPr>
         <w:numPr>
           <w:ilvl w:val="0"/>
           <w:numId w:val="38"/>
@@ -1790,16 +1799,38 @@
           <w:lang w:val="en-GB" w:eastAsia="en-US"/>
           <w14:ligatures w14:val="standardContextual"/>
         </w:rPr>
-        <w:t>Speaker on a Panel (subject to availability)</w:t>
+        <w:t>{{.}}</w:t>
       </w:r>
     </w:p>
     <w:p>
       <w:pPr>
-        <w:numPr>
-          <w:ilvl w:val="0"/>
-          <w:numId w:val="38"/>
-        </w:numPr>
         <w:spacing w:line="240" w:lineRule="auto"/>
+        <w:rPr>
+          <w:rFonts w:ascii="Aptos" w:hAnsi="Aptos" w:eastAsia="Aptos" w:cs="Aptos"/>
+          <w:color w:val="auto"/>
+          <w:sz w:val="22"/>
+          <w:szCs w:val="22"/>
+          <w:lang w:val="en-GB" w:eastAsia="en-US"/>
+          <w14:ligatures w14:val="standardContextual"/>
+        </w:rPr>
+      </w:pPr>
+      <w:r>
+        <w:t>{{/benefits}}</w:t>
+      </w:r>
+    </w:p>
+    <w:p>
+      <w:pPr>
+        <w:spacing w:line="240" w:lineRule="auto"/>
+        <w:rPr>
+          <w:rFonts w:ascii="Aptos" w:hAnsi="Aptos" w:eastAsia="Aptos" w:cs="Aptos"/>
+          <w:color w:val="auto"/>
+          <w:sz w:val="22"/>
+          <w:szCs w:val="22"/>
+          <w:lang w:val="en-GB" w:eastAsia="en-US"/>
+          <w14:ligatures w14:val="standardContextual"/>
+        </w:rPr>
+      </w:pPr>
+      <w:r>
         <w:rPr>
           <w:rFonts w:ascii="Aptos" w:hAnsi="Aptos" w:eastAsia="Times New Roman" w:cs="Aptos"/>
           <w:color w:val="auto"/>
@@ -1808,257 +1839,7 @@
           <w:lang w:val="en-GB" w:eastAsia="en-US"/>
           <w14:ligatures w14:val="standardContextual"/>
         </w:rPr>
-      </w:pPr>
-      <w:r>
-        <w:rPr>
-          <w:rFonts w:ascii="Aptos" w:hAnsi="Aptos" w:eastAsia="Times New Roman" w:cs="Aptos"/>
-          <w:color w:val="auto"/>
-          <w:sz w:val="22"/>
-          <w:szCs w:val="22"/>
-          <w:lang w:val="en-GB" w:eastAsia="en-US"/>
-          <w14:ligatures w14:val="standardContextual"/>
-        </w:rPr>
-        <w:t>2</w:t>
-      </w:r>
-      <w:r>
-        <w:rPr>
-          <w:rFonts w:ascii="Aptos" w:hAnsi="Aptos" w:eastAsia="Times New Roman" w:cs="Aptos"/>
-          <w:color w:val="auto"/>
-          <w:sz w:val="22"/>
-          <w:szCs w:val="22"/>
-          <w:lang w:val="en-GB" w:eastAsia="en-US"/>
-          <w14:ligatures w14:val="standardContextual"/>
-        </w:rPr>
-        <w:t xml:space="preserve"> delegate </w:t>
-      </w:r>
-      <w:r>
-        <w:rPr>
-          <w:rFonts w:ascii="Aptos" w:hAnsi="Aptos" w:eastAsia="Times New Roman" w:cs="Aptos"/>
-          <w:color w:val="auto"/>
-          <w:sz w:val="22"/>
-          <w:szCs w:val="22"/>
-          <w:lang w:val="en-GB" w:eastAsia="en-US"/>
-          <w14:ligatures w14:val="standardContextual"/>
-        </w:rPr>
-        <w:t>pass</w:t>
-      </w:r>
-      <w:r>
-        <w:rPr>
-          <w:rFonts w:ascii="Aptos" w:hAnsi="Aptos" w:eastAsia="Times New Roman" w:cs="Aptos"/>
-          <w:color w:val="auto"/>
-          <w:sz w:val="22"/>
-          <w:szCs w:val="22"/>
-          <w:lang w:val="en-GB" w:eastAsia="en-US"/>
-          <w14:ligatures w14:val="standardContextual"/>
-        </w:rPr>
-        <w:t>es</w:t>
-      </w:r>
-      <w:r>
-        <w:rPr>
-          <w:rFonts w:ascii="Aptos" w:hAnsi="Aptos" w:eastAsia="Times New Roman" w:cs="Aptos"/>
-          <w:color w:val="auto"/>
-          <w:sz w:val="22"/>
-          <w:szCs w:val="22"/>
-          <w:lang w:val="en-GB" w:eastAsia="en-US"/>
-          <w14:ligatures w14:val="standardContextual"/>
-        </w:rPr>
-        <w:t xml:space="preserve"> for sponsor firm, full access to the event and networking sessions</w:t>
-      </w:r>
-    </w:p>
-    <w:p>
-      <w:pPr>
-        <w:numPr>
-          <w:ilvl w:val="0"/>
-          <w:numId w:val="38"/>
-        </w:numPr>
-        <w:spacing w:line="240" w:lineRule="auto"/>
-        <w:rPr>
-          <w:rFonts w:ascii="Aptos" w:hAnsi="Aptos" w:eastAsia="Times New Roman" w:cs="Aptos"/>
-          <w:color w:val="auto"/>
-          <w:sz w:val="22"/>
-          <w:szCs w:val="22"/>
-          <w:lang w:val="en-GB" w:eastAsia="en-US"/>
-          <w14:ligatures w14:val="standardContextual"/>
-        </w:rPr>
-      </w:pPr>
-      <w:r>
-        <w:rPr>
-          <w:rFonts w:ascii="Aptos" w:hAnsi="Aptos" w:eastAsia="Times New Roman" w:cs="Aptos"/>
-          <w:color w:val="auto"/>
-          <w:sz w:val="22"/>
-          <w:szCs w:val="22"/>
-          <w:lang w:val="en-GB" w:eastAsia="en-US"/>
-          <w14:ligatures w14:val="standardContextual"/>
-        </w:rPr>
-        <w:t>Delegate list supplied 1 week before the conference</w:t>
-      </w:r>
-    </w:p>
-    <w:p>
-      <w:pPr>
-        <w:numPr>
-          <w:ilvl w:val="0"/>
-          <w:numId w:val="38"/>
-        </w:numPr>
-        <w:spacing w:line="240" w:lineRule="auto"/>
-        <w:rPr>
-          <w:rFonts w:ascii="Aptos" w:hAnsi="Aptos" w:eastAsia="Times New Roman" w:cs="Aptos"/>
-          <w:color w:val="auto"/>
-          <w:sz w:val="22"/>
-          <w:szCs w:val="22"/>
-          <w:lang w:val="en-GB" w:eastAsia="en-US"/>
-          <w14:ligatures w14:val="standardContextual"/>
-        </w:rPr>
-      </w:pPr>
-      <w:r>
-        <w:rPr>
-          <w:rFonts w:ascii="Aptos" w:hAnsi="Aptos" w:eastAsia="Times New Roman" w:cs="Aptos"/>
-          <w:color w:val="auto"/>
-          <w:sz w:val="22"/>
-          <w:szCs w:val="22"/>
-          <w:lang w:val="en-GB" w:eastAsia="en-US"/>
-          <w14:ligatures w14:val="standardContextual"/>
-        </w:rPr>
-        <w:t>2 LinkedIn advert posts for the sponsor prior to the conference</w:t>
-      </w:r>
-    </w:p>
-    <w:p>
-      <w:pPr>
-        <w:numPr>
-          <w:ilvl w:val="0"/>
-          <w:numId w:val="38"/>
-        </w:numPr>
-        <w:spacing w:line="240" w:lineRule="auto"/>
-        <w:rPr>
-          <w:rFonts w:ascii="Aptos" w:hAnsi="Aptos" w:eastAsia="Times New Roman" w:cs="Aptos"/>
-          <w:color w:val="auto"/>
-          <w:sz w:val="22"/>
-          <w:szCs w:val="22"/>
-          <w:lang w:val="en-GB" w:eastAsia="en-US"/>
-          <w14:ligatures w14:val="standardContextual"/>
-        </w:rPr>
-      </w:pPr>
-      <w:r>
-        <w:rPr>
-          <w:rFonts w:ascii="Aptos" w:hAnsi="Aptos" w:eastAsia="Times New Roman" w:cs="Aptos"/>
-          <w:color w:val="auto"/>
-          <w:sz w:val="22"/>
-          <w:szCs w:val="22"/>
-          <w:lang w:val="en-GB" w:eastAsia="en-US"/>
-          <w14:ligatures w14:val="standardContextual"/>
-        </w:rPr>
-        <w:t>Access to all networking and presentation rooms Branded exposure via our media partners</w:t>
-      </w:r>
-    </w:p>
-    <w:p>
-      <w:pPr>
-        <w:numPr>
-          <w:ilvl w:val="0"/>
-          <w:numId w:val="38"/>
-        </w:numPr>
-        <w:spacing w:line="240" w:lineRule="auto"/>
-        <w:rPr>
-          <w:rFonts w:ascii="Aptos" w:hAnsi="Aptos" w:eastAsia="Times New Roman" w:cs="Aptos"/>
-          <w:color w:val="auto"/>
-          <w:sz w:val="22"/>
-          <w:szCs w:val="22"/>
-          <w:lang w:val="en-GB" w:eastAsia="en-US"/>
-          <w14:ligatures w14:val="standardContextual"/>
-        </w:rPr>
-      </w:pPr>
-      <w:r>
-        <w:rPr>
-          <w:rFonts w:ascii="Aptos" w:hAnsi="Aptos" w:eastAsia="Times New Roman" w:cs="Aptos"/>
-          <w:color w:val="auto"/>
-          <w:sz w:val="22"/>
-          <w:szCs w:val="22"/>
-          <w:lang w:val="en-GB" w:eastAsia="en-US"/>
-          <w14:ligatures w14:val="standardContextual"/>
-        </w:rPr>
-        <w:t>Online branding – Logo &amp; images of speakers and direct links to sponsor company website</w:t>
-      </w:r>
-    </w:p>
-    <w:p>
-      <w:pPr>
-        <w:numPr>
-          <w:ilvl w:val="0"/>
-          <w:numId w:val="38"/>
-        </w:numPr>
-        <w:spacing w:line="240" w:lineRule="auto"/>
-        <w:rPr>
-          <w:rFonts w:ascii="Aptos" w:hAnsi="Aptos" w:eastAsia="Times New Roman" w:cs="Aptos"/>
-          <w:color w:val="auto"/>
-          <w:sz w:val="22"/>
-          <w:szCs w:val="22"/>
-          <w:lang w:val="en-GB" w:eastAsia="en-US"/>
-          <w14:ligatures w14:val="standardContextual"/>
-        </w:rPr>
-      </w:pPr>
-      <w:r>
-        <w:rPr>
-          <w:rFonts w:ascii="Aptos" w:hAnsi="Aptos" w:eastAsia="Times New Roman" w:cs="Aptos"/>
-          <w:color w:val="auto"/>
-          <w:sz w:val="22"/>
-          <w:szCs w:val="22"/>
-          <w:lang w:val="en-GB" w:eastAsia="en-US"/>
-          <w14:ligatures w14:val="standardContextual"/>
-        </w:rPr>
-        <w:t>Marketing campaigns – included on all email campaigns prior to the event</w:t>
-      </w:r>
-    </w:p>
-    <w:p>
-      <w:pPr>
-        <w:numPr>
-          <w:ilvl w:val="0"/>
-          <w:numId w:val="38"/>
-        </w:numPr>
-        <w:spacing w:line="240" w:lineRule="auto"/>
-        <w:rPr>
-          <w:rFonts w:ascii="Aptos" w:hAnsi="Aptos" w:eastAsia="Times New Roman" w:cs="Aptos"/>
-          <w:color w:val="auto"/>
-          <w:sz w:val="22"/>
-          <w:szCs w:val="22"/>
-          <w:lang w:val="en-GB" w:eastAsia="en-US"/>
-          <w14:ligatures w14:val="standardContextual"/>
-        </w:rPr>
-      </w:pPr>
-      <w:r>
-        <w:rPr>
-          <w:rFonts w:ascii="Aptos" w:hAnsi="Aptos" w:eastAsia="Times New Roman" w:cs="Aptos"/>
-          <w:color w:val="auto"/>
-          <w:sz w:val="22"/>
-          <w:szCs w:val="22"/>
-          <w:lang w:val="en-GB" w:eastAsia="en-US"/>
-          <w14:ligatures w14:val="standardContextual"/>
-        </w:rPr>
-        <w:t xml:space="preserve">One-page A4 advert included into the conference brochure </w:t>
-      </w:r>
-    </w:p>
-    <w:p>
-      <w:pPr>
-        <w:numPr>
-          <w:ilvl w:val="0"/>
-          <w:numId w:val="38"/>
-        </w:numPr>
-        <w:spacing w:line="240" w:lineRule="auto"/>
-        <w:rPr>
-          <w:rFonts w:ascii="Aptos" w:hAnsi="Aptos" w:eastAsia="Times New Roman" w:cs="Aptos"/>
-          <w:color w:val="auto"/>
-          <w:sz w:val="22"/>
-          <w:szCs w:val="22"/>
-          <w:lang w:val="en-GB" w:eastAsia="en-US"/>
-          <w14:ligatures w14:val="standardContextual"/>
-        </w:rPr>
-      </w:pPr>
-      <w:r>
-        <w:rPr>
-          <w:rFonts w:ascii="Aptos" w:hAnsi="Aptos" w:eastAsia="Times New Roman" w:cs="Aptos"/>
-          <w:color w:val="auto"/>
-          <w:sz w:val="22"/>
-          <w:szCs w:val="22"/>
-          <w:lang w:val="en-GB" w:eastAsia="en-US"/>
-          <w14:ligatures w14:val="standardContextual"/>
-        </w:rPr>
-        <w:t>2 passes to the LPGP drinks and canapés reception after the conference</w:t>
+        <w:t>Additional Notes: {{additional_notes}}</w:t>
       </w:r>
     </w:p>
     <w:p>

--- a/public/invoice_template.docx
+++ b/public/invoice_template.docx
@@ -1,6 +1,6 @@
 
 <file path=word/document.xml><?xml version="1.0" encoding="utf-8"?>
-<w:document xmlns:wpc="http://schemas.microsoft.com/office/word/2010/wordprocessingCanvas" xmlns:cx="http://schemas.microsoft.com/office/drawing/2014/chartex" xmlns:cx1="http://schemas.microsoft.com/office/drawing/2015/9/8/chartex" xmlns:cx2="http://schemas.microsoft.com/office/drawing/2015/10/21/chartex" xmlns:cx3="http://schemas.microsoft.com/office/drawing/2016/5/9/chartex" xmlns:cx4="http://schemas.microsoft.com/office/drawing/2016/5/10/chartex" xmlns:cx5="http://schemas.microsoft.com/office/drawing/2016/5/11/chartex" xmlns:cx6="http://schemas.microsoft.com/office/drawing/2016/5/12/chartex" xmlns:cx7="http://schemas.microsoft.com/office/drawing/2016/5/13/chartex" xmlns:cx8="http://schemas.microsoft.com/office/drawing/2016/5/14/chartex" xmlns:mc="http://schemas.openxmlformats.org/markup-compatibility/2006" xmlns:aink="http://schemas.microsoft.com/office/drawing/2016/ink" xmlns:am3d="http://schemas.microsoft.com/office/drawing/2017/model3d" xmlns:o="urn:schemas-microsoft-com:office:office" xmlns:oel="http://schemas.microsoft.com/office/2019/extlst" xmlns:r="http://schemas.openxmlformats.org/officeDocument/2006/relationships" xmlns:m="http://schemas.openxmlformats.org/officeDocument/2006/math" xmlns:v="urn:schemas-microsoft-com:vml" xmlns:wp14="http://schemas.microsoft.com/office/word/2010/wordprocessingDrawing" xmlns:wp="http://schemas.openxmlformats.org/drawingml/2006/wordprocessingDrawing" xmlns:w10="urn:schemas-microsoft-com:office:word" xmlns:w="http://schemas.openxmlformats.org/wordprocessingml/2006/main" xmlns:w14="http://schemas.microsoft.com/office/word/2010/wordml" xmlns:w15="http://schemas.microsoft.com/office/word/2012/wordml" xmlns:w16cex="http://schemas.microsoft.com/office/word/2018/wordml/cex" xmlns:w16cid="http://schemas.microsoft.com/office/word/2016/wordml/cid" xmlns:w16="http://schemas.microsoft.com/office/word/2018/wordml" xmlns:w16du="http://schemas.microsoft.com/office/word/2023/wordml/word16du" xmlns:w16sdtdh="http://schemas.microsoft.com/office/word/2020/wordml/sdtdatahash" xmlns:w16sdtfl="http://schemas.microsoft.com/office/word/2024/wordml/sdtformatlock" xmlns:w16se="http://schemas.microsoft.com/office/word/2015/wordml/symex" xmlns:wpg="http://schemas.microsoft.com/office/word/2010/wordprocessingGroup" xmlns:wpi="http://schemas.microsoft.com/office/word/2010/wordprocessingInk" xmlns:wne="http://schemas.microsoft.com/office/word/2006/wordml" xmlns:wps="http://schemas.microsoft.com/office/word/2010/wordprocessingShape" xmlns:a="http://schemas.openxmlformats.org/drawingml/2006/main" xmlns:pic="http://schemas.openxmlformats.org/drawingml/2006/picture" xmlns:a14="http://schemas.microsoft.com/office/drawing/2010/main" mc:Ignorable="w14 w15 w16se w16cid w16 w16cex w16sdtdh w16sdtfl w16du wp14">
+<w:document xmlns:wpc="http://schemas.microsoft.com/office/word/2010/wordprocessingCanvas" xmlns:cx="http://schemas.microsoft.com/office/drawing/2014/chartex" xmlns:cx1="http://schemas.microsoft.com/office/drawing/2015/9/8/chartex" xmlns:cx2="http://schemas.microsoft.com/office/drawing/2015/10/21/chartex" xmlns:cx3="http://schemas.microsoft.com/office/drawing/2016/5/9/chartex" xmlns:cx4="http://schemas.microsoft.com/office/drawing/2016/5/10/chartex" xmlns:cx5="http://schemas.microsoft.com/office/drawing/2016/5/11/chartex" xmlns:cx6="http://schemas.microsoft.com/office/drawing/2016/5/12/chartex" xmlns:cx7="http://schemas.microsoft.com/office/drawing/2016/5/13/chartex" xmlns:cx8="http://schemas.microsoft.com/office/drawing/2016/5/14/chartex" xmlns:mc="http://schemas.openxmlformats.org/markup-compatibility/2006" xmlns:aink="http://schemas.microsoft.com/office/drawing/2016/ink" xmlns:am3d="http://schemas.microsoft.com/office/drawing/2017/model3d" xmlns:o="urn:schemas-microsoft-com:office:office" xmlns:oel="http://schemas.microsoft.com/office/2019/extlst" xmlns:r="http://schemas.openxmlformats.org/officeDocument/2006/relationships" xmlns:m="http://schemas.openxmlformats.org/officeDocument/2006/math" xmlns:v="urn:schemas-microsoft-com:vml" xmlns:wp14="http://schemas.microsoft.com/office/word/2010/wordprocessingDrawing" xmlns:wp="http://schemas.openxmlformats.org/drawingml/2006/wordprocessingDrawing" xmlns:w10="urn:schemas-microsoft-com:office:word" xmlns:w="http://schemas.openxmlformats.org/wordprocessingml/2006/main" xmlns:w14="http://schemas.microsoft.com/office/word/2010/wordml" xmlns:w15="http://schemas.microsoft.com/office/word/2012/wordml" xmlns:w16cex="http://schemas.microsoft.com/office/word/2018/wordml/cex" xmlns:w16cid="http://schemas.microsoft.com/office/word/2016/wordml/cid" xmlns:w16="http://schemas.microsoft.com/office/word/2018/wordml" xmlns:w16du="http://schemas.microsoft.com/office/word/2023/wordml/word16du" xmlns:w16sdtdh="http://schemas.microsoft.com/office/word/2020/wordml/sdtdatahash" xmlns:w16sdtfl="http://schemas.microsoft.com/office/word/2024/wordml/sdtformatlock" xmlns:w16se="http://schemas.microsoft.com/office/word/2015/wordml/symex" xmlns:wpg="http://schemas.microsoft.com/office/word/2010/wordprocessingGroup" xmlns:wpi="http://schemas.microsoft.com/office/word/2010/wordprocessingInk" xmlns:wne="http://schemas.microsoft.com/office/word/2006/wordml" xmlns:wps="http://schemas.microsoft.com/office/word/2010/wordprocessingShape" mc:Ignorable="w14 w15 w16se w16cid w16 w16cex w16sdtdh w16sdtfl w16du wp14">
   <w:body>
     <w:tbl>
       <w:tblPr>
@@ -17,7 +17,7 @@
       </w:tblGrid>
       <w:tr>
         <w:trPr>
-          <w:trHeight w:val="624" w:hRule="exact"/>
+          <w:trHeight w:hRule="exact" w:val="624"/>
         </w:trPr>
         <w:tc>
           <w:tcPr>
@@ -129,7 +129,16 @@
             <w:pPr>
               <w:cnfStyle w:val="000000000000" w:firstRow="0" w:lastRow="0" w:firstColumn="0" w:lastColumn="0" w:oddVBand="0" w:evenVBand="0" w:oddHBand="0" w:evenHBand="0" w:firstRowFirstColumn="0" w:firstRowLastColumn="0" w:lastRowFirstColumn="0" w:lastRowLastColumn="0"/>
               <w:rPr>
-                <w:rFonts w:ascii="Microsoft Sans Serif" w:hAnsi="Microsoft Sans Serif" w:cs="Microsoft Sans Serif" w:eastAsiaTheme="minorHAnsi"/>
+                <w:rFonts w:ascii="Microsoft Sans Serif" w:hAnsi="Microsoft Sans Serif" w:cs="Microsoft Sans Serif"/>
+                <w:color w:val="262626"/>
+              </w:rPr>
+            </w:pPr>
+          </w:p>
+          <w:p>
+            <w:pPr>
+              <w:cnfStyle w:val="000000000000" w:firstRow="0" w:lastRow="0" w:firstColumn="0" w:lastColumn="0" w:oddVBand="0" w:evenVBand="0" w:oddHBand="0" w:evenHBand="0" w:firstRowFirstColumn="0" w:firstRowLastColumn="0" w:lastRowFirstColumn="0" w:lastRowLastColumn="0"/>
+              <w:rPr>
+                <w:rFonts w:ascii="Microsoft Sans Serif" w:eastAsiaTheme="minorHAnsi" w:hAnsi="Microsoft Sans Serif" w:cs="Microsoft Sans Serif"/>
                 <w:color w:val="262626"/>
                 <w:sz w:val="22"/>
                 <w:szCs w:val="22"/>
@@ -252,7 +261,7 @@
               <w:rPr>
                 <w:rFonts w:ascii="Microsoft Sans Serif" w:hAnsi="Microsoft Sans Serif" w:cs="Microsoft Sans Serif"/>
               </w:rPr>
-              <w:t>{{date}}</w:t>
+              <w:t xml:space="preserve">{{date}}</w:t>
             </w:r>
           </w:p>
           <w:p>
@@ -337,13 +346,13 @@
               <w:rPr>
                 <w:rFonts w:ascii="Microsoft Sans Serif" w:hAnsi="Microsoft Sans Serif" w:cs="Microsoft Sans Serif"/>
               </w:rPr>
-              <w:t xml:space="preserve">Contact: </w:t>
+              <w:t>Contact:</w:t>
             </w:r>
             <w:r>
               <w:rPr>
                 <w:rFonts w:ascii="Microsoft Sans Serif" w:hAnsi="Microsoft Sans Serif" w:cs="Microsoft Sans Serif"/>
               </w:rPr>
-              <w:t>{{contact_name}}</w:t>
+              <w:t xml:space="preserve"> {{contact_name}}</w:t>
             </w:r>
           </w:p>
         </w:tc>
@@ -400,7 +409,7 @@
               <w:rPr>
                 <w:rFonts w:ascii="Microsoft Sans Serif" w:hAnsi="Microsoft Sans Serif" w:cs="Microsoft Sans Serif"/>
               </w:rPr>
-              <w:t>{{company_name}}</w:t>
+              <w:t xml:space="preserve">{{company_name}}</w:t>
             </w:r>
           </w:p>
         </w:tc>
@@ -455,7 +464,7 @@
               <w:rPr>
                 <w:rFonts w:ascii="Microsoft Sans Serif" w:hAnsi="Microsoft Sans Serif" w:cs="Microsoft Sans Serif"/>
               </w:rPr>
-              <w:t>{{address}}</w:t>
+              <w:t xml:space="preserve">{{address}}</w:t>
             </w:r>
           </w:p>
         </w:tc>
@@ -507,14 +516,12 @@
               </w:rPr>
               <w:t xml:space="preserve">Email: </w:t>
             </w:r>
-            <w:hyperlink w:history="1" r:id="rId11">
-              <w:r>
-                <w:rPr>
-                  <w:rStyle w:val="Hyperlink"/>
-                </w:rPr>
-                <w:t>{{email}}</w:t>
-              </w:r>
-            </w:hyperlink>
+            <w:r>
+              <w:rPr>
+                <w:rFonts w:ascii="Microsoft Sans Serif" w:hAnsi="Microsoft Sans Serif" w:cs="Microsoft Sans Serif"/>
+              </w:rPr>
+              <w:t xml:space="preserve">{{email}}</w:t>
+            </w:r>
           </w:p>
           <w:p>
             <w:pPr>
@@ -538,9 +545,8 @@
             <w:r>
               <w:rPr>
                 <w:rFonts w:ascii="Microsoft Sans Serif" w:hAnsi="Microsoft Sans Serif" w:cs="Microsoft Sans Serif"/>
-                <w:color w:val="000000"/>
               </w:rPr>
-              <w:t>{{invoice_number}}</w:t>
+              <w:t xml:space="preserve">{{invoice_number}}</w:t>
             </w:r>
           </w:p>
           <w:p>
@@ -633,10 +639,10 @@
               <w:tcPr>
                 <w:tcW w:w="4635" w:type="dxa"/>
                 <w:tcBorders>
-                  <w:top w:val="single" w:color="auto" w:sz="4" w:space="0"/>
-                  <w:left w:val="single" w:color="auto" w:sz="4" w:space="0"/>
-                  <w:bottom w:val="single" w:color="auto" w:sz="4" w:space="0"/>
-                  <w:right w:val="single" w:color="auto" w:sz="4" w:space="0"/>
+                  <w:top w:val="single" w:sz="4" w:space="0" w:color="auto"/>
+                  <w:left w:val="single" w:sz="4" w:space="0" w:color="auto"/>
+                  <w:bottom w:val="single" w:sz="4" w:space="0" w:color="auto"/>
+                  <w:right w:val="single" w:sz="4" w:space="0" w:color="auto"/>
                 </w:tcBorders>
                 <w:tcMar>
                   <w:top w:w="115" w:type="dxa"/>
@@ -647,7 +653,7 @@
               <w:p>
                 <w:pPr>
                   <w:pStyle w:val="Style1"/>
-                  <w:framePr w:hSpace="0" w:wrap="auto" w:hAnchor="text" w:vAnchor="margin" w:xAlign="left" w:yAlign="inline"/>
+                  <w:framePr w:hSpace="0" w:wrap="auto" w:vAnchor="margin" w:hAnchor="text" w:xAlign="left" w:yAlign="inline"/>
                   <w:jc w:val="center"/>
                   <w:rPr>
                     <w:color w:val="000000" w:themeColor="text1"/>
@@ -684,10 +690,10 @@
                 <w:tcW w:w="1710" w:type="dxa"/>
                 <w:gridSpan w:val="2"/>
                 <w:tcBorders>
-                  <w:top w:val="single" w:color="auto" w:sz="4" w:space="0"/>
-                  <w:left w:val="single" w:color="auto" w:sz="4" w:space="0"/>
-                  <w:bottom w:val="single" w:color="auto" w:sz="4" w:space="0"/>
-                  <w:right w:val="single" w:color="auto" w:sz="4" w:space="0"/>
+                  <w:top w:val="single" w:sz="4" w:space="0" w:color="auto"/>
+                  <w:left w:val="single" w:sz="4" w:space="0" w:color="auto"/>
+                  <w:bottom w:val="single" w:sz="4" w:space="0" w:color="auto"/>
+                  <w:right w:val="single" w:sz="4" w:space="0" w:color="auto"/>
                 </w:tcBorders>
                 <w:tcMar>
                   <w:top w:w="115" w:type="dxa"/>
@@ -698,7 +704,7 @@
               <w:p>
                 <w:pPr>
                   <w:pStyle w:val="Style1"/>
-                  <w:framePr w:hSpace="0" w:wrap="auto" w:hAnchor="text" w:vAnchor="margin" w:xAlign="left" w:yAlign="inline"/>
+                  <w:framePr w:hSpace="0" w:wrap="auto" w:vAnchor="margin" w:hAnchor="text" w:xAlign="left" w:yAlign="inline"/>
                   <w:jc w:val="center"/>
                   <w:rPr>
                     <w:caps w:val="0"/>
@@ -720,10 +726,10 @@
             <w:tcW w:w="3006" w:type="dxa"/>
             <w:gridSpan w:val="2"/>
             <w:tcBorders>
-              <w:top w:val="single" w:color="auto" w:sz="4" w:space="0"/>
-              <w:left w:val="single" w:color="auto" w:sz="4" w:space="0"/>
-              <w:bottom w:val="single" w:color="auto" w:sz="4" w:space="0"/>
-              <w:right w:val="single" w:color="auto" w:sz="4" w:space="0"/>
+              <w:top w:val="single" w:sz="4" w:space="0" w:color="auto"/>
+              <w:left w:val="single" w:sz="4" w:space="0" w:color="auto"/>
+              <w:bottom w:val="single" w:sz="4" w:space="0" w:color="auto"/>
+              <w:right w:val="single" w:sz="4" w:space="0" w:color="auto"/>
             </w:tcBorders>
             <w:tcMar>
               <w:top w:w="115" w:type="dxa"/>
@@ -734,7 +740,7 @@
           <w:p>
             <w:pPr>
               <w:pStyle w:val="Style1"/>
-              <w:framePr w:hSpace="0" w:wrap="auto" w:hAnchor="text" w:vAnchor="margin" w:xAlign="left" w:yAlign="inline"/>
+              <w:framePr w:hSpace="0" w:wrap="auto" w:vAnchor="margin" w:hAnchor="text" w:xAlign="left" w:yAlign="inline"/>
               <w:jc w:val="center"/>
               <w:rPr>
                 <w:caps w:val="0"/>
@@ -759,10 +765,10 @@
           <w:tcPr>
             <w:tcW w:w="4635" w:type="dxa"/>
             <w:tcBorders>
-              <w:top w:val="single" w:color="auto" w:sz="4" w:space="0"/>
-              <w:left w:val="single" w:color="auto" w:sz="4" w:space="0"/>
-              <w:bottom w:val="single" w:color="auto" w:sz="4" w:space="0"/>
-              <w:right w:val="single" w:color="auto" w:sz="4" w:space="0"/>
+              <w:top w:val="single" w:sz="4" w:space="0" w:color="auto"/>
+              <w:left w:val="single" w:sz="4" w:space="0" w:color="auto"/>
+              <w:bottom w:val="single" w:sz="4" w:space="0" w:color="auto"/>
+              <w:right w:val="single" w:sz="4" w:space="0" w:color="auto"/>
               <w:tl2br w:val="nil"/>
               <w:tr2bl w:val="nil"/>
             </w:tcBorders>
@@ -827,10 +833,10 @@
             <w:tcW w:w="1710" w:type="dxa"/>
             <w:gridSpan w:val="2"/>
             <w:tcBorders>
-              <w:top w:val="single" w:color="auto" w:sz="4" w:space="0"/>
-              <w:left w:val="single" w:color="auto" w:sz="4" w:space="0"/>
-              <w:bottom w:val="single" w:color="auto" w:sz="4" w:space="0"/>
-              <w:right w:val="single" w:color="auto" w:sz="4" w:space="0"/>
+              <w:top w:val="single" w:sz="4" w:space="0" w:color="auto"/>
+              <w:left w:val="single" w:sz="4" w:space="0" w:color="auto"/>
+              <w:bottom w:val="single" w:sz="4" w:space="0" w:color="auto"/>
+              <w:right w:val="single" w:sz="4" w:space="0" w:color="auto"/>
               <w:tl2br w:val="nil"/>
               <w:tr2bl w:val="nil"/>
             </w:tcBorders>
@@ -848,14 +854,36 @@
             </w:pPr>
             <w:r>
               <w:rPr>
-                <w:rFonts w:ascii="Aptos" w:hAnsi="Aptos" w:eastAsia="Aptos" w:cs="Aptos"/>
+                <w:rFonts w:ascii="Aptos" w:eastAsia="Aptos" w:hAnsi="Aptos" w:cs="Aptos"/>
                 <w:b w:val="0"/>
                 <w:color w:val="auto"/>
                 <w:sz w:val="20"/>
                 <w:szCs w:val="20"/>
                 <w:lang w:val="en-GB" w:eastAsia="en-GB"/>
               </w:rPr>
-              <w:t xml:space="preserve">£ {{amount_ex_vat}}</w:t>
+              <w:t>£</w:t>
+            </w:r>
+            <w:r>
+              <w:rPr>
+                <w:rFonts w:ascii="Aptos" w:eastAsia="Aptos" w:hAnsi="Aptos" w:cs="Aptos"/>
+                <w:b w:val="0"/>
+                <w:color w:val="auto"/>
+                <w:sz w:val="20"/>
+                <w:szCs w:val="20"/>
+                <w:lang w:val="en-GB" w:eastAsia="en-GB"/>
+              </w:rPr>
+              <w:t xml:space="preserve"> </w:t>
+            </w:r>
+            <w:r>
+              <w:rPr>
+                <w:rFonts w:ascii="Aptos" w:eastAsia="Aptos" w:hAnsi="Aptos" w:cs="Aptos"/>
+                <w:b w:val="0"/>
+                <w:color w:val="auto"/>
+                <w:sz w:val="20"/>
+                <w:szCs w:val="20"/>
+                <w:lang w:val="en-GB" w:eastAsia="en-GB"/>
+              </w:rPr>
+              <w:t xml:space="preserve">{{amount_ex_vat}}</w:t>
             </w:r>
           </w:p>
         </w:tc>
@@ -864,10 +892,10 @@
             <w:tcW w:w="3006" w:type="dxa"/>
             <w:gridSpan w:val="2"/>
             <w:tcBorders>
-              <w:top w:val="single" w:color="auto" w:sz="4" w:space="0"/>
-              <w:left w:val="single" w:color="auto" w:sz="4" w:space="0"/>
-              <w:bottom w:val="single" w:color="auto" w:sz="4" w:space="0"/>
-              <w:right w:val="single" w:color="auto" w:sz="4" w:space="0"/>
+              <w:top w:val="single" w:sz="4" w:space="0" w:color="auto"/>
+              <w:left w:val="single" w:sz="4" w:space="0" w:color="auto"/>
+              <w:bottom w:val="single" w:sz="4" w:space="0" w:color="auto"/>
+              <w:right w:val="single" w:sz="4" w:space="0" w:color="auto"/>
               <w:tl2br w:val="nil"/>
               <w:tr2bl w:val="nil"/>
             </w:tcBorders>
@@ -889,14 +917,36 @@
             </w:pPr>
             <w:r>
               <w:rPr>
-                <w:rFonts w:ascii="Aptos" w:hAnsi="Aptos" w:eastAsia="Aptos" w:cs="Aptos"/>
+                <w:rFonts w:ascii="Aptos" w:eastAsia="Aptos" w:hAnsi="Aptos" w:cs="Aptos"/>
                 <w:b w:val="0"/>
                 <w:color w:val="auto"/>
                 <w:sz w:val="20"/>
                 <w:szCs w:val="20"/>
                 <w:lang w:val="en-GB" w:eastAsia="en-GB"/>
               </w:rPr>
-              <w:t xml:space="preserve">£ {{amount_ex_vat}}</w:t>
+              <w:t>£</w:t>
+            </w:r>
+            <w:r>
+              <w:rPr>
+                <w:rFonts w:ascii="Aptos" w:eastAsia="Aptos" w:hAnsi="Aptos" w:cs="Aptos"/>
+                <w:b w:val="0"/>
+                <w:color w:val="auto"/>
+                <w:sz w:val="20"/>
+                <w:szCs w:val="20"/>
+                <w:lang w:val="en-GB" w:eastAsia="en-GB"/>
+              </w:rPr>
+              <w:t xml:space="preserve"> </w:t>
+            </w:r>
+            <w:r>
+              <w:rPr>
+                <w:rFonts w:ascii="Aptos" w:eastAsia="Aptos" w:hAnsi="Aptos" w:cs="Aptos"/>
+                <w:b w:val="0"/>
+                <w:color w:val="auto"/>
+                <w:sz w:val="20"/>
+                <w:szCs w:val="20"/>
+                <w:lang w:val="en-GB" w:eastAsia="en-GB"/>
+              </w:rPr>
+              <w:t xml:space="preserve">{{amount_ex_vat}}</w:t>
             </w:r>
           </w:p>
         </w:tc>
@@ -913,10 +963,10 @@
             <w:tcW w:w="1447" w:type="dxa"/>
             <w:gridSpan w:val="2"/>
             <w:tcBorders>
-              <w:top w:val="single" w:color="auto" w:sz="4" w:space="0"/>
+              <w:top w:val="single" w:sz="4" w:space="0" w:color="auto"/>
               <w:left w:val="nil"/>
               <w:bottom w:val="nil"/>
-              <w:right w:val="single" w:color="auto" w:sz="4" w:space="0"/>
+              <w:right w:val="single" w:sz="4" w:space="0" w:color="auto"/>
               <w:tl2br w:val="nil"/>
               <w:tr2bl w:val="nil"/>
             </w:tcBorders>
@@ -952,10 +1002,10 @@
           <w:tcPr>
             <w:tcW w:w="2977" w:type="dxa"/>
             <w:tcBorders>
-              <w:top w:val="single" w:color="auto" w:sz="4" w:space="0"/>
-              <w:left w:val="single" w:color="auto" w:sz="4" w:space="0"/>
-              <w:bottom w:val="single" w:color="auto" w:sz="4" w:space="0"/>
-              <w:right w:val="single" w:color="auto" w:sz="4" w:space="0"/>
+              <w:top w:val="single" w:sz="4" w:space="0" w:color="auto"/>
+              <w:left w:val="single" w:sz="4" w:space="0" w:color="auto"/>
+              <w:bottom w:val="single" w:sz="4" w:space="0" w:color="auto"/>
+              <w:right w:val="single" w:sz="4" w:space="0" w:color="auto"/>
               <w:tl2br w:val="nil"/>
               <w:tr2bl w:val="nil"/>
             </w:tcBorders>
@@ -972,14 +1022,36 @@
             </w:pPr>
             <w:r>
               <w:rPr>
-                <w:rFonts w:ascii="Aptos" w:hAnsi="Aptos" w:eastAsia="Aptos" w:cs="Aptos"/>
+                <w:rFonts w:ascii="Aptos" w:eastAsia="Aptos" w:hAnsi="Aptos" w:cs="Aptos"/>
                 <w:b w:val="0"/>
                 <w:color w:val="auto"/>
                 <w:sz w:val="20"/>
                 <w:szCs w:val="20"/>
                 <w:lang w:val="en-GB" w:eastAsia="en-GB"/>
               </w:rPr>
-              <w:t xml:space="preserve">£ {{amount_ex_vat}}</w:t>
+              <w:t>£</w:t>
+            </w:r>
+            <w:r>
+              <w:rPr>
+                <w:rFonts w:ascii="Aptos" w:eastAsia="Aptos" w:hAnsi="Aptos" w:cs="Aptos"/>
+                <w:b w:val="0"/>
+                <w:color w:val="auto"/>
+                <w:sz w:val="20"/>
+                <w:szCs w:val="20"/>
+                <w:lang w:val="en-GB" w:eastAsia="en-GB"/>
+              </w:rPr>
+              <w:t xml:space="preserve"> </w:t>
+            </w:r>
+            <w:r>
+              <w:rPr>
+                <w:rFonts w:ascii="Aptos" w:eastAsia="Aptos" w:hAnsi="Aptos" w:cs="Aptos"/>
+                <w:b w:val="0"/>
+                <w:color w:val="auto"/>
+                <w:sz w:val="20"/>
+                <w:szCs w:val="20"/>
+                <w:lang w:val="en-GB" w:eastAsia="en-GB"/>
+              </w:rPr>
+              <w:t xml:space="preserve">{{amount_ex_vat}}</w:t>
             </w:r>
           </w:p>
         </w:tc>
@@ -999,7 +1071,7 @@
               <w:top w:val="nil"/>
               <w:left w:val="nil"/>
               <w:bottom w:val="nil"/>
-              <w:right w:val="single" w:color="auto" w:sz="4" w:space="0"/>
+              <w:right w:val="single" w:sz="4" w:space="0" w:color="auto"/>
               <w:tl2br w:val="nil"/>
               <w:tr2bl w:val="nil"/>
             </w:tcBorders>
@@ -1045,10 +1117,10 @@
           <w:tcPr>
             <w:tcW w:w="2977" w:type="dxa"/>
             <w:tcBorders>
-              <w:top w:val="single" w:color="auto" w:sz="4" w:space="0"/>
-              <w:left w:val="single" w:color="auto" w:sz="4" w:space="0"/>
-              <w:bottom w:val="single" w:color="auto" w:sz="4" w:space="0"/>
-              <w:right w:val="single" w:color="auto" w:sz="4" w:space="0"/>
+              <w:top w:val="single" w:sz="4" w:space="0" w:color="auto"/>
+              <w:left w:val="single" w:sz="4" w:space="0" w:color="auto"/>
+              <w:bottom w:val="single" w:sz="4" w:space="0" w:color="auto"/>
+              <w:right w:val="single" w:sz="4" w:space="0" w:color="auto"/>
               <w:tl2br w:val="nil"/>
               <w:tr2bl w:val="nil"/>
             </w:tcBorders>
@@ -1071,7 +1143,18 @@
                 <w:bCs/>
                 <w:sz w:val="18"/>
               </w:rPr>
-              <w:t>£{{vat_amount}}</w:t>
+              <w:t>£</w:t>
+            </w:r>
+            <w:r>
+              <w:rPr>
+                <w:rFonts w:ascii="Aptos" w:eastAsia="Aptos" w:hAnsi="Aptos" w:cs="Aptos"/>
+                <w:b w:val="0"/>
+                <w:color w:val="auto"/>
+                <w:sz w:val="20"/>
+                <w:szCs w:val="20"/>
+                <w:lang w:val="en-GB" w:eastAsia="en-GB"/>
+              </w:rPr>
+              <w:t xml:space="preserve">{{vat_amount}}</w:t>
             </w:r>
           </w:p>
         </w:tc>
@@ -1091,7 +1174,7 @@
               <w:top w:val="nil"/>
               <w:left w:val="nil"/>
               <w:bottom w:val="nil"/>
-              <w:right w:val="single" w:color="auto" w:sz="4" w:space="0"/>
+              <w:right w:val="single" w:sz="4" w:space="0" w:color="auto"/>
               <w:tl2br w:val="nil"/>
               <w:tr2bl w:val="nil"/>
             </w:tcBorders>
@@ -1137,10 +1220,10 @@
           <w:tcPr>
             <w:tcW w:w="2977" w:type="dxa"/>
             <w:tcBorders>
-              <w:top w:val="single" w:color="auto" w:sz="4" w:space="0"/>
-              <w:left w:val="single" w:color="auto" w:sz="4" w:space="0"/>
-              <w:bottom w:val="single" w:color="auto" w:sz="4" w:space="0"/>
-              <w:right w:val="single" w:color="auto" w:sz="4" w:space="0"/>
+              <w:top w:val="single" w:sz="4" w:space="0" w:color="auto"/>
+              <w:left w:val="single" w:sz="4" w:space="0" w:color="auto"/>
+              <w:bottom w:val="single" w:sz="4" w:space="0" w:color="auto"/>
+              <w:right w:val="single" w:sz="4" w:space="0" w:color="auto"/>
               <w:tl2br w:val="nil"/>
               <w:tr2bl w:val="nil"/>
             </w:tcBorders>
@@ -1158,14 +1241,25 @@
             </w:pPr>
             <w:r>
               <w:rPr>
-                <w:rFonts w:ascii="Aptos" w:hAnsi="Aptos" w:eastAsia="Aptos" w:cs="Aptos"/>
+                <w:rFonts w:ascii="Aptos" w:eastAsia="Aptos" w:hAnsi="Aptos" w:cs="Aptos"/>
                 <w:b w:val="0"/>
                 <w:color w:val="auto"/>
                 <w:sz w:val="20"/>
                 <w:szCs w:val="20"/>
                 <w:lang w:val="en-GB" w:eastAsia="en-GB"/>
               </w:rPr>
-              <w:t>£{{total_due}}</w:t>
+              <w:t>£</w:t>
+            </w:r>
+            <w:r>
+              <w:rPr>
+                <w:rFonts w:ascii="Aptos" w:eastAsia="Aptos" w:hAnsi="Aptos" w:cs="Aptos"/>
+                <w:b w:val="0"/>
+                <w:color w:val="auto"/>
+                <w:sz w:val="20"/>
+                <w:szCs w:val="20"/>
+                <w:lang w:val="en-GB" w:eastAsia="en-GB"/>
+              </w:rPr>
+              <w:t xml:space="preserve">{{total_due}}</w:t>
             </w:r>
           </w:p>
         </w:tc>
@@ -1199,17 +1293,17 @@
             <w:cnfStyle w:val="001000000000" w:firstRow="0" w:lastRow="0" w:firstColumn="1" w:lastColumn="0" w:oddVBand="0" w:evenVBand="0" w:oddHBand="0" w:evenHBand="0" w:firstRowFirstColumn="0" w:firstRowLastColumn="0" w:lastRowFirstColumn="0" w:lastRowLastColumn="0"/>
             <w:tcW w:w="10502" w:type="dxa"/>
             <w:tcBorders>
-              <w:top w:val="single" w:color="auto" w:sz="4" w:space="0"/>
-              <w:left w:val="single" w:color="auto" w:sz="4" w:space="0"/>
-              <w:bottom w:val="single" w:color="auto" w:sz="4" w:space="0"/>
-              <w:right w:val="single" w:color="auto" w:sz="4" w:space="0"/>
+              <w:top w:val="single" w:sz="4" w:space="0" w:color="auto"/>
+              <w:left w:val="single" w:sz="4" w:space="0" w:color="auto"/>
+              <w:bottom w:val="single" w:sz="4" w:space="0" w:color="auto"/>
+              <w:right w:val="single" w:sz="4" w:space="0" w:color="auto"/>
             </w:tcBorders>
           </w:tcPr>
           <w:p>
             <w:pPr>
               <w:spacing w:line="240" w:lineRule="auto"/>
               <w:rPr>
-                <w:rFonts w:ascii="Microsoft Sans Serif" w:hAnsi="Microsoft Sans Serif" w:eastAsia="Calibri" w:cs="Microsoft Sans Serif"/>
+                <w:rFonts w:ascii="Microsoft Sans Serif" w:eastAsia="Calibri" w:hAnsi="Microsoft Sans Serif" w:cs="Microsoft Sans Serif"/>
                 <w:b/>
                 <w:bCs/>
                 <w:color w:val="0563C1"/>
@@ -1221,7 +1315,7 @@
             </w:pPr>
             <w:r>
               <w:rPr>
-                <w:rFonts w:ascii="Microsoft Sans Serif" w:hAnsi="Microsoft Sans Serif" w:eastAsia="Calibri" w:cs="Microsoft Sans Serif"/>
+                <w:rFonts w:ascii="Microsoft Sans Serif" w:eastAsia="Calibri" w:hAnsi="Microsoft Sans Serif" w:cs="Microsoft Sans Serif"/>
                 <w:b/>
                 <w:bCs/>
                 <w:color w:val="auto"/>
@@ -1233,7 +1327,7 @@
             </w:r>
             <w:r>
               <w:rPr>
-                <w:rFonts w:ascii="Microsoft Sans Serif" w:hAnsi="Microsoft Sans Serif" w:eastAsia="Calibri" w:cs="Microsoft Sans Serif"/>
+                <w:rFonts w:ascii="Microsoft Sans Serif" w:eastAsia="Calibri" w:hAnsi="Microsoft Sans Serif" w:cs="Microsoft Sans Serif"/>
                 <w:b/>
                 <w:bCs/>
                 <w:color w:val="auto"/>
@@ -1245,7 +1339,7 @@
             </w:r>
             <w:r>
               <w:rPr>
-                <w:rFonts w:ascii="Microsoft Sans Serif" w:hAnsi="Microsoft Sans Serif" w:eastAsia="Calibri" w:cs="Microsoft Sans Serif"/>
+                <w:rFonts w:ascii="Microsoft Sans Serif" w:eastAsia="Calibri" w:hAnsi="Microsoft Sans Serif" w:cs="Microsoft Sans Serif"/>
                 <w:b/>
                 <w:bCs/>
                 <w:color w:val="0563C1"/>
@@ -1261,7 +1355,7 @@
             <w:pPr>
               <w:spacing w:line="240" w:lineRule="auto"/>
               <w:rPr>
-                <w:rFonts w:ascii="Calibri" w:hAnsi="Calibri" w:eastAsia="Calibri" w:cs="Calibri"/>
+                <w:rFonts w:ascii="Calibri" w:eastAsia="Calibri" w:hAnsi="Calibri" w:cs="Calibri"/>
                 <w:color w:val="262626"/>
                 <w:sz w:val="22"/>
                 <w:szCs w:val="22"/>
@@ -1270,7 +1364,7 @@
             </w:pPr>
             <w:r>
               <w:rPr>
-                <w:rFonts w:ascii="Microsoft Sans Serif" w:hAnsi="Microsoft Sans Serif" w:eastAsia="Calibri" w:cs="Microsoft Sans Serif"/>
+                <w:rFonts w:ascii="Microsoft Sans Serif" w:eastAsia="Calibri" w:hAnsi="Microsoft Sans Serif" w:cs="Microsoft Sans Serif"/>
                 <w:b/>
                 <w:bCs/>
                 <w:color w:val="auto"/>
@@ -1285,7 +1379,7 @@
             <w:pPr>
               <w:spacing w:line="240" w:lineRule="auto"/>
               <w:rPr>
-                <w:rFonts w:ascii="Microsoft Sans Serif" w:hAnsi="Microsoft Sans Serif" w:eastAsia="Calibri" w:cs="Microsoft Sans Serif"/>
+                <w:rFonts w:ascii="Microsoft Sans Serif" w:eastAsia="Calibri" w:hAnsi="Microsoft Sans Serif" w:cs="Microsoft Sans Serif"/>
                 <w:b/>
                 <w:bCs/>
                 <w:color w:val="auto"/>
@@ -1296,7 +1390,7 @@
             </w:pPr>
             <w:r>
               <w:rPr>
-                <w:rFonts w:ascii="Microsoft Sans Serif" w:hAnsi="Microsoft Sans Serif" w:eastAsia="Calibri" w:cs="Microsoft Sans Serif"/>
+                <w:rFonts w:ascii="Microsoft Sans Serif" w:eastAsia="Calibri" w:hAnsi="Microsoft Sans Serif" w:cs="Microsoft Sans Serif"/>
                 <w:b/>
                 <w:bCs/>
                 <w:color w:val="auto"/>
@@ -1311,7 +1405,7 @@
             <w:pPr>
               <w:spacing w:line="240" w:lineRule="auto"/>
               <w:rPr>
-                <w:rFonts w:ascii="Microsoft Sans Serif" w:hAnsi="Microsoft Sans Serif" w:eastAsia="Calibri" w:cs="Microsoft Sans Serif"/>
+                <w:rFonts w:ascii="Microsoft Sans Serif" w:eastAsia="Calibri" w:hAnsi="Microsoft Sans Serif" w:cs="Microsoft Sans Serif"/>
                 <w:b/>
                 <w:bCs/>
                 <w:color w:val="auto"/>
@@ -1322,7 +1416,7 @@
             </w:pPr>
             <w:r>
               <w:rPr>
-                <w:rFonts w:ascii="Microsoft Sans Serif" w:hAnsi="Microsoft Sans Serif" w:eastAsia="Calibri" w:cs="Microsoft Sans Serif"/>
+                <w:rFonts w:ascii="Microsoft Sans Serif" w:eastAsia="Calibri" w:hAnsi="Microsoft Sans Serif" w:cs="Microsoft Sans Serif"/>
                 <w:b/>
                 <w:bCs/>
                 <w:color w:val="auto"/>
@@ -1337,7 +1431,7 @@
             <w:pPr>
               <w:spacing w:line="240" w:lineRule="auto"/>
               <w:rPr>
-                <w:rFonts w:ascii="Microsoft Sans Serif" w:hAnsi="Microsoft Sans Serif" w:eastAsia="Calibri" w:cs="Microsoft Sans Serif"/>
+                <w:rFonts w:ascii="Microsoft Sans Serif" w:eastAsia="Calibri" w:hAnsi="Microsoft Sans Serif" w:cs="Microsoft Sans Serif"/>
                 <w:b/>
                 <w:bCs/>
                 <w:color w:val="auto"/>
@@ -1348,7 +1442,7 @@
             </w:pPr>
             <w:r>
               <w:rPr>
-                <w:rFonts w:ascii="Microsoft Sans Serif" w:hAnsi="Microsoft Sans Serif" w:eastAsia="Calibri" w:cs="Microsoft Sans Serif"/>
+                <w:rFonts w:ascii="Microsoft Sans Serif" w:eastAsia="Calibri" w:hAnsi="Microsoft Sans Serif" w:cs="Microsoft Sans Serif"/>
                 <w:b/>
                 <w:bCs/>
                 <w:color w:val="auto"/>
@@ -1363,7 +1457,7 @@
             <w:pPr>
               <w:spacing w:line="240" w:lineRule="auto"/>
               <w:rPr>
-                <w:rFonts w:ascii="Microsoft Sans Serif" w:hAnsi="Microsoft Sans Serif" w:eastAsia="Calibri" w:cs="Microsoft Sans Serif"/>
+                <w:rFonts w:ascii="Microsoft Sans Serif" w:eastAsia="Calibri" w:hAnsi="Microsoft Sans Serif" w:cs="Microsoft Sans Serif"/>
                 <w:b/>
                 <w:bCs/>
                 <w:color w:val="auto"/>
@@ -1374,7 +1468,7 @@
             </w:pPr>
             <w:r>
               <w:rPr>
-                <w:rFonts w:ascii="Microsoft Sans Serif" w:hAnsi="Microsoft Sans Serif" w:eastAsia="Calibri" w:cs="Microsoft Sans Serif"/>
+                <w:rFonts w:ascii="Microsoft Sans Serif" w:eastAsia="Calibri" w:hAnsi="Microsoft Sans Serif" w:cs="Microsoft Sans Serif"/>
                 <w:b/>
                 <w:bCs/>
                 <w:color w:val="auto"/>
@@ -1389,7 +1483,7 @@
             <w:pPr>
               <w:spacing w:line="240" w:lineRule="auto"/>
               <w:rPr>
-                <w:rFonts w:ascii="Microsoft Sans Serif" w:hAnsi="Microsoft Sans Serif" w:eastAsia="Calibri" w:cs="Microsoft Sans Serif"/>
+                <w:rFonts w:ascii="Microsoft Sans Serif" w:eastAsia="Calibri" w:hAnsi="Microsoft Sans Serif" w:cs="Microsoft Sans Serif"/>
                 <w:b/>
                 <w:bCs/>
                 <w:color w:val="auto"/>
@@ -1400,7 +1494,7 @@
             </w:pPr>
             <w:r>
               <w:rPr>
-                <w:rFonts w:ascii="Microsoft Sans Serif" w:hAnsi="Microsoft Sans Serif" w:eastAsia="Calibri" w:cs="Microsoft Sans Serif"/>
+                <w:rFonts w:ascii="Microsoft Sans Serif" w:eastAsia="Calibri" w:hAnsi="Microsoft Sans Serif" w:cs="Microsoft Sans Serif"/>
                 <w:b/>
                 <w:bCs/>
                 <w:color w:val="auto"/>
@@ -1415,7 +1509,7 @@
             <w:pPr>
               <w:spacing w:line="240" w:lineRule="auto"/>
               <w:rPr>
-                <w:rFonts w:ascii="Microsoft Sans Serif" w:hAnsi="Microsoft Sans Serif" w:eastAsia="Calibri" w:cs="Microsoft Sans Serif"/>
+                <w:rFonts w:ascii="Microsoft Sans Serif" w:eastAsia="Calibri" w:hAnsi="Microsoft Sans Serif" w:cs="Microsoft Sans Serif"/>
                 <w:b/>
                 <w:bCs/>
                 <w:color w:val="auto"/>
@@ -1426,7 +1520,7 @@
             </w:pPr>
             <w:r>
               <w:rPr>
-                <w:rFonts w:ascii="Microsoft Sans Serif" w:hAnsi="Microsoft Sans Serif" w:eastAsia="Calibri" w:cs="Microsoft Sans Serif"/>
+                <w:rFonts w:ascii="Microsoft Sans Serif" w:eastAsia="Calibri" w:hAnsi="Microsoft Sans Serif" w:cs="Microsoft Sans Serif"/>
                 <w:b/>
                 <w:bCs/>
                 <w:color w:val="auto"/>
@@ -1457,10 +1551,10 @@
             <w:cnfStyle w:val="001000000000" w:firstRow="0" w:lastRow="0" w:firstColumn="1" w:lastColumn="0" w:oddVBand="0" w:evenVBand="0" w:oddHBand="0" w:evenHBand="0" w:firstRowFirstColumn="0" w:firstRowLastColumn="0" w:lastRowFirstColumn="0" w:lastRowLastColumn="0"/>
             <w:tcW w:w="10502" w:type="dxa"/>
             <w:tcBorders>
-              <w:top w:val="single" w:color="auto" w:sz="4" w:space="0"/>
-              <w:left w:val="single" w:color="auto" w:sz="4" w:space="0"/>
-              <w:bottom w:val="single" w:color="auto" w:sz="4" w:space="0"/>
-              <w:right w:val="single" w:color="auto" w:sz="4" w:space="0"/>
+              <w:top w:val="single" w:sz="4" w:space="0" w:color="auto"/>
+              <w:left w:val="single" w:sz="4" w:space="0" w:color="auto"/>
+              <w:bottom w:val="single" w:sz="4" w:space="0" w:color="auto"/>
+              <w:right w:val="single" w:sz="4" w:space="0" w:color="auto"/>
             </w:tcBorders>
           </w:tcPr>
           <w:p>
@@ -1555,6 +1649,51 @@
           <w:szCs w:val="20"/>
         </w:rPr>
       </w:pPr>
+    </w:p>
+    <w:p>
+      <w:pPr>
+        <w:spacing w:before="98"/>
+        <w:ind w:left="2608" w:right="2612"/>
+        <w:jc w:val="center"/>
+        <w:rPr>
+          <w:rFonts w:ascii="Trebuchet MS" w:hAnsi="Trebuchet MS"/>
+          <w:b/>
+          <w:bCs/>
+          <w:color w:val="121C23"/>
+          <w:sz w:val="20"/>
+          <w:szCs w:val="20"/>
+        </w:rPr>
+      </w:pPr>
+    </w:p>
+    <w:p>
+      <w:pPr>
+        <w:spacing w:before="98"/>
+        <w:ind w:left="2608" w:right="2612"/>
+        <w:jc w:val="center"/>
+        <w:rPr>
+          <w:rFonts w:ascii="Trebuchet MS" w:hAnsi="Trebuchet MS"/>
+          <w:b/>
+          <w:bCs/>
+          <w:color w:val="121C23"/>
+          <w:sz w:val="20"/>
+          <w:szCs w:val="20"/>
+        </w:rPr>
+      </w:pPr>
+    </w:p>
+    <w:p>
+      <w:pPr>
+        <w:spacing w:before="98"/>
+        <w:ind w:left="2608" w:right="2612"/>
+        <w:jc w:val="center"/>
+        <w:rPr>
+          <w:rFonts w:ascii="Trebuchet MS" w:hAnsi="Trebuchet MS"/>
+          <w:b/>
+          <w:bCs/>
+          <w:color w:val="121C23"/>
+          <w:sz w:val="20"/>
+          <w:szCs w:val="20"/>
+        </w:rPr>
+      </w:pPr>
       <w:r>
         <w:rPr>
           <w:rFonts w:ascii="Trebuchet MS" w:hAnsi="Trebuchet MS"/>
@@ -1681,7 +1820,7 @@
         </w:numPr>
         <w:spacing w:line="240" w:lineRule="auto"/>
         <w:rPr>
-          <w:rFonts w:ascii="Aptos" w:hAnsi="Aptos" w:eastAsia="DengXian" w:cs="Times New Roman"/>
+          <w:rFonts w:ascii="Aptos" w:eastAsia="DengXian" w:hAnsi="Aptos" w:cs="Times New Roman"/>
           <w:color w:val="262626"/>
           <w:sz w:val="22"/>
           <w:szCs w:val="22"/>
@@ -1690,7 +1829,7 @@
       </w:pPr>
       <w:r>
         <w:rPr>
-          <w:rFonts w:ascii="Aptos" w:hAnsi="Aptos" w:eastAsia="DengXian" w:cs="Times New Roman"/>
+          <w:rFonts w:ascii="Aptos" w:eastAsia="DengXian" w:hAnsi="Aptos" w:cs="Times New Roman"/>
           <w:color w:val="262626"/>
           <w:sz w:val="22"/>
           <w:szCs w:val="22"/>
@@ -1703,7 +1842,7 @@
       <w:pPr>
         <w:spacing w:line="240" w:lineRule="auto"/>
         <w:rPr>
-          <w:rFonts w:ascii="Aptos" w:hAnsi="Aptos" w:eastAsia="Aptos" w:cs="Aptos"/>
+          <w:rFonts w:ascii="Aptos" w:eastAsia="Aptos" w:hAnsi="Aptos" w:cs="Aptos"/>
           <w:b/>
           <w:bCs/>
           <w:color w:val="auto"/>
@@ -1719,7 +1858,7 @@
       <w:pPr>
         <w:spacing w:line="240" w:lineRule="auto"/>
         <w:rPr>
-          <w:rFonts w:ascii="Aptos" w:hAnsi="Aptos" w:eastAsia="Aptos" w:cs="Aptos"/>
+          <w:rFonts w:ascii="Aptos" w:eastAsia="Aptos" w:hAnsi="Aptos" w:cs="Aptos"/>
           <w:b/>
           <w:bCs/>
           <w:color w:val="auto"/>
@@ -1735,7 +1874,7 @@
       <w:pPr>
         <w:spacing w:line="240" w:lineRule="auto"/>
         <w:rPr>
-          <w:rFonts w:ascii="Aptos" w:hAnsi="Aptos" w:eastAsia="Aptos" w:cs="Aptos"/>
+          <w:rFonts w:ascii="Aptos" w:eastAsia="Aptos" w:hAnsi="Aptos" w:cs="Aptos"/>
           <w:color w:val="auto"/>
           <w:sz w:val="22"/>
           <w:szCs w:val="22"/>
@@ -1745,7 +1884,7 @@
       </w:pPr>
       <w:r>
         <w:rPr>
-          <w:rFonts w:ascii="Aptos" w:hAnsi="Aptos" w:eastAsia="Aptos" w:cs="Aptos"/>
+          <w:rFonts w:ascii="Aptos" w:eastAsia="Aptos" w:hAnsi="Aptos" w:cs="Aptos"/>
           <w:b/>
           <w:bCs/>
           <w:color w:val="auto"/>
@@ -1762,7 +1901,7 @@
       <w:pPr>
         <w:spacing w:line="240" w:lineRule="auto"/>
         <w:rPr>
-          <w:rFonts w:ascii="Aptos" w:hAnsi="Aptos" w:eastAsia="Aptos" w:cs="Aptos"/>
+          <w:rFonts w:ascii="Aptos" w:eastAsia="Aptos" w:hAnsi="Aptos" w:cs="Aptos"/>
           <w:color w:val="auto"/>
           <w:sz w:val="22"/>
           <w:szCs w:val="22"/>
@@ -1782,7 +1921,7 @@
         </w:numPr>
         <w:spacing w:line="240" w:lineRule="auto"/>
         <w:rPr>
-          <w:rFonts w:ascii="Aptos" w:hAnsi="Aptos" w:eastAsia="Times New Roman" w:cs="Aptos"/>
+          <w:rFonts w:ascii="Aptos" w:eastAsia="Times New Roman" w:hAnsi="Aptos" w:cs="Aptos"/>
           <w:color w:val="auto"/>
           <w:sz w:val="22"/>
           <w:szCs w:val="22"/>
@@ -1792,7 +1931,7 @@
       </w:pPr>
       <w:r>
         <w:rPr>
-          <w:rFonts w:ascii="Aptos" w:hAnsi="Aptos" w:eastAsia="Times New Roman" w:cs="Aptos"/>
+          <w:rFonts w:ascii="Aptos" w:eastAsia="Times New Roman" w:hAnsi="Aptos" w:cs="Aptos"/>
           <w:color w:val="auto"/>
           <w:sz w:val="22"/>
           <w:szCs w:val="22"/>
@@ -1806,7 +1945,7 @@
       <w:pPr>
         <w:spacing w:line="240" w:lineRule="auto"/>
         <w:rPr>
-          <w:rFonts w:ascii="Aptos" w:hAnsi="Aptos" w:eastAsia="Aptos" w:cs="Aptos"/>
+          <w:rFonts w:ascii="Aptos" w:eastAsia="Aptos" w:hAnsi="Aptos" w:cs="Aptos"/>
           <w:color w:val="auto"/>
           <w:sz w:val="22"/>
           <w:szCs w:val="22"/>
@@ -1822,7 +1961,7 @@
       <w:pPr>
         <w:spacing w:line="240" w:lineRule="auto"/>
         <w:rPr>
-          <w:rFonts w:ascii="Aptos" w:hAnsi="Aptos" w:eastAsia="Aptos" w:cs="Aptos"/>
+          <w:rFonts w:ascii="Aptos" w:eastAsia="Aptos" w:hAnsi="Aptos" w:cs="Aptos"/>
           <w:color w:val="auto"/>
           <w:sz w:val="22"/>
           <w:szCs w:val="22"/>
@@ -1830,64 +1969,26 @@
           <w14:ligatures w14:val="standardContextual"/>
         </w:rPr>
       </w:pPr>
-      <w:r>
-        <w:rPr>
-          <w:rFonts w:ascii="Aptos" w:hAnsi="Aptos" w:eastAsia="Times New Roman" w:cs="Aptos"/>
-          <w:color w:val="auto"/>
-          <w:sz w:val="22"/>
-          <w:szCs w:val="22"/>
-          <w:lang w:val="en-GB" w:eastAsia="en-US"/>
-          <w14:ligatures w14:val="standardContextual"/>
-        </w:rPr>
-        <w:t>Additional Notes: {{additional_notes}}</w:t>
-      </w:r>
     </w:p>
     <w:p>
       <w:pPr>
-        <w:spacing w:line="240" w:lineRule="auto"/>
-        <w:rPr>
-          <w:rFonts w:ascii="Aptos" w:hAnsi="Aptos" w:eastAsia="Aptos" w:cs="Aptos"/>
+        <w:pStyle w:val="Normalright"/>
+        <w:rPr>
+          <w:rFonts w:ascii="Aptos" w:eastAsia="Aptos" w:hAnsi="Aptos" w:cs="Aptos"/>
+          <w:bCs/>
           <w:color w:val="auto"/>
-          <w:sz w:val="22"/>
-          <w:szCs w:val="22"/>
-          <w:lang w:val="en-GB" w:eastAsia="en-US"/>
-          <w14:ligatures w14:val="standardContextual"/>
+          <w:sz w:val="20"/>
+          <w:szCs w:val="20"/>
+          <w:u w:val="single"/>
+          <w:lang w:val="en-GB" w:eastAsia="en-GB"/>
         </w:rPr>
       </w:pPr>
     </w:p>
     <w:p>
       <w:pPr>
-        <w:pStyle w:val="Normalright"/>
-        <w:rPr>
-          <w:rFonts w:ascii="Aptos" w:hAnsi="Aptos" w:eastAsia="Aptos" w:cs="Aptos"/>
-          <w:bCs/>
-          <w:color w:val="auto"/>
-          <w:sz w:val="20"/>
-          <w:szCs w:val="20"/>
-          <w:u w:val="single"/>
-          <w:lang w:val="en-GB" w:eastAsia="en-GB"/>
-        </w:rPr>
-      </w:pPr>
-    </w:p>
-    <w:p>
-      <w:pPr>
-        <w:pStyle w:val="Normalright"/>
-        <w:rPr>
-          <w:rFonts w:ascii="Aptos" w:hAnsi="Aptos" w:eastAsia="Aptos" w:cs="Aptos"/>
-          <w:bCs/>
-          <w:color w:val="auto"/>
-          <w:sz w:val="20"/>
-          <w:szCs w:val="20"/>
-          <w:u w:val="single"/>
-          <w:lang w:val="en-GB" w:eastAsia="en-GB"/>
-        </w:rPr>
-      </w:pPr>
-    </w:p>
-    <w:p>
-      <w:pPr>
         <w:spacing w:before="100" w:beforeAutospacing="1" w:line="240" w:lineRule="auto"/>
         <w:rPr>
-          <w:rFonts w:ascii="Aptos" w:hAnsi="Aptos" w:eastAsia="Aptos" w:cs="Aptos"/>
+          <w:rFonts w:ascii="Aptos" w:eastAsia="Aptos" w:hAnsi="Aptos" w:cs="Aptos"/>
           <w:b/>
           <w:bCs/>
           <w:color w:val="auto"/>
@@ -1899,7 +2000,7 @@
       </w:pPr>
       <w:r>
         <w:rPr>
-          <w:rFonts w:ascii="Aptos" w:hAnsi="Aptos" w:eastAsia="Aptos" w:cs="Aptos"/>
+          <w:rFonts w:ascii="Aptos" w:eastAsia="Aptos" w:hAnsi="Aptos" w:cs="Aptos"/>
           <w:b/>
           <w:bCs/>
           <w:color w:val="auto"/>
@@ -1908,20 +2009,7 @@
           <w:szCs w:val="20"/>
           <w:lang w:val="en-GB" w:eastAsia="en-GB"/>
         </w:rPr>
-        <w:t>Total Cost - £</w:t>
-      </w:r>
-      <w:r>
-        <w:rPr>
-          <w:rFonts w:ascii="Aptos" w:hAnsi="Aptos" w:eastAsia="Aptos" w:cs="Aptos"/>
-          <w:b/>
-          <w:bCs/>
-          <w:color w:val="auto"/>
-          <w:spacing w:val="4"/>
-          <w:sz w:val="20"/>
-          <w:szCs w:val="20"/>
-          <w:lang w:val="en-GB" w:eastAsia="en-GB"/>
-        </w:rPr>
-        <w:t xml:space="preserve">{{amount_ex_vat}} plus VAT </w:t>
+        <w:t xml:space="preserve">Total Cost - £{{amount_ex_vat}} plus VAT</w:t>
       </w:r>
     </w:p>
     <w:p>
@@ -1962,10 +2050,7 @@
           <w:szCs w:val="20"/>
         </w:rPr>
       </w:pPr>
-    </w:p>
-    <w:p>
-      <w:pPr>
-        <w:spacing w:before="100" w:beforeAutospacing="1" w:line="240" w:lineRule="auto"/>
+      <w:r>
         <w:rPr>
           <w:rFonts w:ascii="Trebuchet MS" w:hAnsi="Trebuchet MS"/>
           <w:b/>
@@ -1974,11 +2059,9 @@
           <w:sz w:val="20"/>
           <w:szCs w:val="20"/>
         </w:rPr>
-      </w:pPr>
-    </w:p>
-    <w:p>
-      <w:pPr>
-        <w:spacing w:before="100" w:beforeAutospacing="1" w:line="240" w:lineRule="auto"/>
+        <w:t>Additional Comments</w:t>
+      </w:r>
+      <w:r>
         <w:rPr>
           <w:rFonts w:ascii="Trebuchet MS" w:hAnsi="Trebuchet MS"/>
           <w:b/>
@@ -1987,12 +2070,12 @@
           <w:sz w:val="20"/>
           <w:szCs w:val="20"/>
         </w:rPr>
-      </w:pPr>
+        <w:t>:</w:t>
+      </w:r>
     </w:p>
     <w:p>
       <w:pPr>
         <w:spacing w:before="100" w:beforeAutospacing="1" w:line="240" w:lineRule="auto"/>
-        <w:jc w:val="center"/>
         <w:rPr>
           <w:rFonts w:ascii="Trebuchet MS" w:hAnsi="Trebuchet MS"/>
           <w:b/>
@@ -2002,11 +2085,13 @@
           <w:szCs w:val="20"/>
         </w:rPr>
       </w:pPr>
+      <w:r>
+        <w:t xml:space="preserve">{{additional_notes}}</w:t>
+      </w:r>
     </w:p>
     <w:p>
       <w:pPr>
-        <w:spacing w:beforeAutospacing="1" w:line="240" w:lineRule="auto"/>
-        <w:jc w:val="center"/>
+        <w:spacing w:before="100" w:beforeAutospacing="1" w:line="240" w:lineRule="auto"/>
         <w:rPr>
           <w:rFonts w:ascii="Trebuchet MS" w:hAnsi="Trebuchet MS"/>
           <w:b/>
@@ -2019,8 +2104,7 @@
     </w:p>
     <w:p>
       <w:pPr>
-        <w:spacing w:beforeAutospacing="1" w:line="240" w:lineRule="auto"/>
-        <w:jc w:val="center"/>
+        <w:spacing w:before="100" w:beforeAutospacing="1" w:line="240" w:lineRule="auto"/>
         <w:rPr>
           <w:rFonts w:ascii="Trebuchet MS" w:hAnsi="Trebuchet MS"/>
           <w:b/>
@@ -2033,7 +2117,7 @@
     </w:p>
     <w:p>
       <w:pPr>
-        <w:spacing w:beforeAutospacing="1" w:line="240" w:lineRule="auto"/>
+        <w:spacing w:before="100" w:beforeAutospacing="1" w:line="240" w:lineRule="auto"/>
         <w:jc w:val="center"/>
         <w:rPr>
           <w:rFonts w:ascii="Trebuchet MS" w:hAnsi="Trebuchet MS"/>
@@ -2061,10 +2145,8 @@
     </w:p>
     <w:p>
       <w:pPr>
-        <w:tabs>
-          <w:tab w:val="left" w:pos="7552"/>
-        </w:tabs>
-        <w:spacing w:before="100" w:beforeAutospacing="1" w:line="240" w:lineRule="auto"/>
+        <w:spacing w:beforeAutospacing="1" w:line="240" w:lineRule="auto"/>
+        <w:jc w:val="center"/>
         <w:rPr>
           <w:rFonts w:ascii="Trebuchet MS" w:hAnsi="Trebuchet MS"/>
           <w:b/>
@@ -2077,7 +2159,7 @@
     </w:p>
     <w:p>
       <w:pPr>
-        <w:spacing w:before="100" w:beforeAutospacing="1" w:line="240" w:lineRule="auto"/>
+        <w:spacing w:beforeAutospacing="1" w:line="240" w:lineRule="auto"/>
         <w:jc w:val="center"/>
         <w:rPr>
           <w:rFonts w:ascii="Trebuchet MS" w:hAnsi="Trebuchet MS"/>
@@ -2091,8 +2173,21 @@
     </w:p>
     <w:p>
       <w:pPr>
+        <w:spacing w:beforeAutospacing="1" w:line="240" w:lineRule="auto"/>
+        <w:jc w:val="center"/>
+        <w:rPr>
+          <w:rFonts w:ascii="Trebuchet MS" w:hAnsi="Trebuchet MS"/>
+          <w:b/>
+          <w:bCs/>
+          <w:color w:val="121C23"/>
+          <w:sz w:val="20"/>
+          <w:szCs w:val="20"/>
+        </w:rPr>
+      </w:pPr>
+    </w:p>
+    <w:p>
+      <w:pPr>
         <w:spacing w:before="100" w:beforeAutospacing="1" w:line="240" w:lineRule="auto"/>
-        <w:jc w:val="center"/>
         <w:rPr>
           <w:rFonts w:ascii="Trebuchet MS" w:hAnsi="Trebuchet MS"/>
           <w:b/>
@@ -2205,19 +2300,19 @@
         <w:rPr>
           <w:color w:val="121C23"/>
         </w:rPr>
-        <w:t xml:space="preserve">These are the conditions of the contract between you, the Client </w:t>
-      </w:r>
-      <w:r>
-        <w:rPr>
-          <w:color w:val="000000" w:themeColor="text1"/>
-        </w:rPr>
-        <w:t xml:space="preserve">Kroll LLC </w:t>
-      </w:r>
-      <w:r>
-        <w:rPr>
-          <w:color w:val="121C23"/>
-        </w:rPr>
-        <w:t>and LPGP Connect Limited. The above package includes the benefits to each event you are solicitated to (listed above)</w:t>
+        <w:t xml:space="preserve">These are the conditions of the contract between you, the </w:t>
+      </w:r>
+      <w:r>
+        <w:rPr>
+          <w:color w:val="121C23"/>
+        </w:rPr>
+        <w:t xml:space="preserve">Sponsoring </w:t>
+      </w:r>
+      <w:r>
+        <w:rPr>
+          <w:color w:val="121C23"/>
+        </w:rPr>
+        <w:t>Client and LPGP Connect Limited. The above package includes the benefits to each event you are solicitated to (listed above)</w:t>
       </w:r>
     </w:p>
     <w:p>
@@ -4598,6 +4693,7 @@
       <w:pPr>
         <w:spacing w:before="2" w:line="228" w:lineRule="auto"/>
         <w:ind w:right="202"/>
+        <w:jc w:val="center"/>
         <w:rPr>
           <w:b/>
           <w:bCs/>
@@ -4618,110 +4714,12 @@
         </w:rPr>
         <w:t>{{client_name}}</w:t>
       </w:r>
-      <w:r>
-        <w:rPr>
-          <w:b/>
-          <w:bCs/>
-          <w:color w:val="000000" w:themeColor="text1"/>
-          <w:sz w:val="20"/>
-          <w:szCs w:val="20"/>
-          <w:lang w:val="en-GB"/>
-        </w:rPr>
-        <w:tab/>
-      </w:r>
-      <w:r>
-        <w:rPr>
-          <w:b/>
-          <w:bCs/>
-          <w:color w:val="000000" w:themeColor="text1"/>
-          <w:sz w:val="20"/>
-          <w:szCs w:val="20"/>
-          <w:lang w:val="en-GB"/>
-        </w:rPr>
-        <w:tab/>
-      </w:r>
-      <w:r>
-        <w:rPr>
-          <w:b/>
-          <w:bCs/>
-          <w:color w:val="000000" w:themeColor="text1"/>
-          <w:sz w:val="20"/>
-          <w:szCs w:val="20"/>
-          <w:lang w:val="en-GB"/>
-        </w:rPr>
-        <w:tab/>
-      </w:r>
-      <w:r>
-        <w:rPr>
-          <w:b/>
-          <w:bCs/>
-          <w:color w:val="000000" w:themeColor="text1"/>
-          <w:sz w:val="20"/>
-          <w:szCs w:val="20"/>
-          <w:lang w:val="en-GB"/>
-        </w:rPr>
-        <w:tab/>
-      </w:r>
-      <w:r>
-        <w:rPr>
-          <w:b/>
-          <w:bCs/>
-          <w:color w:val="000000" w:themeColor="text1"/>
-          <w:sz w:val="20"/>
-          <w:szCs w:val="20"/>
-          <w:lang w:val="en-GB"/>
-        </w:rPr>
-        <w:tab/>
-      </w:r>
-      <w:r>
-        <w:rPr>
-          <w:b/>
-          <w:bCs/>
-          <w:color w:val="000000" w:themeColor="text1"/>
-          <w:sz w:val="20"/>
-          <w:szCs w:val="20"/>
-          <w:lang w:val="en-GB"/>
-        </w:rPr>
-        <w:t xml:space="preserve">                        </w:t>
-      </w:r>
-      <w:r>
-        <w:rPr>
-          <w:b/>
-          <w:bCs/>
-          <w:color w:val="000000" w:themeColor="text1"/>
-          <w:sz w:val="20"/>
-          <w:szCs w:val="20"/>
-          <w:lang w:val="en-GB"/>
-        </w:rPr>
-        <w:tab/>
-      </w:r>
-      <w:r>
-        <w:rPr>
-          <w:b/>
-          <w:bCs/>
-          <w:color w:val="000000" w:themeColor="text1"/>
-          <w:sz w:val="20"/>
-          <w:szCs w:val="20"/>
-          <w:lang w:val="en-GB"/>
-        </w:rPr>
-        <w:t xml:space="preserve">              </w:t>
-      </w:r>
-      <w:r>
-        <w:rPr>
-          <w:b/>
-          <w:bCs/>
-          <w:sz w:val="20"/>
-          <w:szCs w:val="20"/>
-          <w:u w:val="single"/>
-          <w:lang w:val="en-GB"/>
-        </w:rPr>
-        <w:t>LPGP Connect</w:t>
-      </w:r>
     </w:p>
     <w:p>
       <w:pPr>
         <w:spacing w:before="2" w:line="228" w:lineRule="auto"/>
         <w:ind w:right="202"/>
+        <w:jc w:val="center"/>
         <w:rPr>
           <w:sz w:val="20"/>
           <w:szCs w:val="20"/>
@@ -4733,117 +4731,25 @@
       <w:pPr>
         <w:spacing w:before="2" w:line="228" w:lineRule="auto"/>
         <w:ind w:right="202"/>
-        <w:rPr>
-          <w:sz w:val="20"/>
-          <w:szCs w:val="20"/>
-        </w:rPr>
-      </w:pPr>
-      <w:r>
-        <w:rPr>
-          <w:noProof/>
-          <w:sz w:val="20"/>
-          <w:szCs w:val="20"/>
-        </w:rPr>
-        <w:drawing>
-          <wp:anchor distT="0" distB="0" distL="114300" distR="114300" simplePos="0" relativeHeight="251659264" behindDoc="1" locked="0" layoutInCell="1" allowOverlap="1" wp14:anchorId="3C3D0486" wp14:editId="4846E2EA">
-            <wp:simplePos x="0" y="0"/>
-            <wp:positionH relativeFrom="column">
-              <wp:posOffset>4147185</wp:posOffset>
-            </wp:positionH>
-            <wp:positionV relativeFrom="paragraph">
-              <wp:posOffset>96993</wp:posOffset>
-            </wp:positionV>
-            <wp:extent cx="1009650" cy="504825"/>
-            <wp:effectExtent l="0" t="0" r="0" b="0"/>
-            <wp:wrapNone/>
-            <wp:docPr id="222164579" name="Picture 1"/>
-            <wp:cNvGraphicFramePr>
-              <a:graphicFrameLocks xmlns:a="http://schemas.openxmlformats.org/drawingml/2006/main" noChangeAspect="1"/>
-            </wp:cNvGraphicFramePr>
-            <a:graphic xmlns:a="http://schemas.openxmlformats.org/drawingml/2006/main">
-              <a:graphicData uri="http://schemas.openxmlformats.org/drawingml/2006/picture">
-                <pic:pic xmlns:pic="http://schemas.openxmlformats.org/drawingml/2006/picture">
-                  <pic:nvPicPr>
-                    <pic:cNvPr id="0" name="Picture 2"/>
-                    <pic:cNvPicPr>
-                      <a:picLocks noChangeAspect="1" noChangeArrowheads="1"/>
-                    </pic:cNvPicPr>
-                  </pic:nvPicPr>
-                  <pic:blipFill>
-                    <a:blip r:embed="rId12">
-                      <a:extLst>
-                        <a:ext uri="{28A0092B-C50C-407E-A947-70E740481C1C}">
-                          <a14:useLocalDpi xmlns:a14="http://schemas.microsoft.com/office/drawing/2010/main" val="0"/>
-                        </a:ext>
-                      </a:extLst>
-                    </a:blip>
-                    <a:srcRect/>
-                    <a:stretch>
-                      <a:fillRect/>
-                    </a:stretch>
-                  </pic:blipFill>
-                  <pic:spPr bwMode="auto">
-                    <a:xfrm>
-                      <a:off x="0" y="0"/>
-                      <a:ext cx="1009650" cy="504825"/>
-                    </a:xfrm>
-                    <a:prstGeom prst="rect">
-                      <a:avLst/>
-                    </a:prstGeom>
-                    <a:noFill/>
-                  </pic:spPr>
-                </pic:pic>
-              </a:graphicData>
-            </a:graphic>
-            <wp14:sizeRelH relativeFrom="margin">
-              <wp14:pctWidth>0</wp14:pctWidth>
-            </wp14:sizeRelH>
-            <wp14:sizeRelV relativeFrom="margin">
-              <wp14:pctHeight>0</wp14:pctHeight>
-            </wp14:sizeRelV>
-          </wp:anchor>
-        </w:drawing>
-      </w:r>
-      <w:r>
-        <w:rPr>
-          <w:sz w:val="20"/>
-          <w:szCs w:val="20"/>
-        </w:rPr>
-        <w:t>Name                                                                                                                   Name</w:t>
-      </w:r>
-      <w:r>
-        <w:rPr>
-          <w:sz w:val="20"/>
-          <w:szCs w:val="20"/>
-        </w:rPr>
-        <w:t>:</w:t>
-      </w:r>
-      <w:r>
-        <w:rPr>
-          <w:sz w:val="20"/>
-          <w:szCs w:val="20"/>
-        </w:rPr>
-        <w:t xml:space="preserve"> </w:t>
-      </w:r>
-      <w:r>
-        <w:rPr>
-          <w:sz w:val="20"/>
-          <w:szCs w:val="20"/>
-        </w:rPr>
-        <w:t>A</w:t>
-      </w:r>
-      <w:r>
-        <w:rPr>
-          <w:sz w:val="20"/>
-          <w:szCs w:val="20"/>
-        </w:rPr>
-        <w:t>lex Bailey</w:t>
+        <w:jc w:val="center"/>
+        <w:rPr>
+          <w:sz w:val="20"/>
+          <w:szCs w:val="20"/>
+        </w:rPr>
+      </w:pPr>
+      <w:r>
+        <w:rPr>
+          <w:sz w:val="20"/>
+          <w:szCs w:val="20"/>
+        </w:rPr>
+        <w:t>Name</w:t>
       </w:r>
     </w:p>
     <w:p>
       <w:pPr>
         <w:spacing w:before="2" w:line="228" w:lineRule="auto"/>
         <w:ind w:right="202"/>
+        <w:jc w:val="center"/>
         <w:rPr>
           <w:sz w:val="20"/>
           <w:szCs w:val="20"/>
@@ -4854,20 +4760,25 @@
       <w:pPr>
         <w:spacing w:before="2" w:line="228" w:lineRule="auto"/>
         <w:ind w:right="202"/>
-      </w:pPr>
-      <w:r>
-        <w:rPr>
-          <w:sz w:val="20"/>
-          <w:szCs w:val="20"/>
-        </w:rPr>
-        <w:t>Signature                                                                                                             Signature</w:t>
+        <w:jc w:val="center"/>
+      </w:pPr>
+      <w:r>
+        <w:rPr>
+          <w:sz w:val="20"/>
+          <w:szCs w:val="20"/>
+        </w:rPr>
+        <w:t>Signature</w:t>
       </w:r>
     </w:p>
-    <w:p/>
+    <w:p>
+      <w:pPr>
+        <w:jc w:val="center"/>
+      </w:pPr>
+    </w:p>
     <w:sectPr>
-      <w:headerReference w:type="default" r:id="rId13"/>
-      <w:footerReference w:type="default" r:id="rId14"/>
-      <w:pgSz w:w="12240" w:h="15840" w:orient="portrait"/>
+      <w:headerReference w:type="default" r:id="rId11"/>
+      <w:footerReference w:type="default" r:id="rId12"/>
+      <w:pgSz w:w="12240" w:h="15840"/>
       <w:pgMar w:top="720" w:right="864" w:bottom="1440" w:left="864" w:header="720" w:footer="720" w:gutter="0"/>
       <w:cols w:space="720"/>
       <w:docGrid w:linePitch="360"/>
@@ -4902,7 +4813,7 @@
 </file>
 
 <file path=word/footer1.xml><?xml version="1.0" encoding="utf-8"?>
-<w:ftr xmlns:wpc="http://schemas.microsoft.com/office/word/2010/wordprocessingCanvas" xmlns:cx="http://schemas.microsoft.com/office/drawing/2014/chartex" xmlns:cx1="http://schemas.microsoft.com/office/drawing/2015/9/8/chartex" xmlns:cx2="http://schemas.microsoft.com/office/drawing/2015/10/21/chartex" xmlns:cx3="http://schemas.microsoft.com/office/drawing/2016/5/9/chartex" xmlns:cx4="http://schemas.microsoft.com/office/drawing/2016/5/10/chartex" xmlns:cx5="http://schemas.microsoft.com/office/drawing/2016/5/11/chartex" xmlns:cx6="http://schemas.microsoft.com/office/drawing/2016/5/12/chartex" xmlns:cx7="http://schemas.microsoft.com/office/drawing/2016/5/13/chartex" xmlns:cx8="http://schemas.microsoft.com/office/drawing/2016/5/14/chartex" xmlns:mc="http://schemas.openxmlformats.org/markup-compatibility/2006" xmlns:aink="http://schemas.microsoft.com/office/drawing/2016/ink" xmlns:am3d="http://schemas.microsoft.com/office/drawing/2017/model3d" xmlns:o="urn:schemas-microsoft-com:office:office" xmlns:oel="http://schemas.microsoft.com/office/2019/extlst" xmlns:r="http://schemas.openxmlformats.org/officeDocument/2006/relationships" xmlns:m="http://schemas.openxmlformats.org/officeDocument/2006/math" xmlns:v="urn:schemas-microsoft-com:vml" xmlns:wp14="http://schemas.microsoft.com/office/word/2010/wordprocessingDrawing" xmlns:wp="http://schemas.openxmlformats.org/drawingml/2006/wordprocessingDrawing" xmlns:w10="urn:schemas-microsoft-com:office:word" xmlns:w="http://schemas.openxmlformats.org/wordprocessingml/2006/main" xmlns:w14="http://schemas.microsoft.com/office/word/2010/wordml" xmlns:w15="http://schemas.microsoft.com/office/word/2012/wordml" xmlns:w16cex="http://schemas.microsoft.com/office/word/2018/wordml/cex" xmlns:w16cid="http://schemas.microsoft.com/office/word/2016/wordml/cid" xmlns:w16="http://schemas.microsoft.com/office/word/2018/wordml" xmlns:w16du="http://schemas.microsoft.com/office/word/2023/wordml/word16du" xmlns:w16sdtdh="http://schemas.microsoft.com/office/word/2020/wordml/sdtdatahash" xmlns:w16sdtfl="http://schemas.microsoft.com/office/word/2024/wordml/sdtformatlock" xmlns:w16se="http://schemas.microsoft.com/office/word/2015/wordml/symex" xmlns:wpg="http://schemas.microsoft.com/office/word/2010/wordprocessingGroup" xmlns:wpi="http://schemas.microsoft.com/office/word/2010/wordprocessingInk" xmlns:wne="http://schemas.microsoft.com/office/word/2006/wordml" xmlns:wps="http://schemas.microsoft.com/office/word/2010/wordprocessingShape" xmlns:a="http://schemas.openxmlformats.org/drawingml/2006/main" xmlns:pic="http://schemas.openxmlformats.org/drawingml/2006/picture" xmlns:a14="http://schemas.microsoft.com/office/drawing/2010/main" mc:Ignorable="w14 w15 w16se w16cid w16 w16cex w16sdtdh w16sdtfl w16du wp14">
+<w:ftr xmlns:wpc="http://schemas.microsoft.com/office/word/2010/wordprocessingCanvas" xmlns:cx="http://schemas.microsoft.com/office/drawing/2014/chartex" xmlns:cx1="http://schemas.microsoft.com/office/drawing/2015/9/8/chartex" xmlns:cx2="http://schemas.microsoft.com/office/drawing/2015/10/21/chartex" xmlns:cx3="http://schemas.microsoft.com/office/drawing/2016/5/9/chartex" xmlns:cx4="http://schemas.microsoft.com/office/drawing/2016/5/10/chartex" xmlns:cx5="http://schemas.microsoft.com/office/drawing/2016/5/11/chartex" xmlns:cx6="http://schemas.microsoft.com/office/drawing/2016/5/12/chartex" xmlns:cx7="http://schemas.microsoft.com/office/drawing/2016/5/13/chartex" xmlns:cx8="http://schemas.microsoft.com/office/drawing/2016/5/14/chartex" xmlns:mc="http://schemas.openxmlformats.org/markup-compatibility/2006" xmlns:aink="http://schemas.microsoft.com/office/drawing/2016/ink" xmlns:am3d="http://schemas.microsoft.com/office/drawing/2017/model3d" xmlns:o="urn:schemas-microsoft-com:office:office" xmlns:oel="http://schemas.microsoft.com/office/2019/extlst" xmlns:r="http://schemas.openxmlformats.org/officeDocument/2006/relationships" xmlns:m="http://schemas.openxmlformats.org/officeDocument/2006/math" xmlns:v="urn:schemas-microsoft-com:vml" xmlns:wp14="http://schemas.microsoft.com/office/word/2010/wordprocessingDrawing" xmlns:wp="http://schemas.openxmlformats.org/drawingml/2006/wordprocessingDrawing" xmlns:w10="urn:schemas-microsoft-com:office:word" xmlns:w="http://schemas.openxmlformats.org/wordprocessingml/2006/main" xmlns:w14="http://schemas.microsoft.com/office/word/2010/wordml" xmlns:w15="http://schemas.microsoft.com/office/word/2012/wordml" xmlns:w16cex="http://schemas.microsoft.com/office/word/2018/wordml/cex" xmlns:w16cid="http://schemas.microsoft.com/office/word/2016/wordml/cid" xmlns:w16="http://schemas.microsoft.com/office/word/2018/wordml" xmlns:w16du="http://schemas.microsoft.com/office/word/2023/wordml/word16du" xmlns:w16sdtdh="http://schemas.microsoft.com/office/word/2020/wordml/sdtdatahash" xmlns:w16sdtfl="http://schemas.microsoft.com/office/word/2024/wordml/sdtformatlock" xmlns:w16se="http://schemas.microsoft.com/office/word/2015/wordml/symex" xmlns:wpg="http://schemas.microsoft.com/office/word/2010/wordprocessingGroup" xmlns:wpi="http://schemas.microsoft.com/office/word/2010/wordprocessingInk" xmlns:wne="http://schemas.microsoft.com/office/word/2006/wordml" xmlns:wps="http://schemas.microsoft.com/office/word/2010/wordprocessingShape" mc:Ignorable="w14 w15 w16se w16cid w16 w16cex w16sdtdh w16sdtfl w16du wp14">
   <w:p>
     <w:pPr>
       <w:pStyle w:val="Footer"/>
@@ -4996,7 +4907,7 @@
             </wp:anchor>
           </w:drawing>
         </mc:Choice>
-        <mc:Fallback xmlns:a14="http://schemas.microsoft.com/office/drawing/2010/main" xmlns:pic="http://schemas.openxmlformats.org/drawingml/2006/picture" xmlns:a="http://schemas.openxmlformats.org/drawingml/2006/main">
+        <mc:Fallback xmlns:a="http://schemas.openxmlformats.org/drawingml/2006/main" xmlns:pic="http://schemas.openxmlformats.org/drawingml/2006/picture" xmlns:a14="http://schemas.microsoft.com/office/drawing/2010/main">
           <w:pict w14:anchorId="527F4756">
             <v:shapetype id="_x0000_t6" coordsize="21600,21600" o:spt="6" path="m,l,21600r21600,xe" w14:anchorId="6FA30DF1">
               <v:stroke joinstyle="miter"/>
@@ -5100,7 +5011,7 @@
 </file>
 
 <file path=word/header1.xml><?xml version="1.0" encoding="utf-8"?>
-<w:hdr xmlns:wpc="http://schemas.microsoft.com/office/word/2010/wordprocessingCanvas" xmlns:cx="http://schemas.microsoft.com/office/drawing/2014/chartex" xmlns:cx1="http://schemas.microsoft.com/office/drawing/2015/9/8/chartex" xmlns:cx2="http://schemas.microsoft.com/office/drawing/2015/10/21/chartex" xmlns:cx3="http://schemas.microsoft.com/office/drawing/2016/5/9/chartex" xmlns:cx4="http://schemas.microsoft.com/office/drawing/2016/5/10/chartex" xmlns:cx5="http://schemas.microsoft.com/office/drawing/2016/5/11/chartex" xmlns:cx6="http://schemas.microsoft.com/office/drawing/2016/5/12/chartex" xmlns:cx7="http://schemas.microsoft.com/office/drawing/2016/5/13/chartex" xmlns:cx8="http://schemas.microsoft.com/office/drawing/2016/5/14/chartex" xmlns:mc="http://schemas.openxmlformats.org/markup-compatibility/2006" xmlns:aink="http://schemas.microsoft.com/office/drawing/2016/ink" xmlns:am3d="http://schemas.microsoft.com/office/drawing/2017/model3d" xmlns:o="urn:schemas-microsoft-com:office:office" xmlns:oel="http://schemas.microsoft.com/office/2019/extlst" xmlns:r="http://schemas.openxmlformats.org/officeDocument/2006/relationships" xmlns:m="http://schemas.openxmlformats.org/officeDocument/2006/math" xmlns:v="urn:schemas-microsoft-com:vml" xmlns:wp14="http://schemas.microsoft.com/office/word/2010/wordprocessingDrawing" xmlns:wp="http://schemas.openxmlformats.org/drawingml/2006/wordprocessingDrawing" xmlns:w10="urn:schemas-microsoft-com:office:word" xmlns:w="http://schemas.openxmlformats.org/wordprocessingml/2006/main" xmlns:w14="http://schemas.microsoft.com/office/word/2010/wordml" xmlns:w15="http://schemas.microsoft.com/office/word/2012/wordml" xmlns:w16cex="http://schemas.microsoft.com/office/word/2018/wordml/cex" xmlns:w16cid="http://schemas.microsoft.com/office/word/2016/wordml/cid" xmlns:w16="http://schemas.microsoft.com/office/word/2018/wordml" xmlns:w16du="http://schemas.microsoft.com/office/word/2023/wordml/word16du" xmlns:w16sdtdh="http://schemas.microsoft.com/office/word/2020/wordml/sdtdatahash" xmlns:w16sdtfl="http://schemas.microsoft.com/office/word/2024/wordml/sdtformatlock" xmlns:w16se="http://schemas.microsoft.com/office/word/2015/wordml/symex" xmlns:wpg="http://schemas.microsoft.com/office/word/2010/wordprocessingGroup" xmlns:wpi="http://schemas.microsoft.com/office/word/2010/wordprocessingInk" xmlns:wne="http://schemas.microsoft.com/office/word/2006/wordml" xmlns:wps="http://schemas.microsoft.com/office/word/2010/wordprocessingShape" xmlns:a="http://schemas.openxmlformats.org/drawingml/2006/main" xmlns:pic="http://schemas.openxmlformats.org/drawingml/2006/picture" xmlns:a14="http://schemas.microsoft.com/office/drawing/2010/main" mc:Ignorable="w14 w15 w16se w16cid w16 w16cex w16sdtdh w16sdtfl w16du wp14">
+<w:hdr xmlns:wpc="http://schemas.microsoft.com/office/word/2010/wordprocessingCanvas" xmlns:cx="http://schemas.microsoft.com/office/drawing/2014/chartex" xmlns:cx1="http://schemas.microsoft.com/office/drawing/2015/9/8/chartex" xmlns:cx2="http://schemas.microsoft.com/office/drawing/2015/10/21/chartex" xmlns:cx3="http://schemas.microsoft.com/office/drawing/2016/5/9/chartex" xmlns:cx4="http://schemas.microsoft.com/office/drawing/2016/5/10/chartex" xmlns:cx5="http://schemas.microsoft.com/office/drawing/2016/5/11/chartex" xmlns:cx6="http://schemas.microsoft.com/office/drawing/2016/5/12/chartex" xmlns:cx7="http://schemas.microsoft.com/office/drawing/2016/5/13/chartex" xmlns:cx8="http://schemas.microsoft.com/office/drawing/2016/5/14/chartex" xmlns:mc="http://schemas.openxmlformats.org/markup-compatibility/2006" xmlns:aink="http://schemas.microsoft.com/office/drawing/2016/ink" xmlns:am3d="http://schemas.microsoft.com/office/drawing/2017/model3d" xmlns:o="urn:schemas-microsoft-com:office:office" xmlns:oel="http://schemas.microsoft.com/office/2019/extlst" xmlns:r="http://schemas.openxmlformats.org/officeDocument/2006/relationships" xmlns:m="http://schemas.openxmlformats.org/officeDocument/2006/math" xmlns:v="urn:schemas-microsoft-com:vml" xmlns:wp14="http://schemas.microsoft.com/office/word/2010/wordprocessingDrawing" xmlns:wp="http://schemas.openxmlformats.org/drawingml/2006/wordprocessingDrawing" xmlns:w10="urn:schemas-microsoft-com:office:word" xmlns:w="http://schemas.openxmlformats.org/wordprocessingml/2006/main" xmlns:w14="http://schemas.microsoft.com/office/word/2010/wordml" xmlns:w15="http://schemas.microsoft.com/office/word/2012/wordml" xmlns:w16cex="http://schemas.microsoft.com/office/word/2018/wordml/cex" xmlns:w16cid="http://schemas.microsoft.com/office/word/2016/wordml/cid" xmlns:w16="http://schemas.microsoft.com/office/word/2018/wordml" xmlns:w16du="http://schemas.microsoft.com/office/word/2023/wordml/word16du" xmlns:w16sdtdh="http://schemas.microsoft.com/office/word/2020/wordml/sdtdatahash" xmlns:w16sdtfl="http://schemas.microsoft.com/office/word/2024/wordml/sdtformatlock" xmlns:w16se="http://schemas.microsoft.com/office/word/2015/wordml/symex" xmlns:wpg="http://schemas.microsoft.com/office/word/2010/wordprocessingGroup" xmlns:wpi="http://schemas.microsoft.com/office/word/2010/wordprocessingInk" xmlns:wne="http://schemas.microsoft.com/office/word/2006/wordml" xmlns:wps="http://schemas.microsoft.com/office/word/2010/wordprocessingShape" mc:Ignorable="w14 w15 w16se w16cid w16 w16cex w16sdtdh w16sdtfl w16du wp14">
   <w:p>
     <w:pPr>
       <w:pStyle w:val="Header"/>
@@ -5196,7 +5107,7 @@
             </wp:anchor>
           </w:drawing>
         </mc:Choice>
-        <mc:Fallback xmlns:a14="http://schemas.microsoft.com/office/drawing/2010/main" xmlns:pic="http://schemas.openxmlformats.org/drawingml/2006/picture" xmlns:a="http://schemas.openxmlformats.org/drawingml/2006/main">
+        <mc:Fallback xmlns:a="http://schemas.openxmlformats.org/drawingml/2006/main" xmlns:pic="http://schemas.openxmlformats.org/drawingml/2006/picture" xmlns:a14="http://schemas.microsoft.com/office/drawing/2010/main">
           <w:pict w14:anchorId="5391BEDC">
             <v:shapetype id="_x0000_t6" coordsize="21600,21600" o:spt="6" path="m,l,21600r21600,xe" w14:anchorId="07D5D5E0">
               <v:stroke joinstyle="miter"/>
@@ -5292,7 +5203,7 @@
         <w:ind w:left="720" w:hanging="360"/>
       </w:pPr>
       <w:rPr>
-        <w:rFonts w:hint="default" w:ascii="Wingdings" w:hAnsi="Wingdings"/>
+        <w:rFonts w:ascii="Wingdings" w:hAnsi="Wingdings" w:hint="default"/>
       </w:rPr>
     </w:lvl>
     <w:lvl w:ilvl="1" w:tplc="08090003" w:tentative="1">
@@ -5304,7 +5215,7 @@
         <w:ind w:left="1440" w:hanging="360"/>
       </w:pPr>
       <w:rPr>
-        <w:rFonts w:hint="default" w:ascii="Courier New" w:hAnsi="Courier New" w:cs="Courier New"/>
+        <w:rFonts w:ascii="Courier New" w:hAnsi="Courier New" w:cs="Courier New" w:hint="default"/>
       </w:rPr>
     </w:lvl>
     <w:lvl w:ilvl="2" w:tplc="08090005" w:tentative="1">
@@ -5316,7 +5227,7 @@
         <w:ind w:left="2160" w:hanging="360"/>
       </w:pPr>
       <w:rPr>
-        <w:rFonts w:hint="default" w:ascii="Wingdings" w:hAnsi="Wingdings"/>
+        <w:rFonts w:ascii="Wingdings" w:hAnsi="Wingdings" w:hint="default"/>
       </w:rPr>
     </w:lvl>
     <w:lvl w:ilvl="3" w:tplc="08090001" w:tentative="1">
@@ -5328,7 +5239,7 @@
         <w:ind w:left="2880" w:hanging="360"/>
       </w:pPr>
       <w:rPr>
-        <w:rFonts w:hint="default" w:ascii="Symbol" w:hAnsi="Symbol"/>
+        <w:rFonts w:ascii="Symbol" w:hAnsi="Symbol" w:hint="default"/>
       </w:rPr>
     </w:lvl>
     <w:lvl w:ilvl="4" w:tplc="08090003" w:tentative="1">
@@ -5340,7 +5251,7 @@
         <w:ind w:left="3600" w:hanging="360"/>
       </w:pPr>
       <w:rPr>
-        <w:rFonts w:hint="default" w:ascii="Courier New" w:hAnsi="Courier New" w:cs="Courier New"/>
+        <w:rFonts w:ascii="Courier New" w:hAnsi="Courier New" w:cs="Courier New" w:hint="default"/>
       </w:rPr>
     </w:lvl>
     <w:lvl w:ilvl="5" w:tplc="08090005" w:tentative="1">
@@ -5352,7 +5263,7 @@
         <w:ind w:left="4320" w:hanging="360"/>
       </w:pPr>
       <w:rPr>
-        <w:rFonts w:hint="default" w:ascii="Wingdings" w:hAnsi="Wingdings"/>
+        <w:rFonts w:ascii="Wingdings" w:hAnsi="Wingdings" w:hint="default"/>
       </w:rPr>
     </w:lvl>
     <w:lvl w:ilvl="6" w:tplc="08090001" w:tentative="1">
@@ -5364,7 +5275,7 @@
         <w:ind w:left="5040" w:hanging="360"/>
       </w:pPr>
       <w:rPr>
-        <w:rFonts w:hint="default" w:ascii="Symbol" w:hAnsi="Symbol"/>
+        <w:rFonts w:ascii="Symbol" w:hAnsi="Symbol" w:hint="default"/>
       </w:rPr>
     </w:lvl>
     <w:lvl w:ilvl="7" w:tplc="08090003" w:tentative="1">
@@ -5376,7 +5287,7 @@
         <w:ind w:left="5760" w:hanging="360"/>
       </w:pPr>
       <w:rPr>
-        <w:rFonts w:hint="default" w:ascii="Courier New" w:hAnsi="Courier New" w:cs="Courier New"/>
+        <w:rFonts w:ascii="Courier New" w:hAnsi="Courier New" w:cs="Courier New" w:hint="default"/>
       </w:rPr>
     </w:lvl>
     <w:lvl w:ilvl="8" w:tplc="08090005" w:tentative="1">
@@ -5388,7 +5299,7 @@
         <w:ind w:left="6480" w:hanging="360"/>
       </w:pPr>
       <w:rPr>
-        <w:rFonts w:hint="default" w:ascii="Wingdings" w:hAnsi="Wingdings"/>
+        <w:rFonts w:ascii="Wingdings" w:hAnsi="Wingdings" w:hint="default"/>
       </w:rPr>
     </w:lvl>
   </w:abstractNum>
@@ -5405,7 +5316,7 @@
         <w:ind w:left="720" w:hanging="360"/>
       </w:pPr>
       <w:rPr>
-        <w:rFonts w:hint="default" w:ascii="Symbol" w:hAnsi="Symbol"/>
+        <w:rFonts w:ascii="Symbol" w:hAnsi="Symbol" w:hint="default"/>
         <w:sz w:val="20"/>
         <w:szCs w:val="20"/>
       </w:rPr>
@@ -5419,7 +5330,7 @@
         <w:ind w:left="1440" w:hanging="360"/>
       </w:pPr>
       <w:rPr>
-        <w:rFonts w:hint="default" w:ascii="Courier New" w:hAnsi="Courier New" w:cs="Courier New"/>
+        <w:rFonts w:ascii="Courier New" w:hAnsi="Courier New" w:cs="Courier New" w:hint="default"/>
       </w:rPr>
     </w:lvl>
     <w:lvl w:ilvl="2" w:tplc="08090005" w:tentative="1">
@@ -5431,7 +5342,7 @@
         <w:ind w:left="2160" w:hanging="360"/>
       </w:pPr>
       <w:rPr>
-        <w:rFonts w:hint="default" w:ascii="Wingdings" w:hAnsi="Wingdings"/>
+        <w:rFonts w:ascii="Wingdings" w:hAnsi="Wingdings" w:hint="default"/>
       </w:rPr>
     </w:lvl>
     <w:lvl w:ilvl="3" w:tplc="08090001" w:tentative="1">
@@ -5443,7 +5354,7 @@
         <w:ind w:left="2880" w:hanging="360"/>
       </w:pPr>
       <w:rPr>
-        <w:rFonts w:hint="default" w:ascii="Symbol" w:hAnsi="Symbol"/>
+        <w:rFonts w:ascii="Symbol" w:hAnsi="Symbol" w:hint="default"/>
       </w:rPr>
     </w:lvl>
     <w:lvl w:ilvl="4" w:tplc="08090003" w:tentative="1">
@@ -5455,7 +5366,7 @@
         <w:ind w:left="3600" w:hanging="360"/>
       </w:pPr>
       <w:rPr>
-        <w:rFonts w:hint="default" w:ascii="Courier New" w:hAnsi="Courier New" w:cs="Courier New"/>
+        <w:rFonts w:ascii="Courier New" w:hAnsi="Courier New" w:cs="Courier New" w:hint="default"/>
       </w:rPr>
     </w:lvl>
     <w:lvl w:ilvl="5" w:tplc="08090005" w:tentative="1">
@@ -5467,7 +5378,7 @@
         <w:ind w:left="4320" w:hanging="360"/>
       </w:pPr>
       <w:rPr>
-        <w:rFonts w:hint="default" w:ascii="Wingdings" w:hAnsi="Wingdings"/>
+        <w:rFonts w:ascii="Wingdings" w:hAnsi="Wingdings" w:hint="default"/>
       </w:rPr>
     </w:lvl>
     <w:lvl w:ilvl="6" w:tplc="08090001" w:tentative="1">
@@ -5479,7 +5390,7 @@
         <w:ind w:left="5040" w:hanging="360"/>
       </w:pPr>
       <w:rPr>
-        <w:rFonts w:hint="default" w:ascii="Symbol" w:hAnsi="Symbol"/>
+        <w:rFonts w:ascii="Symbol" w:hAnsi="Symbol" w:hint="default"/>
       </w:rPr>
     </w:lvl>
     <w:lvl w:ilvl="7" w:tplc="08090003" w:tentative="1">
@@ -5491,7 +5402,7 @@
         <w:ind w:left="5760" w:hanging="360"/>
       </w:pPr>
       <w:rPr>
-        <w:rFonts w:hint="default" w:ascii="Courier New" w:hAnsi="Courier New" w:cs="Courier New"/>
+        <w:rFonts w:ascii="Courier New" w:hAnsi="Courier New" w:cs="Courier New" w:hint="default"/>
       </w:rPr>
     </w:lvl>
     <w:lvl w:ilvl="8" w:tplc="08090005" w:tentative="1">
@@ -5503,7 +5414,7 @@
         <w:ind w:left="6480" w:hanging="360"/>
       </w:pPr>
       <w:rPr>
-        <w:rFonts w:hint="default" w:ascii="Wingdings" w:hAnsi="Wingdings"/>
+        <w:rFonts w:ascii="Wingdings" w:hAnsi="Wingdings" w:hint="default"/>
       </w:rPr>
     </w:lvl>
   </w:abstractNum>
@@ -5520,7 +5431,7 @@
         <w:ind w:left="720" w:hanging="360"/>
       </w:pPr>
       <w:rPr>
-        <w:rFonts w:hint="default" w:ascii="Wingdings" w:hAnsi="Wingdings"/>
+        <w:rFonts w:ascii="Wingdings" w:hAnsi="Wingdings" w:hint="default"/>
       </w:rPr>
     </w:lvl>
     <w:lvl w:ilvl="1" w:tplc="08090003">
@@ -5532,7 +5443,7 @@
         <w:ind w:left="1440" w:hanging="360"/>
       </w:pPr>
       <w:rPr>
-        <w:rFonts w:hint="default" w:ascii="Courier New" w:hAnsi="Courier New" w:cs="Courier New"/>
+        <w:rFonts w:ascii="Courier New" w:hAnsi="Courier New" w:cs="Courier New" w:hint="default"/>
       </w:rPr>
     </w:lvl>
     <w:lvl w:ilvl="2" w:tplc="08090005">
@@ -5544,7 +5455,7 @@
         <w:ind w:left="2160" w:hanging="360"/>
       </w:pPr>
       <w:rPr>
-        <w:rFonts w:hint="default" w:ascii="Wingdings" w:hAnsi="Wingdings"/>
+        <w:rFonts w:ascii="Wingdings" w:hAnsi="Wingdings" w:hint="default"/>
       </w:rPr>
     </w:lvl>
     <w:lvl w:ilvl="3" w:tplc="08090001">
@@ -5556,7 +5467,7 @@
         <w:ind w:left="2880" w:hanging="360"/>
       </w:pPr>
       <w:rPr>
-        <w:rFonts w:hint="default" w:ascii="Symbol" w:hAnsi="Symbol"/>
+        <w:rFonts w:ascii="Symbol" w:hAnsi="Symbol" w:hint="default"/>
       </w:rPr>
     </w:lvl>
     <w:lvl w:ilvl="4" w:tplc="08090003">
@@ -5568,7 +5479,7 @@
         <w:ind w:left="3600" w:hanging="360"/>
       </w:pPr>
       <w:rPr>
-        <w:rFonts w:hint="default" w:ascii="Courier New" w:hAnsi="Courier New" w:cs="Courier New"/>
+        <w:rFonts w:ascii="Courier New" w:hAnsi="Courier New" w:cs="Courier New" w:hint="default"/>
       </w:rPr>
     </w:lvl>
     <w:lvl w:ilvl="5" w:tplc="08090005">
@@ -5580,7 +5491,7 @@
         <w:ind w:left="4320" w:hanging="360"/>
       </w:pPr>
       <w:rPr>
-        <w:rFonts w:hint="default" w:ascii="Wingdings" w:hAnsi="Wingdings"/>
+        <w:rFonts w:ascii="Wingdings" w:hAnsi="Wingdings" w:hint="default"/>
       </w:rPr>
     </w:lvl>
     <w:lvl w:ilvl="6" w:tplc="08090001">
@@ -5592,7 +5503,7 @@
         <w:ind w:left="5040" w:hanging="360"/>
       </w:pPr>
       <w:rPr>
-        <w:rFonts w:hint="default" w:ascii="Symbol" w:hAnsi="Symbol"/>
+        <w:rFonts w:ascii="Symbol" w:hAnsi="Symbol" w:hint="default"/>
       </w:rPr>
     </w:lvl>
     <w:lvl w:ilvl="7" w:tplc="08090003">
@@ -5604,7 +5515,7 @@
         <w:ind w:left="5760" w:hanging="360"/>
       </w:pPr>
       <w:rPr>
-        <w:rFonts w:hint="default" w:ascii="Courier New" w:hAnsi="Courier New" w:cs="Courier New"/>
+        <w:rFonts w:ascii="Courier New" w:hAnsi="Courier New" w:cs="Courier New" w:hint="default"/>
       </w:rPr>
     </w:lvl>
     <w:lvl w:ilvl="8" w:tplc="08090005">
@@ -5616,7 +5527,7 @@
         <w:ind w:left="6480" w:hanging="360"/>
       </w:pPr>
       <w:rPr>
-        <w:rFonts w:hint="default" w:ascii="Wingdings" w:hAnsi="Wingdings"/>
+        <w:rFonts w:ascii="Wingdings" w:hAnsi="Wingdings" w:hint="default"/>
       </w:rPr>
     </w:lvl>
   </w:abstractNum>
@@ -5633,7 +5544,7 @@
         <w:ind w:left="720" w:hanging="360"/>
       </w:pPr>
       <w:rPr>
-        <w:rFonts w:hint="default" w:ascii="Courier New" w:hAnsi="Courier New" w:cs="Courier New"/>
+        <w:rFonts w:ascii="Courier New" w:hAnsi="Courier New" w:cs="Courier New" w:hint="default"/>
       </w:rPr>
     </w:lvl>
     <w:lvl w:ilvl="1" w:tplc="08090003" w:tentative="1">
@@ -5645,7 +5556,7 @@
         <w:ind w:left="1440" w:hanging="360"/>
       </w:pPr>
       <w:rPr>
-        <w:rFonts w:hint="default" w:ascii="Courier New" w:hAnsi="Courier New" w:cs="Courier New"/>
+        <w:rFonts w:ascii="Courier New" w:hAnsi="Courier New" w:cs="Courier New" w:hint="default"/>
       </w:rPr>
     </w:lvl>
     <w:lvl w:ilvl="2" w:tplc="08090005" w:tentative="1">
@@ -5657,7 +5568,7 @@
         <w:ind w:left="2160" w:hanging="360"/>
       </w:pPr>
       <w:rPr>
-        <w:rFonts w:hint="default" w:ascii="Wingdings" w:hAnsi="Wingdings"/>
+        <w:rFonts w:ascii="Wingdings" w:hAnsi="Wingdings" w:hint="default"/>
       </w:rPr>
     </w:lvl>
     <w:lvl w:ilvl="3" w:tplc="08090001" w:tentative="1">
@@ -5669,7 +5580,7 @@
         <w:ind w:left="2880" w:hanging="360"/>
       </w:pPr>
       <w:rPr>
-        <w:rFonts w:hint="default" w:ascii="Symbol" w:hAnsi="Symbol"/>
+        <w:rFonts w:ascii="Symbol" w:hAnsi="Symbol" w:hint="default"/>
       </w:rPr>
     </w:lvl>
     <w:lvl w:ilvl="4" w:tplc="08090003" w:tentative="1">
@@ -5681,7 +5592,7 @@
         <w:ind w:left="3600" w:hanging="360"/>
       </w:pPr>
       <w:rPr>
-        <w:rFonts w:hint="default" w:ascii="Courier New" w:hAnsi="Courier New" w:cs="Courier New"/>
+        <w:rFonts w:ascii="Courier New" w:hAnsi="Courier New" w:cs="Courier New" w:hint="default"/>
       </w:rPr>
     </w:lvl>
     <w:lvl w:ilvl="5" w:tplc="08090005" w:tentative="1">
@@ -5693,7 +5604,7 @@
         <w:ind w:left="4320" w:hanging="360"/>
       </w:pPr>
       <w:rPr>
-        <w:rFonts w:hint="default" w:ascii="Wingdings" w:hAnsi="Wingdings"/>
+        <w:rFonts w:ascii="Wingdings" w:hAnsi="Wingdings" w:hint="default"/>
       </w:rPr>
     </w:lvl>
     <w:lvl w:ilvl="6" w:tplc="08090001" w:tentative="1">
@@ -5705,7 +5616,7 @@
         <w:ind w:left="5040" w:hanging="360"/>
       </w:pPr>
       <w:rPr>
-        <w:rFonts w:hint="default" w:ascii="Symbol" w:hAnsi="Symbol"/>
+        <w:rFonts w:ascii="Symbol" w:hAnsi="Symbol" w:hint="default"/>
       </w:rPr>
     </w:lvl>
     <w:lvl w:ilvl="7" w:tplc="08090003" w:tentative="1">
@@ -5717,7 +5628,7 @@
         <w:ind w:left="5760" w:hanging="360"/>
       </w:pPr>
       <w:rPr>
-        <w:rFonts w:hint="default" w:ascii="Courier New" w:hAnsi="Courier New" w:cs="Courier New"/>
+        <w:rFonts w:ascii="Courier New" w:hAnsi="Courier New" w:cs="Courier New" w:hint="default"/>
       </w:rPr>
     </w:lvl>
     <w:lvl w:ilvl="8" w:tplc="08090005" w:tentative="1">
@@ -5729,7 +5640,7 @@
         <w:ind w:left="6480" w:hanging="360"/>
       </w:pPr>
       <w:rPr>
-        <w:rFonts w:hint="default" w:ascii="Wingdings" w:hAnsi="Wingdings"/>
+        <w:rFonts w:ascii="Wingdings" w:hAnsi="Wingdings" w:hint="default"/>
       </w:rPr>
     </w:lvl>
   </w:abstractNum>
@@ -5746,7 +5657,7 @@
         <w:ind w:left="720" w:hanging="360"/>
       </w:pPr>
       <w:rPr>
-        <w:rFonts w:hint="default" w:ascii="Symbol" w:hAnsi="Symbol"/>
+        <w:rFonts w:ascii="Symbol" w:hAnsi="Symbol" w:hint="default"/>
       </w:rPr>
     </w:lvl>
     <w:lvl w:ilvl="1" w:tplc="08090003">
@@ -5758,7 +5669,7 @@
         <w:ind w:left="1440" w:hanging="360"/>
       </w:pPr>
       <w:rPr>
-        <w:rFonts w:hint="default" w:ascii="Courier New" w:hAnsi="Courier New" w:cs="Courier New"/>
+        <w:rFonts w:ascii="Courier New" w:hAnsi="Courier New" w:cs="Courier New" w:hint="default"/>
       </w:rPr>
     </w:lvl>
     <w:lvl w:ilvl="2" w:tplc="08090005">
@@ -5770,7 +5681,7 @@
         <w:ind w:left="2160" w:hanging="360"/>
       </w:pPr>
       <w:rPr>
-        <w:rFonts w:hint="default" w:ascii="Wingdings" w:hAnsi="Wingdings"/>
+        <w:rFonts w:ascii="Wingdings" w:hAnsi="Wingdings" w:hint="default"/>
       </w:rPr>
     </w:lvl>
     <w:lvl w:ilvl="3" w:tplc="08090001">
@@ -5782,7 +5693,7 @@
         <w:ind w:left="2880" w:hanging="360"/>
       </w:pPr>
       <w:rPr>
-        <w:rFonts w:hint="default" w:ascii="Symbol" w:hAnsi="Symbol"/>
+        <w:rFonts w:ascii="Symbol" w:hAnsi="Symbol" w:hint="default"/>
       </w:rPr>
     </w:lvl>
     <w:lvl w:ilvl="4" w:tplc="08090003">
@@ -5794,7 +5705,7 @@
         <w:ind w:left="3600" w:hanging="360"/>
       </w:pPr>
       <w:rPr>
-        <w:rFonts w:hint="default" w:ascii="Courier New" w:hAnsi="Courier New" w:cs="Courier New"/>
+        <w:rFonts w:ascii="Courier New" w:hAnsi="Courier New" w:cs="Courier New" w:hint="default"/>
       </w:rPr>
     </w:lvl>
     <w:lvl w:ilvl="5" w:tplc="08090005">
@@ -5806,7 +5717,7 @@
         <w:ind w:left="4320" w:hanging="360"/>
       </w:pPr>
       <w:rPr>
-        <w:rFonts w:hint="default" w:ascii="Wingdings" w:hAnsi="Wingdings"/>
+        <w:rFonts w:ascii="Wingdings" w:hAnsi="Wingdings" w:hint="default"/>
       </w:rPr>
     </w:lvl>
     <w:lvl w:ilvl="6" w:tplc="08090001">
@@ -5818,7 +5729,7 @@
         <w:ind w:left="5040" w:hanging="360"/>
       </w:pPr>
       <w:rPr>
-        <w:rFonts w:hint="default" w:ascii="Symbol" w:hAnsi="Symbol"/>
+        <w:rFonts w:ascii="Symbol" w:hAnsi="Symbol" w:hint="default"/>
       </w:rPr>
     </w:lvl>
     <w:lvl w:ilvl="7" w:tplc="08090003">
@@ -5830,7 +5741,7 @@
         <w:ind w:left="5760" w:hanging="360"/>
       </w:pPr>
       <w:rPr>
-        <w:rFonts w:hint="default" w:ascii="Courier New" w:hAnsi="Courier New" w:cs="Courier New"/>
+        <w:rFonts w:ascii="Courier New" w:hAnsi="Courier New" w:cs="Courier New" w:hint="default"/>
       </w:rPr>
     </w:lvl>
     <w:lvl w:ilvl="8" w:tplc="08090005">
@@ -5842,7 +5753,7 @@
         <w:ind w:left="6480" w:hanging="360"/>
       </w:pPr>
       <w:rPr>
-        <w:rFonts w:hint="default" w:ascii="Wingdings" w:hAnsi="Wingdings"/>
+        <w:rFonts w:ascii="Wingdings" w:hAnsi="Wingdings" w:hint="default"/>
       </w:rPr>
     </w:lvl>
   </w:abstractNum>
@@ -5862,7 +5773,7 @@
         <w:ind w:left="720" w:hanging="360"/>
       </w:pPr>
       <w:rPr>
-        <w:rFonts w:hint="default" w:ascii="Symbol" w:hAnsi="Symbol"/>
+        <w:rFonts w:ascii="Symbol" w:hAnsi="Symbol" w:hint="default"/>
         <w:sz w:val="20"/>
       </w:rPr>
     </w:lvl>
@@ -5878,7 +5789,7 @@
         <w:ind w:left="1440" w:hanging="360"/>
       </w:pPr>
       <w:rPr>
-        <w:rFonts w:hint="default" w:ascii="Symbol" w:hAnsi="Symbol"/>
+        <w:rFonts w:ascii="Symbol" w:hAnsi="Symbol" w:hint="default"/>
         <w:sz w:val="20"/>
       </w:rPr>
     </w:lvl>
@@ -5894,7 +5805,7 @@
         <w:ind w:left="2160" w:hanging="360"/>
       </w:pPr>
       <w:rPr>
-        <w:rFonts w:hint="default" w:ascii="Symbol" w:hAnsi="Symbol"/>
+        <w:rFonts w:ascii="Symbol" w:hAnsi="Symbol" w:hint="default"/>
         <w:sz w:val="20"/>
       </w:rPr>
     </w:lvl>
@@ -5910,7 +5821,7 @@
         <w:ind w:left="2880" w:hanging="360"/>
       </w:pPr>
       <w:rPr>
-        <w:rFonts w:hint="default" w:ascii="Symbol" w:hAnsi="Symbol"/>
+        <w:rFonts w:ascii="Symbol" w:hAnsi="Symbol" w:hint="default"/>
         <w:sz w:val="20"/>
       </w:rPr>
     </w:lvl>
@@ -5926,7 +5837,7 @@
         <w:ind w:left="3600" w:hanging="360"/>
       </w:pPr>
       <w:rPr>
-        <w:rFonts w:hint="default" w:ascii="Symbol" w:hAnsi="Symbol"/>
+        <w:rFonts w:ascii="Symbol" w:hAnsi="Symbol" w:hint="default"/>
         <w:sz w:val="20"/>
       </w:rPr>
     </w:lvl>
@@ -5942,7 +5853,7 @@
         <w:ind w:left="4320" w:hanging="360"/>
       </w:pPr>
       <w:rPr>
-        <w:rFonts w:hint="default" w:ascii="Symbol" w:hAnsi="Symbol"/>
+        <w:rFonts w:ascii="Symbol" w:hAnsi="Symbol" w:hint="default"/>
         <w:sz w:val="20"/>
       </w:rPr>
     </w:lvl>
@@ -5958,7 +5869,7 @@
         <w:ind w:left="5040" w:hanging="360"/>
       </w:pPr>
       <w:rPr>
-        <w:rFonts w:hint="default" w:ascii="Symbol" w:hAnsi="Symbol"/>
+        <w:rFonts w:ascii="Symbol" w:hAnsi="Symbol" w:hint="default"/>
         <w:sz w:val="20"/>
       </w:rPr>
     </w:lvl>
@@ -5974,7 +5885,7 @@
         <w:ind w:left="5760" w:hanging="360"/>
       </w:pPr>
       <w:rPr>
-        <w:rFonts w:hint="default" w:ascii="Symbol" w:hAnsi="Symbol"/>
+        <w:rFonts w:ascii="Symbol" w:hAnsi="Symbol" w:hint="default"/>
         <w:sz w:val="20"/>
       </w:rPr>
     </w:lvl>
@@ -5990,7 +5901,7 @@
         <w:ind w:left="6480" w:hanging="360"/>
       </w:pPr>
       <w:rPr>
-        <w:rFonts w:hint="default" w:ascii="Symbol" w:hAnsi="Symbol"/>
+        <w:rFonts w:ascii="Symbol" w:hAnsi="Symbol" w:hint="default"/>
         <w:sz w:val="20"/>
       </w:rPr>
     </w:lvl>
@@ -6011,7 +5922,7 @@
         <w:ind w:left="720" w:hanging="360"/>
       </w:pPr>
       <w:rPr>
-        <w:rFonts w:hint="default" w:ascii="Symbol" w:hAnsi="Symbol"/>
+        <w:rFonts w:ascii="Symbol" w:hAnsi="Symbol" w:hint="default"/>
         <w:sz w:val="20"/>
       </w:rPr>
     </w:lvl>
@@ -6027,7 +5938,7 @@
         <w:ind w:left="1440" w:hanging="360"/>
       </w:pPr>
       <w:rPr>
-        <w:rFonts w:hint="default" w:ascii="Symbol" w:hAnsi="Symbol"/>
+        <w:rFonts w:ascii="Symbol" w:hAnsi="Symbol" w:hint="default"/>
         <w:sz w:val="20"/>
       </w:rPr>
     </w:lvl>
@@ -6043,7 +5954,7 @@
         <w:ind w:left="2160" w:hanging="360"/>
       </w:pPr>
       <w:rPr>
-        <w:rFonts w:hint="default" w:ascii="Symbol" w:hAnsi="Symbol"/>
+        <w:rFonts w:ascii="Symbol" w:hAnsi="Symbol" w:hint="default"/>
         <w:sz w:val="20"/>
       </w:rPr>
     </w:lvl>
@@ -6059,7 +5970,7 @@
         <w:ind w:left="2880" w:hanging="360"/>
       </w:pPr>
       <w:rPr>
-        <w:rFonts w:hint="default" w:ascii="Symbol" w:hAnsi="Symbol"/>
+        <w:rFonts w:ascii="Symbol" w:hAnsi="Symbol" w:hint="default"/>
         <w:sz w:val="20"/>
       </w:rPr>
     </w:lvl>
@@ -6075,7 +5986,7 @@
         <w:ind w:left="3600" w:hanging="360"/>
       </w:pPr>
       <w:rPr>
-        <w:rFonts w:hint="default" w:ascii="Symbol" w:hAnsi="Symbol"/>
+        <w:rFonts w:ascii="Symbol" w:hAnsi="Symbol" w:hint="default"/>
         <w:sz w:val="20"/>
       </w:rPr>
     </w:lvl>
@@ -6091,7 +6002,7 @@
         <w:ind w:left="4320" w:hanging="360"/>
       </w:pPr>
       <w:rPr>
-        <w:rFonts w:hint="default" w:ascii="Symbol" w:hAnsi="Symbol"/>
+        <w:rFonts w:ascii="Symbol" w:hAnsi="Symbol" w:hint="default"/>
         <w:sz w:val="20"/>
       </w:rPr>
     </w:lvl>
@@ -6107,7 +6018,7 @@
         <w:ind w:left="5040" w:hanging="360"/>
       </w:pPr>
       <w:rPr>
-        <w:rFonts w:hint="default" w:ascii="Symbol" w:hAnsi="Symbol"/>
+        <w:rFonts w:ascii="Symbol" w:hAnsi="Symbol" w:hint="default"/>
         <w:sz w:val="20"/>
       </w:rPr>
     </w:lvl>
@@ -6123,7 +6034,7 @@
         <w:ind w:left="5760" w:hanging="360"/>
       </w:pPr>
       <w:rPr>
-        <w:rFonts w:hint="default" w:ascii="Symbol" w:hAnsi="Symbol"/>
+        <w:rFonts w:ascii="Symbol" w:hAnsi="Symbol" w:hint="default"/>
         <w:sz w:val="20"/>
       </w:rPr>
     </w:lvl>
@@ -6139,7 +6050,7 @@
         <w:ind w:left="6480" w:hanging="360"/>
       </w:pPr>
       <w:rPr>
-        <w:rFonts w:hint="default" w:ascii="Symbol" w:hAnsi="Symbol"/>
+        <w:rFonts w:ascii="Symbol" w:hAnsi="Symbol" w:hint="default"/>
         <w:sz w:val="20"/>
       </w:rPr>
     </w:lvl>
@@ -6157,7 +6068,7 @@
         <w:ind w:left="720" w:hanging="360"/>
       </w:pPr>
       <w:rPr>
-        <w:rFonts w:hint="default" w:ascii="Symbol" w:hAnsi="Symbol"/>
+        <w:rFonts w:ascii="Symbol" w:hAnsi="Symbol" w:hint="default"/>
       </w:rPr>
     </w:lvl>
     <w:lvl w:ilvl="1" w:tplc="08090003">
@@ -6169,7 +6080,7 @@
         <w:ind w:left="1440" w:hanging="360"/>
       </w:pPr>
       <w:rPr>
-        <w:rFonts w:hint="default" w:ascii="Courier New" w:hAnsi="Courier New" w:cs="Courier New"/>
+        <w:rFonts w:ascii="Courier New" w:hAnsi="Courier New" w:cs="Courier New" w:hint="default"/>
       </w:rPr>
     </w:lvl>
     <w:lvl w:ilvl="2" w:tplc="08090005">
@@ -6181,7 +6092,7 @@
         <w:ind w:left="2160" w:hanging="360"/>
       </w:pPr>
       <w:rPr>
-        <w:rFonts w:hint="default" w:ascii="Wingdings" w:hAnsi="Wingdings"/>
+        <w:rFonts w:ascii="Wingdings" w:hAnsi="Wingdings" w:hint="default"/>
       </w:rPr>
     </w:lvl>
     <w:lvl w:ilvl="3" w:tplc="08090001">
@@ -6193,7 +6104,7 @@
         <w:ind w:left="2880" w:hanging="360"/>
       </w:pPr>
       <w:rPr>
-        <w:rFonts w:hint="default" w:ascii="Symbol" w:hAnsi="Symbol"/>
+        <w:rFonts w:ascii="Symbol" w:hAnsi="Symbol" w:hint="default"/>
       </w:rPr>
     </w:lvl>
     <w:lvl w:ilvl="4" w:tplc="08090003">
@@ -6205,7 +6116,7 @@
         <w:ind w:left="3600" w:hanging="360"/>
       </w:pPr>
       <w:rPr>
-        <w:rFonts w:hint="default" w:ascii="Courier New" w:hAnsi="Courier New" w:cs="Courier New"/>
+        <w:rFonts w:ascii="Courier New" w:hAnsi="Courier New" w:cs="Courier New" w:hint="default"/>
       </w:rPr>
     </w:lvl>
     <w:lvl w:ilvl="5" w:tplc="08090005">
@@ -6217,7 +6128,7 @@
         <w:ind w:left="4320" w:hanging="360"/>
       </w:pPr>
       <w:rPr>
-        <w:rFonts w:hint="default" w:ascii="Wingdings" w:hAnsi="Wingdings"/>
+        <w:rFonts w:ascii="Wingdings" w:hAnsi="Wingdings" w:hint="default"/>
       </w:rPr>
     </w:lvl>
     <w:lvl w:ilvl="6" w:tplc="08090001">
@@ -6229,7 +6140,7 @@
         <w:ind w:left="5040" w:hanging="360"/>
       </w:pPr>
       <w:rPr>
-        <w:rFonts w:hint="default" w:ascii="Symbol" w:hAnsi="Symbol"/>
+        <w:rFonts w:ascii="Symbol" w:hAnsi="Symbol" w:hint="default"/>
       </w:rPr>
     </w:lvl>
     <w:lvl w:ilvl="7" w:tplc="08090003">
@@ -6241,7 +6152,7 @@
         <w:ind w:left="5760" w:hanging="360"/>
       </w:pPr>
       <w:rPr>
-        <w:rFonts w:hint="default" w:ascii="Courier New" w:hAnsi="Courier New" w:cs="Courier New"/>
+        <w:rFonts w:ascii="Courier New" w:hAnsi="Courier New" w:cs="Courier New" w:hint="default"/>
       </w:rPr>
     </w:lvl>
     <w:lvl w:ilvl="8" w:tplc="08090005">
@@ -6253,7 +6164,7 @@
         <w:ind w:left="6480" w:hanging="360"/>
       </w:pPr>
       <w:rPr>
-        <w:rFonts w:hint="default" w:ascii="Wingdings" w:hAnsi="Wingdings"/>
+        <w:rFonts w:ascii="Wingdings" w:hAnsi="Wingdings" w:hint="default"/>
       </w:rPr>
     </w:lvl>
   </w:abstractNum>
@@ -6270,7 +6181,7 @@
         <w:ind w:left="720" w:hanging="360"/>
       </w:pPr>
       <w:rPr>
-        <w:rFonts w:hint="default" w:ascii="Wingdings" w:hAnsi="Wingdings"/>
+        <w:rFonts w:ascii="Wingdings" w:hAnsi="Wingdings" w:hint="default"/>
       </w:rPr>
     </w:lvl>
     <w:lvl w:ilvl="1" w:tplc="08090003" w:tentative="1">
@@ -6282,7 +6193,7 @@
         <w:ind w:left="1440" w:hanging="360"/>
       </w:pPr>
       <w:rPr>
-        <w:rFonts w:hint="default" w:ascii="Courier New" w:hAnsi="Courier New" w:cs="Courier New"/>
+        <w:rFonts w:ascii="Courier New" w:hAnsi="Courier New" w:cs="Courier New" w:hint="default"/>
       </w:rPr>
     </w:lvl>
     <w:lvl w:ilvl="2" w:tplc="08090005" w:tentative="1">
@@ -6294,7 +6205,7 @@
         <w:ind w:left="2160" w:hanging="360"/>
       </w:pPr>
       <w:rPr>
-        <w:rFonts w:hint="default" w:ascii="Wingdings" w:hAnsi="Wingdings"/>
+        <w:rFonts w:ascii="Wingdings" w:hAnsi="Wingdings" w:hint="default"/>
       </w:rPr>
     </w:lvl>
     <w:lvl w:ilvl="3" w:tplc="08090001" w:tentative="1">
@@ -6306,7 +6217,7 @@
         <w:ind w:left="2880" w:hanging="360"/>
       </w:pPr>
       <w:rPr>
-        <w:rFonts w:hint="default" w:ascii="Symbol" w:hAnsi="Symbol"/>
+        <w:rFonts w:ascii="Symbol" w:hAnsi="Symbol" w:hint="default"/>
       </w:rPr>
     </w:lvl>
     <w:lvl w:ilvl="4" w:tplc="08090003" w:tentative="1">
@@ -6318,7 +6229,7 @@
         <w:ind w:left="3600" w:hanging="360"/>
       </w:pPr>
       <w:rPr>
-        <w:rFonts w:hint="default" w:ascii="Courier New" w:hAnsi="Courier New" w:cs="Courier New"/>
+        <w:rFonts w:ascii="Courier New" w:hAnsi="Courier New" w:cs="Courier New" w:hint="default"/>
       </w:rPr>
     </w:lvl>
     <w:lvl w:ilvl="5" w:tplc="08090005" w:tentative="1">
@@ -6330,7 +6241,7 @@
         <w:ind w:left="4320" w:hanging="360"/>
       </w:pPr>
       <w:rPr>
-        <w:rFonts w:hint="default" w:ascii="Wingdings" w:hAnsi="Wingdings"/>
+        <w:rFonts w:ascii="Wingdings" w:hAnsi="Wingdings" w:hint="default"/>
       </w:rPr>
     </w:lvl>
     <w:lvl w:ilvl="6" w:tplc="08090001" w:tentative="1">
@@ -6342,7 +6253,7 @@
         <w:ind w:left="5040" w:hanging="360"/>
       </w:pPr>
       <w:rPr>
-        <w:rFonts w:hint="default" w:ascii="Symbol" w:hAnsi="Symbol"/>
+        <w:rFonts w:ascii="Symbol" w:hAnsi="Symbol" w:hint="default"/>
       </w:rPr>
     </w:lvl>
     <w:lvl w:ilvl="7" w:tplc="08090003" w:tentative="1">
@@ -6354,7 +6265,7 @@
         <w:ind w:left="5760" w:hanging="360"/>
       </w:pPr>
       <w:rPr>
-        <w:rFonts w:hint="default" w:ascii="Courier New" w:hAnsi="Courier New" w:cs="Courier New"/>
+        <w:rFonts w:ascii="Courier New" w:hAnsi="Courier New" w:cs="Courier New" w:hint="default"/>
       </w:rPr>
     </w:lvl>
     <w:lvl w:ilvl="8" w:tplc="08090005" w:tentative="1">
@@ -6366,7 +6277,7 @@
         <w:ind w:left="6480" w:hanging="360"/>
       </w:pPr>
       <w:rPr>
-        <w:rFonts w:hint="default" w:ascii="Wingdings" w:hAnsi="Wingdings"/>
+        <w:rFonts w:ascii="Wingdings" w:hAnsi="Wingdings" w:hint="default"/>
       </w:rPr>
     </w:lvl>
   </w:abstractNum>
@@ -6386,7 +6297,7 @@
         <w:ind w:left="720" w:hanging="360"/>
       </w:pPr>
       <w:rPr>
-        <w:rFonts w:hint="default" w:ascii="Symbol" w:hAnsi="Symbol"/>
+        <w:rFonts w:ascii="Symbol" w:hAnsi="Symbol" w:hint="default"/>
         <w:sz w:val="20"/>
       </w:rPr>
     </w:lvl>
@@ -6402,7 +6313,7 @@
         <w:ind w:left="1440" w:hanging="360"/>
       </w:pPr>
       <w:rPr>
-        <w:rFonts w:hint="default" w:ascii="Symbol" w:hAnsi="Symbol"/>
+        <w:rFonts w:ascii="Symbol" w:hAnsi="Symbol" w:hint="default"/>
         <w:sz w:val="20"/>
       </w:rPr>
     </w:lvl>
@@ -6418,7 +6329,7 @@
         <w:ind w:left="2160" w:hanging="360"/>
       </w:pPr>
       <w:rPr>
-        <w:rFonts w:hint="default" w:ascii="Symbol" w:hAnsi="Symbol"/>
+        <w:rFonts w:ascii="Symbol" w:hAnsi="Symbol" w:hint="default"/>
         <w:sz w:val="20"/>
       </w:rPr>
     </w:lvl>
@@ -6434,7 +6345,7 @@
         <w:ind w:left="2880" w:hanging="360"/>
       </w:pPr>
       <w:rPr>
-        <w:rFonts w:hint="default" w:ascii="Symbol" w:hAnsi="Symbol"/>
+        <w:rFonts w:ascii="Symbol" w:hAnsi="Symbol" w:hint="default"/>
         <w:sz w:val="20"/>
       </w:rPr>
     </w:lvl>
@@ -6450,7 +6361,7 @@
         <w:ind w:left="3600" w:hanging="360"/>
       </w:pPr>
       <w:rPr>
-        <w:rFonts w:hint="default" w:ascii="Symbol" w:hAnsi="Symbol"/>
+        <w:rFonts w:ascii="Symbol" w:hAnsi="Symbol" w:hint="default"/>
         <w:sz w:val="20"/>
       </w:rPr>
     </w:lvl>
@@ -6466,7 +6377,7 @@
         <w:ind w:left="4320" w:hanging="360"/>
       </w:pPr>
       <w:rPr>
-        <w:rFonts w:hint="default" w:ascii="Symbol" w:hAnsi="Symbol"/>
+        <w:rFonts w:ascii="Symbol" w:hAnsi="Symbol" w:hint="default"/>
         <w:sz w:val="20"/>
       </w:rPr>
     </w:lvl>
@@ -6482,7 +6393,7 @@
         <w:ind w:left="5040" w:hanging="360"/>
       </w:pPr>
       <w:rPr>
-        <w:rFonts w:hint="default" w:ascii="Symbol" w:hAnsi="Symbol"/>
+        <w:rFonts w:ascii="Symbol" w:hAnsi="Symbol" w:hint="default"/>
         <w:sz w:val="20"/>
       </w:rPr>
     </w:lvl>
@@ -6498,7 +6409,7 @@
         <w:ind w:left="5760" w:hanging="360"/>
       </w:pPr>
       <w:rPr>
-        <w:rFonts w:hint="default" w:ascii="Symbol" w:hAnsi="Symbol"/>
+        <w:rFonts w:ascii="Symbol" w:hAnsi="Symbol" w:hint="default"/>
         <w:sz w:val="20"/>
       </w:rPr>
     </w:lvl>
@@ -6514,7 +6425,7 @@
         <w:ind w:left="6480" w:hanging="360"/>
       </w:pPr>
       <w:rPr>
-        <w:rFonts w:hint="default" w:ascii="Symbol" w:hAnsi="Symbol"/>
+        <w:rFonts w:ascii="Symbol" w:hAnsi="Symbol" w:hint="default"/>
         <w:sz w:val="20"/>
       </w:rPr>
     </w:lvl>
@@ -6532,7 +6443,7 @@
         <w:ind w:left="720" w:hanging="360"/>
       </w:pPr>
       <w:rPr>
-        <w:rFonts w:hint="default" w:ascii="Wingdings" w:hAnsi="Wingdings"/>
+        <w:rFonts w:ascii="Wingdings" w:hAnsi="Wingdings" w:hint="default"/>
       </w:rPr>
     </w:lvl>
     <w:lvl w:ilvl="1" w:tplc="08090003" w:tentative="1">
@@ -6544,7 +6455,7 @@
         <w:ind w:left="1440" w:hanging="360"/>
       </w:pPr>
       <w:rPr>
-        <w:rFonts w:hint="default" w:ascii="Courier New" w:hAnsi="Courier New" w:cs="Courier New"/>
+        <w:rFonts w:ascii="Courier New" w:hAnsi="Courier New" w:cs="Courier New" w:hint="default"/>
       </w:rPr>
     </w:lvl>
     <w:lvl w:ilvl="2" w:tplc="08090005" w:tentative="1">
@@ -6556,7 +6467,7 @@
         <w:ind w:left="2160" w:hanging="360"/>
       </w:pPr>
       <w:rPr>
-        <w:rFonts w:hint="default" w:ascii="Wingdings" w:hAnsi="Wingdings"/>
+        <w:rFonts w:ascii="Wingdings" w:hAnsi="Wingdings" w:hint="default"/>
       </w:rPr>
     </w:lvl>
     <w:lvl w:ilvl="3" w:tplc="08090001" w:tentative="1">
@@ -6568,7 +6479,7 @@
         <w:ind w:left="2880" w:hanging="360"/>
       </w:pPr>
       <w:rPr>
-        <w:rFonts w:hint="default" w:ascii="Symbol" w:hAnsi="Symbol"/>
+        <w:rFonts w:ascii="Symbol" w:hAnsi="Symbol" w:hint="default"/>
       </w:rPr>
     </w:lvl>
     <w:lvl w:ilvl="4" w:tplc="08090003" w:tentative="1">
@@ -6580,7 +6491,7 @@
         <w:ind w:left="3600" w:hanging="360"/>
       </w:pPr>
       <w:rPr>
-        <w:rFonts w:hint="default" w:ascii="Courier New" w:hAnsi="Courier New" w:cs="Courier New"/>
+        <w:rFonts w:ascii="Courier New" w:hAnsi="Courier New" w:cs="Courier New" w:hint="default"/>
       </w:rPr>
     </w:lvl>
     <w:lvl w:ilvl="5" w:tplc="08090005" w:tentative="1">
@@ -6592,7 +6503,7 @@
         <w:ind w:left="4320" w:hanging="360"/>
       </w:pPr>
       <w:rPr>
-        <w:rFonts w:hint="default" w:ascii="Wingdings" w:hAnsi="Wingdings"/>
+        <w:rFonts w:ascii="Wingdings" w:hAnsi="Wingdings" w:hint="default"/>
       </w:rPr>
     </w:lvl>
     <w:lvl w:ilvl="6" w:tplc="08090001" w:tentative="1">
@@ -6604,7 +6515,7 @@
         <w:ind w:left="5040" w:hanging="360"/>
       </w:pPr>
       <w:rPr>
-        <w:rFonts w:hint="default" w:ascii="Symbol" w:hAnsi="Symbol"/>
+        <w:rFonts w:ascii="Symbol" w:hAnsi="Symbol" w:hint="default"/>
       </w:rPr>
     </w:lvl>
     <w:lvl w:ilvl="7" w:tplc="08090003" w:tentative="1">
@@ -6616,7 +6527,7 @@
         <w:ind w:left="5760" w:hanging="360"/>
       </w:pPr>
       <w:rPr>
-        <w:rFonts w:hint="default" w:ascii="Courier New" w:hAnsi="Courier New" w:cs="Courier New"/>
+        <w:rFonts w:ascii="Courier New" w:hAnsi="Courier New" w:cs="Courier New" w:hint="default"/>
       </w:rPr>
     </w:lvl>
     <w:lvl w:ilvl="8" w:tplc="08090005" w:tentative="1">
@@ -6628,7 +6539,7 @@
         <w:ind w:left="6480" w:hanging="360"/>
       </w:pPr>
       <w:rPr>
-        <w:rFonts w:hint="default" w:ascii="Wingdings" w:hAnsi="Wingdings"/>
+        <w:rFonts w:ascii="Wingdings" w:hAnsi="Wingdings" w:hint="default"/>
       </w:rPr>
     </w:lvl>
   </w:abstractNum>
@@ -6645,7 +6556,7 @@
         <w:ind w:left="720" w:hanging="360"/>
       </w:pPr>
       <w:rPr>
-        <w:rFonts w:hint="default" w:ascii="Wingdings" w:hAnsi="Wingdings"/>
+        <w:rFonts w:ascii="Wingdings" w:hAnsi="Wingdings" w:hint="default"/>
       </w:rPr>
     </w:lvl>
     <w:lvl w:ilvl="1" w:tplc="08090003" w:tentative="1">
@@ -6657,7 +6568,7 @@
         <w:ind w:left="1440" w:hanging="360"/>
       </w:pPr>
       <w:rPr>
-        <w:rFonts w:hint="default" w:ascii="Courier New" w:hAnsi="Courier New" w:cs="Courier New"/>
+        <w:rFonts w:ascii="Courier New" w:hAnsi="Courier New" w:cs="Courier New" w:hint="default"/>
       </w:rPr>
     </w:lvl>
     <w:lvl w:ilvl="2" w:tplc="08090005" w:tentative="1">
@@ -6669,7 +6580,7 @@
         <w:ind w:left="2160" w:hanging="360"/>
       </w:pPr>
       <w:rPr>
-        <w:rFonts w:hint="default" w:ascii="Wingdings" w:hAnsi="Wingdings"/>
+        <w:rFonts w:ascii="Wingdings" w:hAnsi="Wingdings" w:hint="default"/>
       </w:rPr>
     </w:lvl>
     <w:lvl w:ilvl="3" w:tplc="08090001" w:tentative="1">
@@ -6681,7 +6592,7 @@
         <w:ind w:left="2880" w:hanging="360"/>
       </w:pPr>
       <w:rPr>
-        <w:rFonts w:hint="default" w:ascii="Symbol" w:hAnsi="Symbol"/>
+        <w:rFonts w:ascii="Symbol" w:hAnsi="Symbol" w:hint="default"/>
       </w:rPr>
     </w:lvl>
     <w:lvl w:ilvl="4" w:tplc="08090003" w:tentative="1">
@@ -6693,7 +6604,7 @@
         <w:ind w:left="3600" w:hanging="360"/>
       </w:pPr>
       <w:rPr>
-        <w:rFonts w:hint="default" w:ascii="Courier New" w:hAnsi="Courier New" w:cs="Courier New"/>
+        <w:rFonts w:ascii="Courier New" w:hAnsi="Courier New" w:cs="Courier New" w:hint="default"/>
       </w:rPr>
     </w:lvl>
     <w:lvl w:ilvl="5" w:tplc="08090005" w:tentative="1">
@@ -6705,7 +6616,7 @@
         <w:ind w:left="4320" w:hanging="360"/>
       </w:pPr>
       <w:rPr>
-        <w:rFonts w:hint="default" w:ascii="Wingdings" w:hAnsi="Wingdings"/>
+        <w:rFonts w:ascii="Wingdings" w:hAnsi="Wingdings" w:hint="default"/>
       </w:rPr>
     </w:lvl>
     <w:lvl w:ilvl="6" w:tplc="08090001" w:tentative="1">
@@ -6717,7 +6628,7 @@
         <w:ind w:left="5040" w:hanging="360"/>
       </w:pPr>
       <w:rPr>
-        <w:rFonts w:hint="default" w:ascii="Symbol" w:hAnsi="Symbol"/>
+        <w:rFonts w:ascii="Symbol" w:hAnsi="Symbol" w:hint="default"/>
       </w:rPr>
     </w:lvl>
     <w:lvl w:ilvl="7" w:tplc="08090003" w:tentative="1">
@@ -6729,7 +6640,7 @@
         <w:ind w:left="5760" w:hanging="360"/>
       </w:pPr>
       <w:rPr>
-        <w:rFonts w:hint="default" w:ascii="Courier New" w:hAnsi="Courier New" w:cs="Courier New"/>
+        <w:rFonts w:ascii="Courier New" w:hAnsi="Courier New" w:cs="Courier New" w:hint="default"/>
       </w:rPr>
     </w:lvl>
     <w:lvl w:ilvl="8" w:tplc="08090005" w:tentative="1">
@@ -6741,7 +6652,7 @@
         <w:ind w:left="6480" w:hanging="360"/>
       </w:pPr>
       <w:rPr>
-        <w:rFonts w:hint="default" w:ascii="Wingdings" w:hAnsi="Wingdings"/>
+        <w:rFonts w:ascii="Wingdings" w:hAnsi="Wingdings" w:hint="default"/>
       </w:rPr>
     </w:lvl>
   </w:abstractNum>
@@ -6761,7 +6672,7 @@
         <w:ind w:left="720" w:hanging="360"/>
       </w:pPr>
       <w:rPr>
-        <w:rFonts w:hint="default" w:ascii="Symbol" w:hAnsi="Symbol"/>
+        <w:rFonts w:ascii="Symbol" w:hAnsi="Symbol" w:hint="default"/>
         <w:sz w:val="20"/>
       </w:rPr>
     </w:lvl>
@@ -6777,7 +6688,7 @@
         <w:ind w:left="1440" w:hanging="360"/>
       </w:pPr>
       <w:rPr>
-        <w:rFonts w:hint="default" w:ascii="Symbol" w:hAnsi="Symbol"/>
+        <w:rFonts w:ascii="Symbol" w:hAnsi="Symbol" w:hint="default"/>
         <w:sz w:val="20"/>
       </w:rPr>
     </w:lvl>
@@ -6793,7 +6704,7 @@
         <w:ind w:left="2160" w:hanging="360"/>
       </w:pPr>
       <w:rPr>
-        <w:rFonts w:hint="default" w:ascii="Symbol" w:hAnsi="Symbol"/>
+        <w:rFonts w:ascii="Symbol" w:hAnsi="Symbol" w:hint="default"/>
         <w:sz w:val="20"/>
       </w:rPr>
     </w:lvl>
@@ -6809,7 +6720,7 @@
         <w:ind w:left="2880" w:hanging="360"/>
       </w:pPr>
       <w:rPr>
-        <w:rFonts w:hint="default" w:ascii="Symbol" w:hAnsi="Symbol"/>
+        <w:rFonts w:ascii="Symbol" w:hAnsi="Symbol" w:hint="default"/>
         <w:sz w:val="20"/>
       </w:rPr>
     </w:lvl>
@@ -6825,7 +6736,7 @@
         <w:ind w:left="3600" w:hanging="360"/>
       </w:pPr>
       <w:rPr>
-        <w:rFonts w:hint="default" w:ascii="Symbol" w:hAnsi="Symbol"/>
+        <w:rFonts w:ascii="Symbol" w:hAnsi="Symbol" w:hint="default"/>
         <w:sz w:val="20"/>
       </w:rPr>
     </w:lvl>
@@ -6841,7 +6752,7 @@
         <w:ind w:left="4320" w:hanging="360"/>
       </w:pPr>
       <w:rPr>
-        <w:rFonts w:hint="default" w:ascii="Symbol" w:hAnsi="Symbol"/>
+        <w:rFonts w:ascii="Symbol" w:hAnsi="Symbol" w:hint="default"/>
         <w:sz w:val="20"/>
       </w:rPr>
     </w:lvl>
@@ -6857,7 +6768,7 @@
         <w:ind w:left="5040" w:hanging="360"/>
       </w:pPr>
       <w:rPr>
-        <w:rFonts w:hint="default" w:ascii="Symbol" w:hAnsi="Symbol"/>
+        <w:rFonts w:ascii="Symbol" w:hAnsi="Symbol" w:hint="default"/>
         <w:sz w:val="20"/>
       </w:rPr>
     </w:lvl>
@@ -6873,7 +6784,7 @@
         <w:ind w:left="5760" w:hanging="360"/>
       </w:pPr>
       <w:rPr>
-        <w:rFonts w:hint="default" w:ascii="Symbol" w:hAnsi="Symbol"/>
+        <w:rFonts w:ascii="Symbol" w:hAnsi="Symbol" w:hint="default"/>
         <w:sz w:val="20"/>
       </w:rPr>
     </w:lvl>
@@ -6889,7 +6800,7 @@
         <w:ind w:left="6480" w:hanging="360"/>
       </w:pPr>
       <w:rPr>
-        <w:rFonts w:hint="default" w:ascii="Symbol" w:hAnsi="Symbol"/>
+        <w:rFonts w:ascii="Symbol" w:hAnsi="Symbol" w:hint="default"/>
         <w:sz w:val="20"/>
       </w:rPr>
     </w:lvl>
@@ -6910,7 +6821,7 @@
         <w:ind w:left="720" w:hanging="360"/>
       </w:pPr>
       <w:rPr>
-        <w:rFonts w:hint="default" w:ascii="Symbol" w:hAnsi="Symbol"/>
+        <w:rFonts w:ascii="Symbol" w:hAnsi="Symbol" w:hint="default"/>
         <w:sz w:val="20"/>
       </w:rPr>
     </w:lvl>
@@ -6926,7 +6837,7 @@
         <w:ind w:left="1440" w:hanging="360"/>
       </w:pPr>
       <w:rPr>
-        <w:rFonts w:hint="default" w:ascii="Symbol" w:hAnsi="Symbol"/>
+        <w:rFonts w:ascii="Symbol" w:hAnsi="Symbol" w:hint="default"/>
         <w:sz w:val="20"/>
       </w:rPr>
     </w:lvl>
@@ -6942,7 +6853,7 @@
         <w:ind w:left="2160" w:hanging="360"/>
       </w:pPr>
       <w:rPr>
-        <w:rFonts w:hint="default" w:ascii="Symbol" w:hAnsi="Symbol"/>
+        <w:rFonts w:ascii="Symbol" w:hAnsi="Symbol" w:hint="default"/>
         <w:sz w:val="20"/>
       </w:rPr>
     </w:lvl>
@@ -6958,7 +6869,7 @@
         <w:ind w:left="2880" w:hanging="360"/>
       </w:pPr>
       <w:rPr>
-        <w:rFonts w:hint="default" w:ascii="Symbol" w:hAnsi="Symbol"/>
+        <w:rFonts w:ascii="Symbol" w:hAnsi="Symbol" w:hint="default"/>
         <w:sz w:val="20"/>
       </w:rPr>
     </w:lvl>
@@ -6974,7 +6885,7 @@
         <w:ind w:left="3600" w:hanging="360"/>
       </w:pPr>
       <w:rPr>
-        <w:rFonts w:hint="default" w:ascii="Symbol" w:hAnsi="Symbol"/>
+        <w:rFonts w:ascii="Symbol" w:hAnsi="Symbol" w:hint="default"/>
         <w:sz w:val="20"/>
       </w:rPr>
     </w:lvl>
@@ -6990,7 +6901,7 @@
         <w:ind w:left="4320" w:hanging="360"/>
       </w:pPr>
       <w:rPr>
-        <w:rFonts w:hint="default" w:ascii="Symbol" w:hAnsi="Symbol"/>
+        <w:rFonts w:ascii="Symbol" w:hAnsi="Symbol" w:hint="default"/>
         <w:sz w:val="20"/>
       </w:rPr>
     </w:lvl>
@@ -7006,7 +6917,7 @@
         <w:ind w:left="5040" w:hanging="360"/>
       </w:pPr>
       <w:rPr>
-        <w:rFonts w:hint="default" w:ascii="Symbol" w:hAnsi="Symbol"/>
+        <w:rFonts w:ascii="Symbol" w:hAnsi="Symbol" w:hint="default"/>
         <w:sz w:val="20"/>
       </w:rPr>
     </w:lvl>
@@ -7022,7 +6933,7 @@
         <w:ind w:left="5760" w:hanging="360"/>
       </w:pPr>
       <w:rPr>
-        <w:rFonts w:hint="default" w:ascii="Symbol" w:hAnsi="Symbol"/>
+        <w:rFonts w:ascii="Symbol" w:hAnsi="Symbol" w:hint="default"/>
         <w:sz w:val="20"/>
       </w:rPr>
     </w:lvl>
@@ -7038,7 +6949,7 @@
         <w:ind w:left="6480" w:hanging="360"/>
       </w:pPr>
       <w:rPr>
-        <w:rFonts w:hint="default" w:ascii="Symbol" w:hAnsi="Symbol"/>
+        <w:rFonts w:ascii="Symbol" w:hAnsi="Symbol" w:hint="default"/>
         <w:sz w:val="20"/>
       </w:rPr>
     </w:lvl>
@@ -7059,7 +6970,7 @@
         <w:ind w:left="720" w:hanging="360"/>
       </w:pPr>
       <w:rPr>
-        <w:rFonts w:hint="default" w:ascii="Symbol" w:hAnsi="Symbol"/>
+        <w:rFonts w:ascii="Symbol" w:hAnsi="Symbol" w:hint="default"/>
         <w:sz w:val="20"/>
       </w:rPr>
     </w:lvl>
@@ -7075,7 +6986,7 @@
         <w:ind w:left="1440" w:hanging="360"/>
       </w:pPr>
       <w:rPr>
-        <w:rFonts w:hint="default" w:ascii="Symbol" w:hAnsi="Symbol"/>
+        <w:rFonts w:ascii="Symbol" w:hAnsi="Symbol" w:hint="default"/>
         <w:sz w:val="20"/>
       </w:rPr>
     </w:lvl>
@@ -7091,7 +7002,7 @@
         <w:ind w:left="2160" w:hanging="360"/>
       </w:pPr>
       <w:rPr>
-        <w:rFonts w:hint="default" w:ascii="Symbol" w:hAnsi="Symbol"/>
+        <w:rFonts w:ascii="Symbol" w:hAnsi="Symbol" w:hint="default"/>
         <w:sz w:val="20"/>
       </w:rPr>
     </w:lvl>
@@ -7107,7 +7018,7 @@
         <w:ind w:left="2880" w:hanging="360"/>
       </w:pPr>
       <w:rPr>
-        <w:rFonts w:hint="default" w:ascii="Symbol" w:hAnsi="Symbol"/>
+        <w:rFonts w:ascii="Symbol" w:hAnsi="Symbol" w:hint="default"/>
         <w:sz w:val="20"/>
       </w:rPr>
     </w:lvl>
@@ -7123,7 +7034,7 @@
         <w:ind w:left="3600" w:hanging="360"/>
       </w:pPr>
       <w:rPr>
-        <w:rFonts w:hint="default" w:ascii="Symbol" w:hAnsi="Symbol"/>
+        <w:rFonts w:ascii="Symbol" w:hAnsi="Symbol" w:hint="default"/>
         <w:sz w:val="20"/>
       </w:rPr>
     </w:lvl>
@@ -7139,7 +7050,7 @@
         <w:ind w:left="4320" w:hanging="360"/>
       </w:pPr>
       <w:rPr>
-        <w:rFonts w:hint="default" w:ascii="Symbol" w:hAnsi="Symbol"/>
+        <w:rFonts w:ascii="Symbol" w:hAnsi="Symbol" w:hint="default"/>
         <w:sz w:val="20"/>
       </w:rPr>
     </w:lvl>
@@ -7155,7 +7066,7 @@
         <w:ind w:left="5040" w:hanging="360"/>
       </w:pPr>
       <w:rPr>
-        <w:rFonts w:hint="default" w:ascii="Symbol" w:hAnsi="Symbol"/>
+        <w:rFonts w:ascii="Symbol" w:hAnsi="Symbol" w:hint="default"/>
         <w:sz w:val="20"/>
       </w:rPr>
     </w:lvl>
@@ -7171,7 +7082,7 @@
         <w:ind w:left="5760" w:hanging="360"/>
       </w:pPr>
       <w:rPr>
-        <w:rFonts w:hint="default" w:ascii="Symbol" w:hAnsi="Symbol"/>
+        <w:rFonts w:ascii="Symbol" w:hAnsi="Symbol" w:hint="default"/>
         <w:sz w:val="20"/>
       </w:rPr>
     </w:lvl>
@@ -7187,7 +7098,7 @@
         <w:ind w:left="6480" w:hanging="360"/>
       </w:pPr>
       <w:rPr>
-        <w:rFonts w:hint="default" w:ascii="Symbol" w:hAnsi="Symbol"/>
+        <w:rFonts w:ascii="Symbol" w:hAnsi="Symbol" w:hint="default"/>
         <w:sz w:val="20"/>
       </w:rPr>
     </w:lvl>
@@ -7205,7 +7116,7 @@
         <w:ind w:left="720" w:hanging="360"/>
       </w:pPr>
       <w:rPr>
-        <w:rFonts w:hint="default" w:ascii="Symbol" w:hAnsi="Symbol"/>
+        <w:rFonts w:ascii="Symbol" w:hAnsi="Symbol" w:hint="default"/>
         <w:sz w:val="20"/>
         <w:szCs w:val="20"/>
       </w:rPr>
@@ -7219,7 +7130,7 @@
         <w:ind w:left="1440" w:hanging="360"/>
       </w:pPr>
       <w:rPr>
-        <w:rFonts w:hint="default" w:ascii="Courier New" w:hAnsi="Courier New" w:cs="Courier New"/>
+        <w:rFonts w:ascii="Courier New" w:hAnsi="Courier New" w:cs="Courier New" w:hint="default"/>
       </w:rPr>
     </w:lvl>
     <w:lvl w:ilvl="2" w:tplc="08090005" w:tentative="1">
@@ -7231,7 +7142,7 @@
         <w:ind w:left="2160" w:hanging="360"/>
       </w:pPr>
       <w:rPr>
-        <w:rFonts w:hint="default" w:ascii="Wingdings" w:hAnsi="Wingdings"/>
+        <w:rFonts w:ascii="Wingdings" w:hAnsi="Wingdings" w:hint="default"/>
       </w:rPr>
     </w:lvl>
     <w:lvl w:ilvl="3" w:tplc="08090001" w:tentative="1">
@@ -7243,7 +7154,7 @@
         <w:ind w:left="2880" w:hanging="360"/>
       </w:pPr>
       <w:rPr>
-        <w:rFonts w:hint="default" w:ascii="Symbol" w:hAnsi="Symbol"/>
+        <w:rFonts w:ascii="Symbol" w:hAnsi="Symbol" w:hint="default"/>
       </w:rPr>
     </w:lvl>
     <w:lvl w:ilvl="4" w:tplc="08090003" w:tentative="1">
@@ -7255,7 +7166,7 @@
         <w:ind w:left="3600" w:hanging="360"/>
       </w:pPr>
       <w:rPr>
-        <w:rFonts w:hint="default" w:ascii="Courier New" w:hAnsi="Courier New" w:cs="Courier New"/>
+        <w:rFonts w:ascii="Courier New" w:hAnsi="Courier New" w:cs="Courier New" w:hint="default"/>
       </w:rPr>
     </w:lvl>
     <w:lvl w:ilvl="5" w:tplc="08090005" w:tentative="1">
@@ -7267,7 +7178,7 @@
         <w:ind w:left="4320" w:hanging="360"/>
       </w:pPr>
       <w:rPr>
-        <w:rFonts w:hint="default" w:ascii="Wingdings" w:hAnsi="Wingdings"/>
+        <w:rFonts w:ascii="Wingdings" w:hAnsi="Wingdings" w:hint="default"/>
       </w:rPr>
     </w:lvl>
     <w:lvl w:ilvl="6" w:tplc="08090001" w:tentative="1">
@@ -7279,7 +7190,7 @@
         <w:ind w:left="5040" w:hanging="360"/>
       </w:pPr>
       <w:rPr>
-        <w:rFonts w:hint="default" w:ascii="Symbol" w:hAnsi="Symbol"/>
+        <w:rFonts w:ascii="Symbol" w:hAnsi="Symbol" w:hint="default"/>
       </w:rPr>
     </w:lvl>
     <w:lvl w:ilvl="7" w:tplc="08090003" w:tentative="1">
@@ -7291,7 +7202,7 @@
         <w:ind w:left="5760" w:hanging="360"/>
       </w:pPr>
       <w:rPr>
-        <w:rFonts w:hint="default" w:ascii="Courier New" w:hAnsi="Courier New" w:cs="Courier New"/>
+        <w:rFonts w:ascii="Courier New" w:hAnsi="Courier New" w:cs="Courier New" w:hint="default"/>
       </w:rPr>
     </w:lvl>
     <w:lvl w:ilvl="8" w:tplc="08090005" w:tentative="1">
@@ -7303,7 +7214,7 @@
         <w:ind w:left="6480" w:hanging="360"/>
       </w:pPr>
       <w:rPr>
-        <w:rFonts w:hint="default" w:ascii="Wingdings" w:hAnsi="Wingdings"/>
+        <w:rFonts w:ascii="Wingdings" w:hAnsi="Wingdings" w:hint="default"/>
       </w:rPr>
     </w:lvl>
   </w:abstractNum>
@@ -7320,7 +7231,7 @@
         <w:ind w:left="720" w:hanging="360"/>
       </w:pPr>
       <w:rPr>
-        <w:rFonts w:hint="default" w:ascii="Wingdings" w:hAnsi="Wingdings"/>
+        <w:rFonts w:ascii="Wingdings" w:hAnsi="Wingdings" w:hint="default"/>
       </w:rPr>
     </w:lvl>
     <w:lvl w:ilvl="1" w:tplc="08090003">
@@ -7332,7 +7243,7 @@
         <w:ind w:left="1440" w:hanging="360"/>
       </w:pPr>
       <w:rPr>
-        <w:rFonts w:hint="default" w:ascii="Courier New" w:hAnsi="Courier New" w:cs="Courier New"/>
+        <w:rFonts w:ascii="Courier New" w:hAnsi="Courier New" w:cs="Courier New" w:hint="default"/>
       </w:rPr>
     </w:lvl>
     <w:lvl w:ilvl="2" w:tplc="08090005">
@@ -7344,7 +7255,7 @@
         <w:ind w:left="2160" w:hanging="360"/>
       </w:pPr>
       <w:rPr>
-        <w:rFonts w:hint="default" w:ascii="Wingdings" w:hAnsi="Wingdings"/>
+        <w:rFonts w:ascii="Wingdings" w:hAnsi="Wingdings" w:hint="default"/>
       </w:rPr>
     </w:lvl>
     <w:lvl w:ilvl="3" w:tplc="08090001">
@@ -7356,7 +7267,7 @@
         <w:ind w:left="2880" w:hanging="360"/>
       </w:pPr>
       <w:rPr>
-        <w:rFonts w:hint="default" w:ascii="Symbol" w:hAnsi="Symbol"/>
+        <w:rFonts w:ascii="Symbol" w:hAnsi="Symbol" w:hint="default"/>
       </w:rPr>
     </w:lvl>
     <w:lvl w:ilvl="4" w:tplc="08090003">
@@ -7368,7 +7279,7 @@
         <w:ind w:left="3600" w:hanging="360"/>
       </w:pPr>
       <w:rPr>
-        <w:rFonts w:hint="default" w:ascii="Courier New" w:hAnsi="Courier New" w:cs="Courier New"/>
+        <w:rFonts w:ascii="Courier New" w:hAnsi="Courier New" w:cs="Courier New" w:hint="default"/>
       </w:rPr>
     </w:lvl>
     <w:lvl w:ilvl="5" w:tplc="08090005">
@@ -7380,7 +7291,7 @@
         <w:ind w:left="4320" w:hanging="360"/>
       </w:pPr>
       <w:rPr>
-        <w:rFonts w:hint="default" w:ascii="Wingdings" w:hAnsi="Wingdings"/>
+        <w:rFonts w:ascii="Wingdings" w:hAnsi="Wingdings" w:hint="default"/>
       </w:rPr>
     </w:lvl>
     <w:lvl w:ilvl="6" w:tplc="08090001">
@@ -7392,7 +7303,7 @@
         <w:ind w:left="5040" w:hanging="360"/>
       </w:pPr>
       <w:rPr>
-        <w:rFonts w:hint="default" w:ascii="Symbol" w:hAnsi="Symbol"/>
+        <w:rFonts w:ascii="Symbol" w:hAnsi="Symbol" w:hint="default"/>
       </w:rPr>
     </w:lvl>
     <w:lvl w:ilvl="7" w:tplc="08090003">
@@ -7404,7 +7315,7 @@
         <w:ind w:left="5760" w:hanging="360"/>
       </w:pPr>
       <w:rPr>
-        <w:rFonts w:hint="default" w:ascii="Courier New" w:hAnsi="Courier New" w:cs="Courier New"/>
+        <w:rFonts w:ascii="Courier New" w:hAnsi="Courier New" w:cs="Courier New" w:hint="default"/>
       </w:rPr>
     </w:lvl>
     <w:lvl w:ilvl="8" w:tplc="08090005">
@@ -7416,7 +7327,7 @@
         <w:ind w:left="6480" w:hanging="360"/>
       </w:pPr>
       <w:rPr>
-        <w:rFonts w:hint="default" w:ascii="Wingdings" w:hAnsi="Wingdings"/>
+        <w:rFonts w:ascii="Wingdings" w:hAnsi="Wingdings" w:hint="default"/>
       </w:rPr>
     </w:lvl>
   </w:abstractNum>
@@ -7433,7 +7344,7 @@
         <w:ind w:left="720" w:hanging="360"/>
       </w:pPr>
       <w:rPr>
-        <w:rFonts w:hint="default" w:ascii="Symbol" w:hAnsi="Symbol"/>
+        <w:rFonts w:ascii="Symbol" w:hAnsi="Symbol" w:hint="default"/>
       </w:rPr>
     </w:lvl>
     <w:lvl w:ilvl="1" w:tplc="08090003" w:tentative="1">
@@ -7445,7 +7356,7 @@
         <w:ind w:left="1440" w:hanging="360"/>
       </w:pPr>
       <w:rPr>
-        <w:rFonts w:hint="default" w:ascii="Courier New" w:hAnsi="Courier New" w:cs="Courier New"/>
+        <w:rFonts w:ascii="Courier New" w:hAnsi="Courier New" w:cs="Courier New" w:hint="default"/>
       </w:rPr>
     </w:lvl>
     <w:lvl w:ilvl="2" w:tplc="08090005" w:tentative="1">
@@ -7457,7 +7368,7 @@
         <w:ind w:left="2160" w:hanging="360"/>
       </w:pPr>
       <w:rPr>
-        <w:rFonts w:hint="default" w:ascii="Wingdings" w:hAnsi="Wingdings"/>
+        <w:rFonts w:ascii="Wingdings" w:hAnsi="Wingdings" w:hint="default"/>
       </w:rPr>
     </w:lvl>
     <w:lvl w:ilvl="3" w:tplc="08090001" w:tentative="1">
@@ -7469,7 +7380,7 @@
         <w:ind w:left="2880" w:hanging="360"/>
       </w:pPr>
       <w:rPr>
-        <w:rFonts w:hint="default" w:ascii="Symbol" w:hAnsi="Symbol"/>
+        <w:rFonts w:ascii="Symbol" w:hAnsi="Symbol" w:hint="default"/>
       </w:rPr>
     </w:lvl>
     <w:lvl w:ilvl="4" w:tplc="08090003" w:tentative="1">
@@ -7481,7 +7392,7 @@
         <w:ind w:left="3600" w:hanging="360"/>
       </w:pPr>
       <w:rPr>
-        <w:rFonts w:hint="default" w:ascii="Courier New" w:hAnsi="Courier New" w:cs="Courier New"/>
+        <w:rFonts w:ascii="Courier New" w:hAnsi="Courier New" w:cs="Courier New" w:hint="default"/>
       </w:rPr>
     </w:lvl>
     <w:lvl w:ilvl="5" w:tplc="08090005" w:tentative="1">
@@ -7493,7 +7404,7 @@
         <w:ind w:left="4320" w:hanging="360"/>
       </w:pPr>
       <w:rPr>
-        <w:rFonts w:hint="default" w:ascii="Wingdings" w:hAnsi="Wingdings"/>
+        <w:rFonts w:ascii="Wingdings" w:hAnsi="Wingdings" w:hint="default"/>
       </w:rPr>
     </w:lvl>
     <w:lvl w:ilvl="6" w:tplc="08090001" w:tentative="1">
@@ -7505,7 +7416,7 @@
         <w:ind w:left="5040" w:hanging="360"/>
       </w:pPr>
       <w:rPr>
-        <w:rFonts w:hint="default" w:ascii="Symbol" w:hAnsi="Symbol"/>
+        <w:rFonts w:ascii="Symbol" w:hAnsi="Symbol" w:hint="default"/>
       </w:rPr>
     </w:lvl>
     <w:lvl w:ilvl="7" w:tplc="08090003" w:tentative="1">
@@ -7517,7 +7428,7 @@
         <w:ind w:left="5760" w:hanging="360"/>
       </w:pPr>
       <w:rPr>
-        <w:rFonts w:hint="default" w:ascii="Courier New" w:hAnsi="Courier New" w:cs="Courier New"/>
+        <w:rFonts w:ascii="Courier New" w:hAnsi="Courier New" w:cs="Courier New" w:hint="default"/>
       </w:rPr>
     </w:lvl>
     <w:lvl w:ilvl="8" w:tplc="08090005" w:tentative="1">
@@ -7529,7 +7440,7 @@
         <w:ind w:left="6480" w:hanging="360"/>
       </w:pPr>
       <w:rPr>
-        <w:rFonts w:hint="default" w:ascii="Wingdings" w:hAnsi="Wingdings"/>
+        <w:rFonts w:ascii="Wingdings" w:hAnsi="Wingdings" w:hint="default"/>
       </w:rPr>
     </w:lvl>
   </w:abstractNum>
@@ -7546,7 +7457,7 @@
         <w:ind w:left="720" w:hanging="360"/>
       </w:pPr>
       <w:rPr>
-        <w:rFonts w:hint="default" w:ascii="Wingdings" w:hAnsi="Wingdings"/>
+        <w:rFonts w:ascii="Wingdings" w:hAnsi="Wingdings" w:hint="default"/>
       </w:rPr>
     </w:lvl>
     <w:lvl w:ilvl="1" w:tplc="08090003" w:tentative="1">
@@ -7558,7 +7469,7 @@
         <w:ind w:left="1440" w:hanging="360"/>
       </w:pPr>
       <w:rPr>
-        <w:rFonts w:hint="default" w:ascii="Courier New" w:hAnsi="Courier New" w:cs="Courier New"/>
+        <w:rFonts w:ascii="Courier New" w:hAnsi="Courier New" w:cs="Courier New" w:hint="default"/>
       </w:rPr>
     </w:lvl>
     <w:lvl w:ilvl="2" w:tplc="08090005" w:tentative="1">
@@ -7570,7 +7481,7 @@
         <w:ind w:left="2160" w:hanging="360"/>
       </w:pPr>
       <w:rPr>
-        <w:rFonts w:hint="default" w:ascii="Wingdings" w:hAnsi="Wingdings"/>
+        <w:rFonts w:ascii="Wingdings" w:hAnsi="Wingdings" w:hint="default"/>
       </w:rPr>
     </w:lvl>
     <w:lvl w:ilvl="3" w:tplc="08090001" w:tentative="1">
@@ -7582,7 +7493,7 @@
         <w:ind w:left="2880" w:hanging="360"/>
       </w:pPr>
       <w:rPr>
-        <w:rFonts w:hint="default" w:ascii="Symbol" w:hAnsi="Symbol"/>
+        <w:rFonts w:ascii="Symbol" w:hAnsi="Symbol" w:hint="default"/>
       </w:rPr>
     </w:lvl>
     <w:lvl w:ilvl="4" w:tplc="08090003" w:tentative="1">
@@ -7594,7 +7505,7 @@
         <w:ind w:left="3600" w:hanging="360"/>
       </w:pPr>
       <w:rPr>
-        <w:rFonts w:hint="default" w:ascii="Courier New" w:hAnsi="Courier New" w:cs="Courier New"/>
+        <w:rFonts w:ascii="Courier New" w:hAnsi="Courier New" w:cs="Courier New" w:hint="default"/>
       </w:rPr>
     </w:lvl>
     <w:lvl w:ilvl="5" w:tplc="08090005" w:tentative="1">
@@ -7606,7 +7517,7 @@
         <w:ind w:left="4320" w:hanging="360"/>
       </w:pPr>
       <w:rPr>
-        <w:rFonts w:hint="default" w:ascii="Wingdings" w:hAnsi="Wingdings"/>
+        <w:rFonts w:ascii="Wingdings" w:hAnsi="Wingdings" w:hint="default"/>
       </w:rPr>
     </w:lvl>
     <w:lvl w:ilvl="6" w:tplc="08090001" w:tentative="1">
@@ -7618,7 +7529,7 @@
         <w:ind w:left="5040" w:hanging="360"/>
       </w:pPr>
       <w:rPr>
-        <w:rFonts w:hint="default" w:ascii="Symbol" w:hAnsi="Symbol"/>
+        <w:rFonts w:ascii="Symbol" w:hAnsi="Symbol" w:hint="default"/>
       </w:rPr>
     </w:lvl>
     <w:lvl w:ilvl="7" w:tplc="08090003" w:tentative="1">
@@ -7630,7 +7541,7 @@
         <w:ind w:left="5760" w:hanging="360"/>
       </w:pPr>
       <w:rPr>
-        <w:rFonts w:hint="default" w:ascii="Courier New" w:hAnsi="Courier New" w:cs="Courier New"/>
+        <w:rFonts w:ascii="Courier New" w:hAnsi="Courier New" w:cs="Courier New" w:hint="default"/>
       </w:rPr>
     </w:lvl>
     <w:lvl w:ilvl="8" w:tplc="08090005" w:tentative="1">
@@ -7642,7 +7553,7 @@
         <w:ind w:left="6480" w:hanging="360"/>
       </w:pPr>
       <w:rPr>
-        <w:rFonts w:hint="default" w:ascii="Wingdings" w:hAnsi="Wingdings"/>
+        <w:rFonts w:ascii="Wingdings" w:hAnsi="Wingdings" w:hint="default"/>
       </w:rPr>
     </w:lvl>
   </w:abstractNum>
@@ -7659,7 +7570,7 @@
         <w:ind w:left="820" w:hanging="360"/>
       </w:pPr>
       <w:rPr>
-        <w:rFonts w:hint="default" w:ascii="Calibri" w:hAnsi="Calibri" w:eastAsia="Calibri" w:cs="Calibri"/>
+        <w:rFonts w:ascii="Calibri" w:eastAsia="Calibri" w:hAnsi="Calibri" w:cs="Calibri" w:hint="default"/>
         <w:color w:val="121C23"/>
         <w:spacing w:val="-1"/>
         <w:w w:val="108"/>
@@ -7677,7 +7588,7 @@
         <w:ind w:left="820" w:hanging="393"/>
       </w:pPr>
       <w:rPr>
-        <w:rFonts w:hint="default" w:ascii="Calibri" w:hAnsi="Calibri" w:eastAsia="Calibri" w:cs="Calibri"/>
+        <w:rFonts w:ascii="Calibri" w:eastAsia="Calibri" w:hAnsi="Calibri" w:cs="Calibri" w:hint="default"/>
         <w:color w:val="121C23"/>
         <w:spacing w:val="-2"/>
         <w:w w:val="108"/>
@@ -7780,7 +7691,7 @@
         <w:ind w:left="720" w:hanging="360"/>
       </w:pPr>
       <w:rPr>
-        <w:rFonts w:hint="default" w:ascii="Symbol" w:hAnsi="Symbol"/>
+        <w:rFonts w:ascii="Symbol" w:hAnsi="Symbol" w:hint="default"/>
         <w:sz w:val="20"/>
       </w:rPr>
     </w:lvl>
@@ -7796,7 +7707,7 @@
         <w:ind w:left="1440" w:hanging="360"/>
       </w:pPr>
       <w:rPr>
-        <w:rFonts w:hint="default" w:ascii="Symbol" w:hAnsi="Symbol"/>
+        <w:rFonts w:ascii="Symbol" w:hAnsi="Symbol" w:hint="default"/>
         <w:sz w:val="20"/>
       </w:rPr>
     </w:lvl>
@@ -7812,7 +7723,7 @@
         <w:ind w:left="2160" w:hanging="360"/>
       </w:pPr>
       <w:rPr>
-        <w:rFonts w:hint="default" w:ascii="Symbol" w:hAnsi="Symbol"/>
+        <w:rFonts w:ascii="Symbol" w:hAnsi="Symbol" w:hint="default"/>
         <w:sz w:val="20"/>
       </w:rPr>
     </w:lvl>
@@ -7828,7 +7739,7 @@
         <w:ind w:left="2880" w:hanging="360"/>
       </w:pPr>
       <w:rPr>
-        <w:rFonts w:hint="default" w:ascii="Symbol" w:hAnsi="Symbol"/>
+        <w:rFonts w:ascii="Symbol" w:hAnsi="Symbol" w:hint="default"/>
         <w:sz w:val="20"/>
       </w:rPr>
     </w:lvl>
@@ -7844,7 +7755,7 @@
         <w:ind w:left="3600" w:hanging="360"/>
       </w:pPr>
       <w:rPr>
-        <w:rFonts w:hint="default" w:ascii="Symbol" w:hAnsi="Symbol"/>
+        <w:rFonts w:ascii="Symbol" w:hAnsi="Symbol" w:hint="default"/>
         <w:sz w:val="20"/>
       </w:rPr>
     </w:lvl>
@@ -7860,7 +7771,7 @@
         <w:ind w:left="4320" w:hanging="360"/>
       </w:pPr>
       <w:rPr>
-        <w:rFonts w:hint="default" w:ascii="Symbol" w:hAnsi="Symbol"/>
+        <w:rFonts w:ascii="Symbol" w:hAnsi="Symbol" w:hint="default"/>
         <w:sz w:val="20"/>
       </w:rPr>
     </w:lvl>
@@ -7876,7 +7787,7 @@
         <w:ind w:left="5040" w:hanging="360"/>
       </w:pPr>
       <w:rPr>
-        <w:rFonts w:hint="default" w:ascii="Symbol" w:hAnsi="Symbol"/>
+        <w:rFonts w:ascii="Symbol" w:hAnsi="Symbol" w:hint="default"/>
         <w:sz w:val="20"/>
       </w:rPr>
     </w:lvl>
@@ -7892,7 +7803,7 @@
         <w:ind w:left="5760" w:hanging="360"/>
       </w:pPr>
       <w:rPr>
-        <w:rFonts w:hint="default" w:ascii="Symbol" w:hAnsi="Symbol"/>
+        <w:rFonts w:ascii="Symbol" w:hAnsi="Symbol" w:hint="default"/>
         <w:sz w:val="20"/>
       </w:rPr>
     </w:lvl>
@@ -7908,7 +7819,7 @@
         <w:ind w:left="6480" w:hanging="360"/>
       </w:pPr>
       <w:rPr>
-        <w:rFonts w:hint="default" w:ascii="Symbol" w:hAnsi="Symbol"/>
+        <w:rFonts w:ascii="Symbol" w:hAnsi="Symbol" w:hint="default"/>
         <w:sz w:val="20"/>
       </w:rPr>
     </w:lvl>
@@ -7926,7 +7837,7 @@
         <w:ind w:left="720" w:hanging="360"/>
       </w:pPr>
       <w:rPr>
-        <w:rFonts w:hint="default" w:ascii="Wingdings" w:hAnsi="Wingdings"/>
+        <w:rFonts w:ascii="Wingdings" w:hAnsi="Wingdings" w:hint="default"/>
       </w:rPr>
     </w:lvl>
     <w:lvl w:ilvl="1" w:tplc="08090003" w:tentative="1">
@@ -7938,7 +7849,7 @@
         <w:ind w:left="1440" w:hanging="360"/>
       </w:pPr>
       <w:rPr>
-        <w:rFonts w:hint="default" w:ascii="Courier New" w:hAnsi="Courier New" w:cs="Courier New"/>
+        <w:rFonts w:ascii="Courier New" w:hAnsi="Courier New" w:cs="Courier New" w:hint="default"/>
       </w:rPr>
     </w:lvl>
     <w:lvl w:ilvl="2" w:tplc="08090005" w:tentative="1">
@@ -7950,7 +7861,7 @@
         <w:ind w:left="2160" w:hanging="360"/>
       </w:pPr>
       <w:rPr>
-        <w:rFonts w:hint="default" w:ascii="Wingdings" w:hAnsi="Wingdings"/>
+        <w:rFonts w:ascii="Wingdings" w:hAnsi="Wingdings" w:hint="default"/>
       </w:rPr>
     </w:lvl>
     <w:lvl w:ilvl="3" w:tplc="08090001" w:tentative="1">
@@ -7962,7 +7873,7 @@
         <w:ind w:left="2880" w:hanging="360"/>
       </w:pPr>
       <w:rPr>
-        <w:rFonts w:hint="default" w:ascii="Symbol" w:hAnsi="Symbol"/>
+        <w:rFonts w:ascii="Symbol" w:hAnsi="Symbol" w:hint="default"/>
       </w:rPr>
     </w:lvl>
     <w:lvl w:ilvl="4" w:tplc="08090003" w:tentative="1">
@@ -7974,7 +7885,7 @@
         <w:ind w:left="3600" w:hanging="360"/>
       </w:pPr>
       <w:rPr>
-        <w:rFonts w:hint="default" w:ascii="Courier New" w:hAnsi="Courier New" w:cs="Courier New"/>
+        <w:rFonts w:ascii="Courier New" w:hAnsi="Courier New" w:cs="Courier New" w:hint="default"/>
       </w:rPr>
     </w:lvl>
     <w:lvl w:ilvl="5" w:tplc="08090005" w:tentative="1">
@@ -7986,7 +7897,7 @@
         <w:ind w:left="4320" w:hanging="360"/>
       </w:pPr>
       <w:rPr>
-        <w:rFonts w:hint="default" w:ascii="Wingdings" w:hAnsi="Wingdings"/>
+        <w:rFonts w:ascii="Wingdings" w:hAnsi="Wingdings" w:hint="default"/>
       </w:rPr>
     </w:lvl>
     <w:lvl w:ilvl="6" w:tplc="08090001" w:tentative="1">
@@ -7998,7 +7909,7 @@
         <w:ind w:left="5040" w:hanging="360"/>
       </w:pPr>
       <w:rPr>
-        <w:rFonts w:hint="default" w:ascii="Symbol" w:hAnsi="Symbol"/>
+        <w:rFonts w:ascii="Symbol" w:hAnsi="Symbol" w:hint="default"/>
       </w:rPr>
     </w:lvl>
     <w:lvl w:ilvl="7" w:tplc="08090003" w:tentative="1">
@@ -8010,7 +7921,7 @@
         <w:ind w:left="5760" w:hanging="360"/>
       </w:pPr>
       <w:rPr>
-        <w:rFonts w:hint="default" w:ascii="Courier New" w:hAnsi="Courier New" w:cs="Courier New"/>
+        <w:rFonts w:ascii="Courier New" w:hAnsi="Courier New" w:cs="Courier New" w:hint="default"/>
       </w:rPr>
     </w:lvl>
     <w:lvl w:ilvl="8" w:tplc="08090005" w:tentative="1">
@@ -8022,7 +7933,7 @@
         <w:ind w:left="6480" w:hanging="360"/>
       </w:pPr>
       <w:rPr>
-        <w:rFonts w:hint="default" w:ascii="Wingdings" w:hAnsi="Wingdings"/>
+        <w:rFonts w:ascii="Wingdings" w:hAnsi="Wingdings" w:hint="default"/>
       </w:rPr>
     </w:lvl>
   </w:abstractNum>
@@ -8039,7 +7950,7 @@
         <w:ind w:left="720" w:hanging="360"/>
       </w:pPr>
       <w:rPr>
-        <w:rFonts w:hint="default" w:ascii="Symbol" w:hAnsi="Symbol"/>
+        <w:rFonts w:ascii="Symbol" w:hAnsi="Symbol" w:hint="default"/>
       </w:rPr>
     </w:lvl>
     <w:lvl w:ilvl="1" w:tplc="08090003" w:tentative="1">
@@ -8051,7 +7962,7 @@
         <w:ind w:left="1440" w:hanging="360"/>
       </w:pPr>
       <w:rPr>
-        <w:rFonts w:hint="default" w:ascii="Courier New" w:hAnsi="Courier New" w:cs="Courier New"/>
+        <w:rFonts w:ascii="Courier New" w:hAnsi="Courier New" w:cs="Courier New" w:hint="default"/>
       </w:rPr>
     </w:lvl>
     <w:lvl w:ilvl="2" w:tplc="08090005" w:tentative="1">
@@ -8063,7 +7974,7 @@
         <w:ind w:left="2160" w:hanging="360"/>
       </w:pPr>
       <w:rPr>
-        <w:rFonts w:hint="default" w:ascii="Wingdings" w:hAnsi="Wingdings"/>
+        <w:rFonts w:ascii="Wingdings" w:hAnsi="Wingdings" w:hint="default"/>
       </w:rPr>
     </w:lvl>
     <w:lvl w:ilvl="3" w:tplc="08090001" w:tentative="1">
@@ -8075,7 +7986,7 @@
         <w:ind w:left="2880" w:hanging="360"/>
       </w:pPr>
       <w:rPr>
-        <w:rFonts w:hint="default" w:ascii="Symbol" w:hAnsi="Symbol"/>
+        <w:rFonts w:ascii="Symbol" w:hAnsi="Symbol" w:hint="default"/>
       </w:rPr>
     </w:lvl>
     <w:lvl w:ilvl="4" w:tplc="08090003" w:tentative="1">
@@ -8087,7 +7998,7 @@
         <w:ind w:left="3600" w:hanging="360"/>
       </w:pPr>
       <w:rPr>
-        <w:rFonts w:hint="default" w:ascii="Courier New" w:hAnsi="Courier New" w:cs="Courier New"/>
+        <w:rFonts w:ascii="Courier New" w:hAnsi="Courier New" w:cs="Courier New" w:hint="default"/>
       </w:rPr>
     </w:lvl>
     <w:lvl w:ilvl="5" w:tplc="08090005" w:tentative="1">
@@ -8099,7 +8010,7 @@
         <w:ind w:left="4320" w:hanging="360"/>
       </w:pPr>
       <w:rPr>
-        <w:rFonts w:hint="default" w:ascii="Wingdings" w:hAnsi="Wingdings"/>
+        <w:rFonts w:ascii="Wingdings" w:hAnsi="Wingdings" w:hint="default"/>
       </w:rPr>
     </w:lvl>
     <w:lvl w:ilvl="6" w:tplc="08090001" w:tentative="1">
@@ -8111,7 +8022,7 @@
         <w:ind w:left="5040" w:hanging="360"/>
       </w:pPr>
       <w:rPr>
-        <w:rFonts w:hint="default" w:ascii="Symbol" w:hAnsi="Symbol"/>
+        <w:rFonts w:ascii="Symbol" w:hAnsi="Symbol" w:hint="default"/>
       </w:rPr>
     </w:lvl>
     <w:lvl w:ilvl="7" w:tplc="08090003" w:tentative="1">
@@ -8123,7 +8034,7 @@
         <w:ind w:left="5760" w:hanging="360"/>
       </w:pPr>
       <w:rPr>
-        <w:rFonts w:hint="default" w:ascii="Courier New" w:hAnsi="Courier New" w:cs="Courier New"/>
+        <w:rFonts w:ascii="Courier New" w:hAnsi="Courier New" w:cs="Courier New" w:hint="default"/>
       </w:rPr>
     </w:lvl>
     <w:lvl w:ilvl="8" w:tplc="08090005" w:tentative="1">
@@ -8135,7 +8046,7 @@
         <w:ind w:left="6480" w:hanging="360"/>
       </w:pPr>
       <w:rPr>
-        <w:rFonts w:hint="default" w:ascii="Wingdings" w:hAnsi="Wingdings"/>
+        <w:rFonts w:ascii="Wingdings" w:hAnsi="Wingdings" w:hint="default"/>
       </w:rPr>
     </w:lvl>
   </w:abstractNum>
@@ -8152,7 +8063,7 @@
         <w:ind w:left="720" w:hanging="360"/>
       </w:pPr>
       <w:rPr>
-        <w:rFonts w:hint="default" w:ascii="Symbol" w:hAnsi="Symbol"/>
+        <w:rFonts w:ascii="Symbol" w:hAnsi="Symbol" w:hint="default"/>
       </w:rPr>
     </w:lvl>
     <w:lvl w:ilvl="1" w:tplc="08090003" w:tentative="1">
@@ -8164,7 +8075,7 @@
         <w:ind w:left="1440" w:hanging="360"/>
       </w:pPr>
       <w:rPr>
-        <w:rFonts w:hint="default" w:ascii="Courier New" w:hAnsi="Courier New" w:cs="Courier New"/>
+        <w:rFonts w:ascii="Courier New" w:hAnsi="Courier New" w:cs="Courier New" w:hint="default"/>
       </w:rPr>
     </w:lvl>
     <w:lvl w:ilvl="2" w:tplc="08090005" w:tentative="1">
@@ -8176,7 +8087,7 @@
         <w:ind w:left="2160" w:hanging="360"/>
       </w:pPr>
       <w:rPr>
-        <w:rFonts w:hint="default" w:ascii="Wingdings" w:hAnsi="Wingdings"/>
+        <w:rFonts w:ascii="Wingdings" w:hAnsi="Wingdings" w:hint="default"/>
       </w:rPr>
     </w:lvl>
     <w:lvl w:ilvl="3" w:tplc="08090001" w:tentative="1">
@@ -8188,7 +8099,7 @@
         <w:ind w:left="2880" w:hanging="360"/>
       </w:pPr>
       <w:rPr>
-        <w:rFonts w:hint="default" w:ascii="Symbol" w:hAnsi="Symbol"/>
+        <w:rFonts w:ascii="Symbol" w:hAnsi="Symbol" w:hint="default"/>
       </w:rPr>
     </w:lvl>
     <w:lvl w:ilvl="4" w:tplc="08090003" w:tentative="1">
@@ -8200,7 +8111,7 @@
         <w:ind w:left="3600" w:hanging="360"/>
       </w:pPr>
       <w:rPr>
-        <w:rFonts w:hint="default" w:ascii="Courier New" w:hAnsi="Courier New" w:cs="Courier New"/>
+        <w:rFonts w:ascii="Courier New" w:hAnsi="Courier New" w:cs="Courier New" w:hint="default"/>
       </w:rPr>
     </w:lvl>
     <w:lvl w:ilvl="5" w:tplc="08090005" w:tentative="1">
@@ -8212,7 +8123,7 @@
         <w:ind w:left="4320" w:hanging="360"/>
       </w:pPr>
       <w:rPr>
-        <w:rFonts w:hint="default" w:ascii="Wingdings" w:hAnsi="Wingdings"/>
+        <w:rFonts w:ascii="Wingdings" w:hAnsi="Wingdings" w:hint="default"/>
       </w:rPr>
     </w:lvl>
     <w:lvl w:ilvl="6" w:tplc="08090001" w:tentative="1">
@@ -8224,7 +8135,7 @@
         <w:ind w:left="5040" w:hanging="360"/>
       </w:pPr>
       <w:rPr>
-        <w:rFonts w:hint="default" w:ascii="Symbol" w:hAnsi="Symbol"/>
+        <w:rFonts w:ascii="Symbol" w:hAnsi="Symbol" w:hint="default"/>
       </w:rPr>
     </w:lvl>
     <w:lvl w:ilvl="7" w:tplc="08090003" w:tentative="1">
@@ -8236,7 +8147,7 @@
         <w:ind w:left="5760" w:hanging="360"/>
       </w:pPr>
       <w:rPr>
-        <w:rFonts w:hint="default" w:ascii="Courier New" w:hAnsi="Courier New" w:cs="Courier New"/>
+        <w:rFonts w:ascii="Courier New" w:hAnsi="Courier New" w:cs="Courier New" w:hint="default"/>
       </w:rPr>
     </w:lvl>
     <w:lvl w:ilvl="8" w:tplc="08090005" w:tentative="1">
@@ -8248,7 +8159,7 @@
         <w:ind w:left="6480" w:hanging="360"/>
       </w:pPr>
       <w:rPr>
-        <w:rFonts w:hint="default" w:ascii="Wingdings" w:hAnsi="Wingdings"/>
+        <w:rFonts w:ascii="Wingdings" w:hAnsi="Wingdings" w:hint="default"/>
       </w:rPr>
     </w:lvl>
   </w:abstractNum>
@@ -8265,7 +8176,7 @@
         <w:ind w:left="720" w:hanging="360"/>
       </w:pPr>
       <w:rPr>
-        <w:rFonts w:hint="default" w:ascii="Symbol" w:hAnsi="Symbol"/>
+        <w:rFonts w:ascii="Symbol" w:hAnsi="Symbol" w:hint="default"/>
       </w:rPr>
     </w:lvl>
     <w:lvl w:ilvl="1" w:tplc="08090003" w:tentative="1">
@@ -8277,7 +8188,7 @@
         <w:ind w:left="1440" w:hanging="360"/>
       </w:pPr>
       <w:rPr>
-        <w:rFonts w:hint="default" w:ascii="Courier New" w:hAnsi="Courier New" w:cs="Courier New"/>
+        <w:rFonts w:ascii="Courier New" w:hAnsi="Courier New" w:cs="Courier New" w:hint="default"/>
       </w:rPr>
     </w:lvl>
     <w:lvl w:ilvl="2" w:tplc="08090005" w:tentative="1">
@@ -8289,7 +8200,7 @@
         <w:ind w:left="2160" w:hanging="360"/>
       </w:pPr>
       <w:rPr>
-        <w:rFonts w:hint="default" w:ascii="Wingdings" w:hAnsi="Wingdings"/>
+        <w:rFonts w:ascii="Wingdings" w:hAnsi="Wingdings" w:hint="default"/>
       </w:rPr>
     </w:lvl>
     <w:lvl w:ilvl="3" w:tplc="08090001" w:tentative="1">
@@ -8301,7 +8212,7 @@
         <w:ind w:left="2880" w:hanging="360"/>
       </w:pPr>
       <w:rPr>
-        <w:rFonts w:hint="default" w:ascii="Symbol" w:hAnsi="Symbol"/>
+        <w:rFonts w:ascii="Symbol" w:hAnsi="Symbol" w:hint="default"/>
       </w:rPr>
     </w:lvl>
     <w:lvl w:ilvl="4" w:tplc="08090003" w:tentative="1">
@@ -8313,7 +8224,7 @@
         <w:ind w:left="3600" w:hanging="360"/>
       </w:pPr>
       <w:rPr>
-        <w:rFonts w:hint="default" w:ascii="Courier New" w:hAnsi="Courier New" w:cs="Courier New"/>
+        <w:rFonts w:ascii="Courier New" w:hAnsi="Courier New" w:cs="Courier New" w:hint="default"/>
       </w:rPr>
     </w:lvl>
     <w:lvl w:ilvl="5" w:tplc="08090005" w:tentative="1">
@@ -8325,7 +8236,7 @@
         <w:ind w:left="4320" w:hanging="360"/>
       </w:pPr>
       <w:rPr>
-        <w:rFonts w:hint="default" w:ascii="Wingdings" w:hAnsi="Wingdings"/>
+        <w:rFonts w:ascii="Wingdings" w:hAnsi="Wingdings" w:hint="default"/>
       </w:rPr>
     </w:lvl>
     <w:lvl w:ilvl="6" w:tplc="08090001" w:tentative="1">
@@ -8337,7 +8248,7 @@
         <w:ind w:left="5040" w:hanging="360"/>
       </w:pPr>
       <w:rPr>
-        <w:rFonts w:hint="default" w:ascii="Symbol" w:hAnsi="Symbol"/>
+        <w:rFonts w:ascii="Symbol" w:hAnsi="Symbol" w:hint="default"/>
       </w:rPr>
     </w:lvl>
     <w:lvl w:ilvl="7" w:tplc="08090003" w:tentative="1">
@@ -8349,7 +8260,7 @@
         <w:ind w:left="5760" w:hanging="360"/>
       </w:pPr>
       <w:rPr>
-        <w:rFonts w:hint="default" w:ascii="Courier New" w:hAnsi="Courier New" w:cs="Courier New"/>
+        <w:rFonts w:ascii="Courier New" w:hAnsi="Courier New" w:cs="Courier New" w:hint="default"/>
       </w:rPr>
     </w:lvl>
     <w:lvl w:ilvl="8" w:tplc="08090005" w:tentative="1">
@@ -8361,7 +8272,7 @@
         <w:ind w:left="6480" w:hanging="360"/>
       </w:pPr>
       <w:rPr>
-        <w:rFonts w:hint="default" w:ascii="Wingdings" w:hAnsi="Wingdings"/>
+        <w:rFonts w:ascii="Wingdings" w:hAnsi="Wingdings" w:hint="default"/>
       </w:rPr>
     </w:lvl>
   </w:abstractNum>
@@ -8381,7 +8292,7 @@
         <w:ind w:left="720" w:hanging="360"/>
       </w:pPr>
       <w:rPr>
-        <w:rFonts w:hint="default" w:ascii="Symbol" w:hAnsi="Symbol"/>
+        <w:rFonts w:ascii="Symbol" w:hAnsi="Symbol" w:hint="default"/>
         <w:sz w:val="20"/>
       </w:rPr>
     </w:lvl>
@@ -8397,7 +8308,7 @@
         <w:ind w:left="1440" w:hanging="360"/>
       </w:pPr>
       <w:rPr>
-        <w:rFonts w:hint="default" w:ascii="Symbol" w:hAnsi="Symbol"/>
+        <w:rFonts w:ascii="Symbol" w:hAnsi="Symbol" w:hint="default"/>
         <w:sz w:val="20"/>
       </w:rPr>
     </w:lvl>
@@ -8413,7 +8324,7 @@
         <w:ind w:left="2160" w:hanging="360"/>
       </w:pPr>
       <w:rPr>
-        <w:rFonts w:hint="default" w:ascii="Symbol" w:hAnsi="Symbol"/>
+        <w:rFonts w:ascii="Symbol" w:hAnsi="Symbol" w:hint="default"/>
         <w:sz w:val="20"/>
       </w:rPr>
     </w:lvl>
@@ -8429,7 +8340,7 @@
         <w:ind w:left="2880" w:hanging="360"/>
       </w:pPr>
       <w:rPr>
-        <w:rFonts w:hint="default" w:ascii="Symbol" w:hAnsi="Symbol"/>
+        <w:rFonts w:ascii="Symbol" w:hAnsi="Symbol" w:hint="default"/>
         <w:sz w:val="20"/>
       </w:rPr>
     </w:lvl>
@@ -8445,7 +8356,7 @@
         <w:ind w:left="3600" w:hanging="360"/>
       </w:pPr>
       <w:rPr>
-        <w:rFonts w:hint="default" w:ascii="Symbol" w:hAnsi="Symbol"/>
+        <w:rFonts w:ascii="Symbol" w:hAnsi="Symbol" w:hint="default"/>
         <w:sz w:val="20"/>
       </w:rPr>
     </w:lvl>
@@ -8461,7 +8372,7 @@
         <w:ind w:left="4320" w:hanging="360"/>
       </w:pPr>
       <w:rPr>
-        <w:rFonts w:hint="default" w:ascii="Symbol" w:hAnsi="Symbol"/>
+        <w:rFonts w:ascii="Symbol" w:hAnsi="Symbol" w:hint="default"/>
         <w:sz w:val="20"/>
       </w:rPr>
     </w:lvl>
@@ -8477,7 +8388,7 @@
         <w:ind w:left="5040" w:hanging="360"/>
       </w:pPr>
       <w:rPr>
-        <w:rFonts w:hint="default" w:ascii="Symbol" w:hAnsi="Symbol"/>
+        <w:rFonts w:ascii="Symbol" w:hAnsi="Symbol" w:hint="default"/>
         <w:sz w:val="20"/>
       </w:rPr>
     </w:lvl>
@@ -8493,7 +8404,7 @@
         <w:ind w:left="5760" w:hanging="360"/>
       </w:pPr>
       <w:rPr>
-        <w:rFonts w:hint="default" w:ascii="Symbol" w:hAnsi="Symbol"/>
+        <w:rFonts w:ascii="Symbol" w:hAnsi="Symbol" w:hint="default"/>
         <w:sz w:val="20"/>
       </w:rPr>
     </w:lvl>
@@ -8509,7 +8420,7 @@
         <w:ind w:left="6480" w:hanging="360"/>
       </w:pPr>
       <w:rPr>
-        <w:rFonts w:hint="default" w:ascii="Symbol" w:hAnsi="Symbol"/>
+        <w:rFonts w:ascii="Symbol" w:hAnsi="Symbol" w:hint="default"/>
         <w:sz w:val="20"/>
       </w:rPr>
     </w:lvl>
@@ -8530,7 +8441,7 @@
         <w:ind w:left="720" w:hanging="360"/>
       </w:pPr>
       <w:rPr>
-        <w:rFonts w:hint="default" w:ascii="Symbol" w:hAnsi="Symbol"/>
+        <w:rFonts w:ascii="Symbol" w:hAnsi="Symbol" w:hint="default"/>
         <w:sz w:val="20"/>
       </w:rPr>
     </w:lvl>
@@ -8546,7 +8457,7 @@
         <w:ind w:left="1440" w:hanging="360"/>
       </w:pPr>
       <w:rPr>
-        <w:rFonts w:hint="default" w:ascii="Symbol" w:hAnsi="Symbol"/>
+        <w:rFonts w:ascii="Symbol" w:hAnsi="Symbol" w:hint="default"/>
         <w:sz w:val="20"/>
       </w:rPr>
     </w:lvl>
@@ -8562,7 +8473,7 @@
         <w:ind w:left="2160" w:hanging="360"/>
       </w:pPr>
       <w:rPr>
-        <w:rFonts w:hint="default" w:ascii="Symbol" w:hAnsi="Symbol"/>
+        <w:rFonts w:ascii="Symbol" w:hAnsi="Symbol" w:hint="default"/>
         <w:sz w:val="20"/>
       </w:rPr>
     </w:lvl>
@@ -8578,7 +8489,7 @@
         <w:ind w:left="2880" w:hanging="360"/>
       </w:pPr>
       <w:rPr>
-        <w:rFonts w:hint="default" w:ascii="Symbol" w:hAnsi="Symbol"/>
+        <w:rFonts w:ascii="Symbol" w:hAnsi="Symbol" w:hint="default"/>
         <w:sz w:val="20"/>
       </w:rPr>
     </w:lvl>
@@ -8594,7 +8505,7 @@
         <w:ind w:left="3600" w:hanging="360"/>
       </w:pPr>
       <w:rPr>
-        <w:rFonts w:hint="default" w:ascii="Symbol" w:hAnsi="Symbol"/>
+        <w:rFonts w:ascii="Symbol" w:hAnsi="Symbol" w:hint="default"/>
         <w:sz w:val="20"/>
       </w:rPr>
     </w:lvl>
@@ -8610,7 +8521,7 @@
         <w:ind w:left="4320" w:hanging="360"/>
       </w:pPr>
       <w:rPr>
-        <w:rFonts w:hint="default" w:ascii="Symbol" w:hAnsi="Symbol"/>
+        <w:rFonts w:ascii="Symbol" w:hAnsi="Symbol" w:hint="default"/>
         <w:sz w:val="20"/>
       </w:rPr>
     </w:lvl>
@@ -8626,7 +8537,7 @@
         <w:ind w:left="5040" w:hanging="360"/>
       </w:pPr>
       <w:rPr>
-        <w:rFonts w:hint="default" w:ascii="Symbol" w:hAnsi="Symbol"/>
+        <w:rFonts w:ascii="Symbol" w:hAnsi="Symbol" w:hint="default"/>
         <w:sz w:val="20"/>
       </w:rPr>
     </w:lvl>
@@ -8642,7 +8553,7 @@
         <w:ind w:left="5760" w:hanging="360"/>
       </w:pPr>
       <w:rPr>
-        <w:rFonts w:hint="default" w:ascii="Symbol" w:hAnsi="Symbol"/>
+        <w:rFonts w:ascii="Symbol" w:hAnsi="Symbol" w:hint="default"/>
         <w:sz w:val="20"/>
       </w:rPr>
     </w:lvl>
@@ -8658,7 +8569,7 @@
         <w:ind w:left="6480" w:hanging="360"/>
       </w:pPr>
       <w:rPr>
-        <w:rFonts w:hint="default" w:ascii="Symbol" w:hAnsi="Symbol"/>
+        <w:rFonts w:ascii="Symbol" w:hAnsi="Symbol" w:hint="default"/>
         <w:sz w:val="20"/>
       </w:rPr>
     </w:lvl>
@@ -8676,7 +8587,7 @@
         <w:ind w:left="720" w:hanging="360"/>
       </w:pPr>
       <w:rPr>
-        <w:rFonts w:hint="default" w:ascii="Wingdings" w:hAnsi="Wingdings"/>
+        <w:rFonts w:ascii="Wingdings" w:hAnsi="Wingdings" w:hint="default"/>
         <w:sz w:val="20"/>
         <w:szCs w:val="20"/>
       </w:rPr>
@@ -8690,7 +8601,7 @@
         <w:ind w:left="1440" w:hanging="360"/>
       </w:pPr>
       <w:rPr>
-        <w:rFonts w:hint="default" w:ascii="Courier New" w:hAnsi="Courier New" w:cs="Courier New"/>
+        <w:rFonts w:ascii="Courier New" w:hAnsi="Courier New" w:cs="Courier New" w:hint="default"/>
       </w:rPr>
     </w:lvl>
     <w:lvl w:ilvl="2" w:tplc="FFFFFFFF" w:tentative="1">
@@ -8702,7 +8613,7 @@
         <w:ind w:left="2160" w:hanging="360"/>
       </w:pPr>
       <w:rPr>
-        <w:rFonts w:hint="default" w:ascii="Wingdings" w:hAnsi="Wingdings"/>
+        <w:rFonts w:ascii="Wingdings" w:hAnsi="Wingdings" w:hint="default"/>
       </w:rPr>
     </w:lvl>
     <w:lvl w:ilvl="3" w:tplc="FFFFFFFF" w:tentative="1">
@@ -8714,7 +8625,7 @@
         <w:ind w:left="2880" w:hanging="360"/>
       </w:pPr>
       <w:rPr>
-        <w:rFonts w:hint="default" w:ascii="Symbol" w:hAnsi="Symbol"/>
+        <w:rFonts w:ascii="Symbol" w:hAnsi="Symbol" w:hint="default"/>
       </w:rPr>
     </w:lvl>
     <w:lvl w:ilvl="4" w:tplc="FFFFFFFF" w:tentative="1">
@@ -8726,7 +8637,7 @@
         <w:ind w:left="3600" w:hanging="360"/>
       </w:pPr>
       <w:rPr>
-        <w:rFonts w:hint="default" w:ascii="Courier New" w:hAnsi="Courier New" w:cs="Courier New"/>
+        <w:rFonts w:ascii="Courier New" w:hAnsi="Courier New" w:cs="Courier New" w:hint="default"/>
       </w:rPr>
     </w:lvl>
     <w:lvl w:ilvl="5" w:tplc="FFFFFFFF" w:tentative="1">
@@ -8738,7 +8649,7 @@
         <w:ind w:left="4320" w:hanging="360"/>
       </w:pPr>
       <w:rPr>
-        <w:rFonts w:hint="default" w:ascii="Wingdings" w:hAnsi="Wingdings"/>
+        <w:rFonts w:ascii="Wingdings" w:hAnsi="Wingdings" w:hint="default"/>
       </w:rPr>
     </w:lvl>
     <w:lvl w:ilvl="6" w:tplc="FFFFFFFF" w:tentative="1">
@@ -8750,7 +8661,7 @@
         <w:ind w:left="5040" w:hanging="360"/>
       </w:pPr>
       <w:rPr>
-        <w:rFonts w:hint="default" w:ascii="Symbol" w:hAnsi="Symbol"/>
+        <w:rFonts w:ascii="Symbol" w:hAnsi="Symbol" w:hint="default"/>
       </w:rPr>
     </w:lvl>
     <w:lvl w:ilvl="7" w:tplc="FFFFFFFF" w:tentative="1">
@@ -8762,7 +8673,7 @@
         <w:ind w:left="5760" w:hanging="360"/>
       </w:pPr>
       <w:rPr>
-        <w:rFonts w:hint="default" w:ascii="Courier New" w:hAnsi="Courier New" w:cs="Courier New"/>
+        <w:rFonts w:ascii="Courier New" w:hAnsi="Courier New" w:cs="Courier New" w:hint="default"/>
       </w:rPr>
     </w:lvl>
     <w:lvl w:ilvl="8" w:tplc="FFFFFFFF" w:tentative="1">
@@ -8774,7 +8685,7 @@
         <w:ind w:left="6480" w:hanging="360"/>
       </w:pPr>
       <w:rPr>
-        <w:rFonts w:hint="default" w:ascii="Wingdings" w:hAnsi="Wingdings"/>
+        <w:rFonts w:ascii="Wingdings" w:hAnsi="Wingdings" w:hint="default"/>
       </w:rPr>
     </w:lvl>
   </w:abstractNum>
@@ -8791,7 +8702,7 @@
         <w:ind w:left="720" w:hanging="360"/>
       </w:pPr>
       <w:rPr>
-        <w:rFonts w:hint="default" w:ascii="Symbol" w:hAnsi="Symbol"/>
+        <w:rFonts w:ascii="Symbol" w:hAnsi="Symbol" w:hint="default"/>
       </w:rPr>
     </w:lvl>
     <w:lvl w:ilvl="1" w:tplc="FFFFFFFF">
@@ -8803,7 +8714,7 @@
         <w:ind w:left="1440" w:hanging="360"/>
       </w:pPr>
       <w:rPr>
-        <w:rFonts w:hint="default" w:ascii="Courier New" w:hAnsi="Courier New" w:cs="Courier New"/>
+        <w:rFonts w:ascii="Courier New" w:hAnsi="Courier New" w:cs="Courier New" w:hint="default"/>
       </w:rPr>
     </w:lvl>
     <w:lvl w:ilvl="2" w:tplc="FFFFFFFF">
@@ -8815,7 +8726,7 @@
         <w:ind w:left="2160" w:hanging="360"/>
       </w:pPr>
       <w:rPr>
-        <w:rFonts w:hint="default" w:ascii="Wingdings" w:hAnsi="Wingdings"/>
+        <w:rFonts w:ascii="Wingdings" w:hAnsi="Wingdings" w:hint="default"/>
       </w:rPr>
     </w:lvl>
     <w:lvl w:ilvl="3" w:tplc="FFFFFFFF">
@@ -8827,7 +8738,7 @@
         <w:ind w:left="2880" w:hanging="360"/>
       </w:pPr>
       <w:rPr>
-        <w:rFonts w:hint="default" w:ascii="Symbol" w:hAnsi="Symbol"/>
+        <w:rFonts w:ascii="Symbol" w:hAnsi="Symbol" w:hint="default"/>
       </w:rPr>
     </w:lvl>
     <w:lvl w:ilvl="4" w:tplc="FFFFFFFF">
@@ -8839,7 +8750,7 @@
         <w:ind w:left="3600" w:hanging="360"/>
       </w:pPr>
       <w:rPr>
-        <w:rFonts w:hint="default" w:ascii="Courier New" w:hAnsi="Courier New" w:cs="Courier New"/>
+        <w:rFonts w:ascii="Courier New" w:hAnsi="Courier New" w:cs="Courier New" w:hint="default"/>
       </w:rPr>
     </w:lvl>
     <w:lvl w:ilvl="5" w:tplc="FFFFFFFF">
@@ -8851,7 +8762,7 @@
         <w:ind w:left="4320" w:hanging="360"/>
       </w:pPr>
       <w:rPr>
-        <w:rFonts w:hint="default" w:ascii="Wingdings" w:hAnsi="Wingdings"/>
+        <w:rFonts w:ascii="Wingdings" w:hAnsi="Wingdings" w:hint="default"/>
       </w:rPr>
     </w:lvl>
     <w:lvl w:ilvl="6" w:tplc="FFFFFFFF">
@@ -8863,7 +8774,7 @@
         <w:ind w:left="5040" w:hanging="360"/>
       </w:pPr>
       <w:rPr>
-        <w:rFonts w:hint="default" w:ascii="Symbol" w:hAnsi="Symbol"/>
+        <w:rFonts w:ascii="Symbol" w:hAnsi="Symbol" w:hint="default"/>
       </w:rPr>
     </w:lvl>
     <w:lvl w:ilvl="7" w:tplc="FFFFFFFF">
@@ -8875,7 +8786,7 @@
         <w:ind w:left="5760" w:hanging="360"/>
       </w:pPr>
       <w:rPr>
-        <w:rFonts w:hint="default" w:ascii="Courier New" w:hAnsi="Courier New" w:cs="Courier New"/>
+        <w:rFonts w:ascii="Courier New" w:hAnsi="Courier New" w:cs="Courier New" w:hint="default"/>
       </w:rPr>
     </w:lvl>
     <w:lvl w:ilvl="8" w:tplc="FFFFFFFF">
@@ -8887,7 +8798,7 @@
         <w:ind w:left="6480" w:hanging="360"/>
       </w:pPr>
       <w:rPr>
-        <w:rFonts w:hint="default" w:ascii="Wingdings" w:hAnsi="Wingdings"/>
+        <w:rFonts w:ascii="Wingdings" w:hAnsi="Wingdings" w:hint="default"/>
       </w:rPr>
     </w:lvl>
   </w:abstractNum>
@@ -8904,7 +8815,7 @@
         <w:ind w:left="720" w:hanging="360"/>
       </w:pPr>
       <w:rPr>
-        <w:rFonts w:hint="default" w:ascii="Symbol" w:hAnsi="Symbol"/>
+        <w:rFonts w:ascii="Symbol" w:hAnsi="Symbol" w:hint="default"/>
       </w:rPr>
     </w:lvl>
     <w:lvl w:ilvl="1" w:tplc="08090003">
@@ -8916,7 +8827,7 @@
         <w:ind w:left="1440" w:hanging="360"/>
       </w:pPr>
       <w:rPr>
-        <w:rFonts w:hint="default" w:ascii="Courier New" w:hAnsi="Courier New" w:cs="Courier New"/>
+        <w:rFonts w:ascii="Courier New" w:hAnsi="Courier New" w:cs="Courier New" w:hint="default"/>
       </w:rPr>
     </w:lvl>
     <w:lvl w:ilvl="2" w:tplc="08090005">
@@ -8928,7 +8839,7 @@
         <w:ind w:left="2160" w:hanging="360"/>
       </w:pPr>
       <w:rPr>
-        <w:rFonts w:hint="default" w:ascii="Wingdings" w:hAnsi="Wingdings"/>
+        <w:rFonts w:ascii="Wingdings" w:hAnsi="Wingdings" w:hint="default"/>
       </w:rPr>
     </w:lvl>
     <w:lvl w:ilvl="3" w:tplc="08090001">
@@ -8940,7 +8851,7 @@
         <w:ind w:left="2880" w:hanging="360"/>
       </w:pPr>
       <w:rPr>
-        <w:rFonts w:hint="default" w:ascii="Symbol" w:hAnsi="Symbol"/>
+        <w:rFonts w:ascii="Symbol" w:hAnsi="Symbol" w:hint="default"/>
       </w:rPr>
     </w:lvl>
     <w:lvl w:ilvl="4" w:tplc="08090003">
@@ -8952,7 +8863,7 @@
         <w:ind w:left="3600" w:hanging="360"/>
       </w:pPr>
       <w:rPr>
-        <w:rFonts w:hint="default" w:ascii="Courier New" w:hAnsi="Courier New" w:cs="Courier New"/>
+        <w:rFonts w:ascii="Courier New" w:hAnsi="Courier New" w:cs="Courier New" w:hint="default"/>
       </w:rPr>
     </w:lvl>
     <w:lvl w:ilvl="5" w:tplc="08090005">
@@ -8964,7 +8875,7 @@
         <w:ind w:left="4320" w:hanging="360"/>
       </w:pPr>
       <w:rPr>
-        <w:rFonts w:hint="default" w:ascii="Wingdings" w:hAnsi="Wingdings"/>
+        <w:rFonts w:ascii="Wingdings" w:hAnsi="Wingdings" w:hint="default"/>
       </w:rPr>
     </w:lvl>
     <w:lvl w:ilvl="6" w:tplc="08090001">
@@ -8976,7 +8887,7 @@
         <w:ind w:left="5040" w:hanging="360"/>
       </w:pPr>
       <w:rPr>
-        <w:rFonts w:hint="default" w:ascii="Symbol" w:hAnsi="Symbol"/>
+        <w:rFonts w:ascii="Symbol" w:hAnsi="Symbol" w:hint="default"/>
       </w:rPr>
     </w:lvl>
     <w:lvl w:ilvl="7" w:tplc="08090003">
@@ -8988,7 +8899,7 @@
         <w:ind w:left="5760" w:hanging="360"/>
       </w:pPr>
       <w:rPr>
-        <w:rFonts w:hint="default" w:ascii="Courier New" w:hAnsi="Courier New" w:cs="Courier New"/>
+        <w:rFonts w:ascii="Courier New" w:hAnsi="Courier New" w:cs="Courier New" w:hint="default"/>
       </w:rPr>
     </w:lvl>
     <w:lvl w:ilvl="8" w:tplc="08090005">
@@ -9000,7 +8911,7 @@
         <w:ind w:left="6480" w:hanging="360"/>
       </w:pPr>
       <w:rPr>
-        <w:rFonts w:hint="default" w:ascii="Wingdings" w:hAnsi="Wingdings"/>
+        <w:rFonts w:ascii="Wingdings" w:hAnsi="Wingdings" w:hint="default"/>
       </w:rPr>
     </w:lvl>
   </w:abstractNum>
@@ -9020,7 +8931,7 @@
         <w:ind w:left="720" w:hanging="360"/>
       </w:pPr>
       <w:rPr>
-        <w:rFonts w:hint="default" w:ascii="Symbol" w:hAnsi="Symbol"/>
+        <w:rFonts w:ascii="Symbol" w:hAnsi="Symbol" w:hint="default"/>
         <w:sz w:val="20"/>
       </w:rPr>
     </w:lvl>
@@ -9036,7 +8947,7 @@
         <w:ind w:left="1440" w:hanging="360"/>
       </w:pPr>
       <w:rPr>
-        <w:rFonts w:hint="default" w:ascii="Symbol" w:hAnsi="Symbol"/>
+        <w:rFonts w:ascii="Symbol" w:hAnsi="Symbol" w:hint="default"/>
         <w:sz w:val="20"/>
       </w:rPr>
     </w:lvl>
@@ -9052,7 +8963,7 @@
         <w:ind w:left="2160" w:hanging="360"/>
       </w:pPr>
       <w:rPr>
-        <w:rFonts w:hint="default" w:ascii="Symbol" w:hAnsi="Symbol"/>
+        <w:rFonts w:ascii="Symbol" w:hAnsi="Symbol" w:hint="default"/>
         <w:sz w:val="20"/>
       </w:rPr>
     </w:lvl>
@@ -9068,7 +8979,7 @@
         <w:ind w:left="2880" w:hanging="360"/>
       </w:pPr>
       <w:rPr>
-        <w:rFonts w:hint="default" w:ascii="Symbol" w:hAnsi="Symbol"/>
+        <w:rFonts w:ascii="Symbol" w:hAnsi="Symbol" w:hint="default"/>
         <w:sz w:val="20"/>
       </w:rPr>
     </w:lvl>
@@ -9084,7 +8995,7 @@
         <w:ind w:left="3600" w:hanging="360"/>
       </w:pPr>
       <w:rPr>
-        <w:rFonts w:hint="default" w:ascii="Symbol" w:hAnsi="Symbol"/>
+        <w:rFonts w:ascii="Symbol" w:hAnsi="Symbol" w:hint="default"/>
         <w:sz w:val="20"/>
       </w:rPr>
     </w:lvl>
@@ -9100,7 +9011,7 @@
         <w:ind w:left="4320" w:hanging="360"/>
       </w:pPr>
       <w:rPr>
-        <w:rFonts w:hint="default" w:ascii="Symbol" w:hAnsi="Symbol"/>
+        <w:rFonts w:ascii="Symbol" w:hAnsi="Symbol" w:hint="default"/>
         <w:sz w:val="20"/>
       </w:rPr>
     </w:lvl>
@@ -9116,7 +9027,7 @@
         <w:ind w:left="5040" w:hanging="360"/>
       </w:pPr>
       <w:rPr>
-        <w:rFonts w:hint="default" w:ascii="Symbol" w:hAnsi="Symbol"/>
+        <w:rFonts w:ascii="Symbol" w:hAnsi="Symbol" w:hint="default"/>
         <w:sz w:val="20"/>
       </w:rPr>
     </w:lvl>
@@ -9132,7 +9043,7 @@
         <w:ind w:left="5760" w:hanging="360"/>
       </w:pPr>
       <w:rPr>
-        <w:rFonts w:hint="default" w:ascii="Symbol" w:hAnsi="Symbol"/>
+        <w:rFonts w:ascii="Symbol" w:hAnsi="Symbol" w:hint="default"/>
         <w:sz w:val="20"/>
       </w:rPr>
     </w:lvl>
@@ -9148,7 +9059,7 @@
         <w:ind w:left="6480" w:hanging="360"/>
       </w:pPr>
       <w:rPr>
-        <w:rFonts w:hint="default" w:ascii="Symbol" w:hAnsi="Symbol"/>
+        <w:rFonts w:ascii="Symbol" w:hAnsi="Symbol" w:hint="default"/>
         <w:sz w:val="20"/>
       </w:rPr>
     </w:lvl>
@@ -9166,7 +9077,7 @@
         <w:ind w:left="720" w:hanging="360"/>
       </w:pPr>
       <w:rPr>
-        <w:rFonts w:hint="default" w:ascii="Symbol" w:hAnsi="Symbol"/>
+        <w:rFonts w:ascii="Symbol" w:hAnsi="Symbol" w:hint="default"/>
       </w:rPr>
     </w:lvl>
     <w:lvl w:ilvl="1" w:tplc="08090003" w:tentative="1">
@@ -9178,7 +9089,7 @@
         <w:ind w:left="1440" w:hanging="360"/>
       </w:pPr>
       <w:rPr>
-        <w:rFonts w:hint="default" w:ascii="Courier New" w:hAnsi="Courier New" w:cs="Courier New"/>
+        <w:rFonts w:ascii="Courier New" w:hAnsi="Courier New" w:cs="Courier New" w:hint="default"/>
       </w:rPr>
     </w:lvl>
     <w:lvl w:ilvl="2" w:tplc="08090005" w:tentative="1">
@@ -9190,7 +9101,7 @@
         <w:ind w:left="2160" w:hanging="360"/>
       </w:pPr>
       <w:rPr>
-        <w:rFonts w:hint="default" w:ascii="Wingdings" w:hAnsi="Wingdings"/>
+        <w:rFonts w:ascii="Wingdings" w:hAnsi="Wingdings" w:hint="default"/>
       </w:rPr>
     </w:lvl>
     <w:lvl w:ilvl="3" w:tplc="08090001" w:tentative="1">
@@ -9202,7 +9113,7 @@
         <w:ind w:left="2880" w:hanging="360"/>
       </w:pPr>
       <w:rPr>
-        <w:rFonts w:hint="default" w:ascii="Symbol" w:hAnsi="Symbol"/>
+        <w:rFonts w:ascii="Symbol" w:hAnsi="Symbol" w:hint="default"/>
       </w:rPr>
     </w:lvl>
     <w:lvl w:ilvl="4" w:tplc="08090003" w:tentative="1">
@@ -9214,7 +9125,7 @@
         <w:ind w:left="3600" w:hanging="360"/>
       </w:pPr>
       <w:rPr>
-        <w:rFonts w:hint="default" w:ascii="Courier New" w:hAnsi="Courier New" w:cs="Courier New"/>
+        <w:rFonts w:ascii="Courier New" w:hAnsi="Courier New" w:cs="Courier New" w:hint="default"/>
       </w:rPr>
     </w:lvl>
     <w:lvl w:ilvl="5" w:tplc="08090005" w:tentative="1">
@@ -9226,7 +9137,7 @@
         <w:ind w:left="4320" w:hanging="360"/>
       </w:pPr>
       <w:rPr>
-        <w:rFonts w:hint="default" w:ascii="Wingdings" w:hAnsi="Wingdings"/>
+        <w:rFonts w:ascii="Wingdings" w:hAnsi="Wingdings" w:hint="default"/>
       </w:rPr>
     </w:lvl>
     <w:lvl w:ilvl="6" w:tplc="08090001" w:tentative="1">
@@ -9238,7 +9149,7 @@
         <w:ind w:left="5040" w:hanging="360"/>
       </w:pPr>
       <w:rPr>
-        <w:rFonts w:hint="default" w:ascii="Symbol" w:hAnsi="Symbol"/>
+        <w:rFonts w:ascii="Symbol" w:hAnsi="Symbol" w:hint="default"/>
       </w:rPr>
     </w:lvl>
     <w:lvl w:ilvl="7" w:tplc="08090003" w:tentative="1">
@@ -9250,7 +9161,7 @@
         <w:ind w:left="5760" w:hanging="360"/>
       </w:pPr>
       <w:rPr>
-        <w:rFonts w:hint="default" w:ascii="Courier New" w:hAnsi="Courier New" w:cs="Courier New"/>
+        <w:rFonts w:ascii="Courier New" w:hAnsi="Courier New" w:cs="Courier New" w:hint="default"/>
       </w:rPr>
     </w:lvl>
     <w:lvl w:ilvl="8" w:tplc="08090005" w:tentative="1">
@@ -9262,7 +9173,7 @@
         <w:ind w:left="6480" w:hanging="360"/>
       </w:pPr>
       <w:rPr>
-        <w:rFonts w:hint="default" w:ascii="Wingdings" w:hAnsi="Wingdings"/>
+        <w:rFonts w:ascii="Wingdings" w:hAnsi="Wingdings" w:hint="default"/>
       </w:rPr>
     </w:lvl>
   </w:abstractNum>
@@ -9279,7 +9190,7 @@
         <w:ind w:left="720" w:hanging="360"/>
       </w:pPr>
       <w:rPr>
-        <w:rFonts w:hint="default" w:ascii="Symbol" w:hAnsi="Symbol"/>
+        <w:rFonts w:ascii="Symbol" w:hAnsi="Symbol" w:hint="default"/>
       </w:rPr>
     </w:lvl>
     <w:lvl w:ilvl="1" w:tplc="08090003">
@@ -9291,7 +9202,7 @@
         <w:ind w:left="1440" w:hanging="360"/>
       </w:pPr>
       <w:rPr>
-        <w:rFonts w:hint="default" w:ascii="Courier New" w:hAnsi="Courier New" w:cs="Courier New"/>
+        <w:rFonts w:ascii="Courier New" w:hAnsi="Courier New" w:cs="Courier New" w:hint="default"/>
       </w:rPr>
     </w:lvl>
     <w:lvl w:ilvl="2" w:tplc="08090005">
@@ -9303,7 +9214,7 @@
         <w:ind w:left="2160" w:hanging="360"/>
       </w:pPr>
       <w:rPr>
-        <w:rFonts w:hint="default" w:ascii="Wingdings" w:hAnsi="Wingdings"/>
+        <w:rFonts w:ascii="Wingdings" w:hAnsi="Wingdings" w:hint="default"/>
       </w:rPr>
     </w:lvl>
     <w:lvl w:ilvl="3" w:tplc="08090001">
@@ -9315,7 +9226,7 @@
         <w:ind w:left="2880" w:hanging="360"/>
       </w:pPr>
       <w:rPr>
-        <w:rFonts w:hint="default" w:ascii="Symbol" w:hAnsi="Symbol"/>
+        <w:rFonts w:ascii="Symbol" w:hAnsi="Symbol" w:hint="default"/>
       </w:rPr>
     </w:lvl>
     <w:lvl w:ilvl="4" w:tplc="08090003">
@@ -9327,7 +9238,7 @@
         <w:ind w:left="3600" w:hanging="360"/>
       </w:pPr>
       <w:rPr>
-        <w:rFonts w:hint="default" w:ascii="Courier New" w:hAnsi="Courier New" w:cs="Courier New"/>
+        <w:rFonts w:ascii="Courier New" w:hAnsi="Courier New" w:cs="Courier New" w:hint="default"/>
       </w:rPr>
     </w:lvl>
     <w:lvl w:ilvl="5" w:tplc="08090005">
@@ -9339,7 +9250,7 @@
         <w:ind w:left="4320" w:hanging="360"/>
       </w:pPr>
       <w:rPr>
-        <w:rFonts w:hint="default" w:ascii="Wingdings" w:hAnsi="Wingdings"/>
+        <w:rFonts w:ascii="Wingdings" w:hAnsi="Wingdings" w:hint="default"/>
       </w:rPr>
     </w:lvl>
     <w:lvl w:ilvl="6" w:tplc="08090001">
@@ -9351,7 +9262,7 @@
         <w:ind w:left="5040" w:hanging="360"/>
       </w:pPr>
       <w:rPr>
-        <w:rFonts w:hint="default" w:ascii="Symbol" w:hAnsi="Symbol"/>
+        <w:rFonts w:ascii="Symbol" w:hAnsi="Symbol" w:hint="default"/>
       </w:rPr>
     </w:lvl>
     <w:lvl w:ilvl="7" w:tplc="08090003">
@@ -9363,7 +9274,7 @@
         <w:ind w:left="5760" w:hanging="360"/>
       </w:pPr>
       <w:rPr>
-        <w:rFonts w:hint="default" w:ascii="Courier New" w:hAnsi="Courier New" w:cs="Courier New"/>
+        <w:rFonts w:ascii="Courier New" w:hAnsi="Courier New" w:cs="Courier New" w:hint="default"/>
       </w:rPr>
     </w:lvl>
     <w:lvl w:ilvl="8" w:tplc="08090005">
@@ -9375,7 +9286,7 @@
         <w:ind w:left="6480" w:hanging="360"/>
       </w:pPr>
       <w:rPr>
-        <w:rFonts w:hint="default" w:ascii="Wingdings" w:hAnsi="Wingdings"/>
+        <w:rFonts w:ascii="Wingdings" w:hAnsi="Wingdings" w:hint="default"/>
       </w:rPr>
     </w:lvl>
   </w:abstractNum>
@@ -9392,7 +9303,7 @@
         <w:ind w:left="720" w:hanging="360"/>
       </w:pPr>
       <w:rPr>
-        <w:rFonts w:hint="default" w:ascii="Symbol" w:hAnsi="Symbol"/>
+        <w:rFonts w:ascii="Symbol" w:hAnsi="Symbol" w:hint="default"/>
       </w:rPr>
     </w:lvl>
     <w:lvl w:ilvl="1" w:tplc="08090003">
@@ -9404,7 +9315,7 @@
         <w:ind w:left="1440" w:hanging="360"/>
       </w:pPr>
       <w:rPr>
-        <w:rFonts w:hint="default" w:ascii="Courier New" w:hAnsi="Courier New" w:cs="Courier New"/>
+        <w:rFonts w:ascii="Courier New" w:hAnsi="Courier New" w:cs="Courier New" w:hint="default"/>
       </w:rPr>
     </w:lvl>
     <w:lvl w:ilvl="2" w:tplc="08090005">
@@ -9416,7 +9327,7 @@
         <w:ind w:left="2160" w:hanging="360"/>
       </w:pPr>
       <w:rPr>
-        <w:rFonts w:hint="default" w:ascii="Wingdings" w:hAnsi="Wingdings"/>
+        <w:rFonts w:ascii="Wingdings" w:hAnsi="Wingdings" w:hint="default"/>
       </w:rPr>
     </w:lvl>
     <w:lvl w:ilvl="3" w:tplc="08090001">
@@ -9428,7 +9339,7 @@
         <w:ind w:left="2880" w:hanging="360"/>
       </w:pPr>
       <w:rPr>
-        <w:rFonts w:hint="default" w:ascii="Symbol" w:hAnsi="Symbol"/>
+        <w:rFonts w:ascii="Symbol" w:hAnsi="Symbol" w:hint="default"/>
       </w:rPr>
     </w:lvl>
     <w:lvl w:ilvl="4" w:tplc="08090003">
@@ -9440,7 +9351,7 @@
         <w:ind w:left="3600" w:hanging="360"/>
       </w:pPr>
       <w:rPr>
-        <w:rFonts w:hint="default" w:ascii="Courier New" w:hAnsi="Courier New" w:cs="Courier New"/>
+        <w:rFonts w:ascii="Courier New" w:hAnsi="Courier New" w:cs="Courier New" w:hint="default"/>
       </w:rPr>
     </w:lvl>
     <w:lvl w:ilvl="5" w:tplc="08090005">
@@ -9452,7 +9363,7 @@
         <w:ind w:left="4320" w:hanging="360"/>
       </w:pPr>
       <w:rPr>
-        <w:rFonts w:hint="default" w:ascii="Wingdings" w:hAnsi="Wingdings"/>
+        <w:rFonts w:ascii="Wingdings" w:hAnsi="Wingdings" w:hint="default"/>
       </w:rPr>
     </w:lvl>
     <w:lvl w:ilvl="6" w:tplc="08090001">
@@ -9464,7 +9375,7 @@
         <w:ind w:left="5040" w:hanging="360"/>
       </w:pPr>
       <w:rPr>
-        <w:rFonts w:hint="default" w:ascii="Symbol" w:hAnsi="Symbol"/>
+        <w:rFonts w:ascii="Symbol" w:hAnsi="Symbol" w:hint="default"/>
       </w:rPr>
     </w:lvl>
     <w:lvl w:ilvl="7" w:tplc="08090003">
@@ -9476,7 +9387,7 @@
         <w:ind w:left="5760" w:hanging="360"/>
       </w:pPr>
       <w:rPr>
-        <w:rFonts w:hint="default" w:ascii="Courier New" w:hAnsi="Courier New" w:cs="Courier New"/>
+        <w:rFonts w:ascii="Courier New" w:hAnsi="Courier New" w:cs="Courier New" w:hint="default"/>
       </w:rPr>
     </w:lvl>
     <w:lvl w:ilvl="8" w:tplc="08090005">
@@ -9488,7 +9399,7 @@
         <w:ind w:left="6480" w:hanging="360"/>
       </w:pPr>
       <w:rPr>
-        <w:rFonts w:hint="default" w:ascii="Wingdings" w:hAnsi="Wingdings"/>
+        <w:rFonts w:ascii="Wingdings" w:hAnsi="Wingdings" w:hint="default"/>
       </w:rPr>
     </w:lvl>
   </w:abstractNum>
@@ -9505,7 +9416,7 @@
         <w:ind w:left="720" w:hanging="360"/>
       </w:pPr>
       <w:rPr>
-        <w:rFonts w:hint="default" w:ascii="Symbol" w:hAnsi="Symbol"/>
+        <w:rFonts w:ascii="Symbol" w:hAnsi="Symbol" w:hint="default"/>
         <w:sz w:val="20"/>
         <w:szCs w:val="20"/>
       </w:rPr>
@@ -9519,7 +9430,7 @@
         <w:ind w:left="1440" w:hanging="360"/>
       </w:pPr>
       <w:rPr>
-        <w:rFonts w:hint="default" w:ascii="Courier New" w:hAnsi="Courier New" w:cs="Courier New"/>
+        <w:rFonts w:ascii="Courier New" w:hAnsi="Courier New" w:cs="Courier New" w:hint="default"/>
       </w:rPr>
     </w:lvl>
     <w:lvl w:ilvl="2" w:tplc="08090005" w:tentative="1">
@@ -9531,7 +9442,7 @@
         <w:ind w:left="2160" w:hanging="360"/>
       </w:pPr>
       <w:rPr>
-        <w:rFonts w:hint="default" w:ascii="Wingdings" w:hAnsi="Wingdings"/>
+        <w:rFonts w:ascii="Wingdings" w:hAnsi="Wingdings" w:hint="default"/>
       </w:rPr>
     </w:lvl>
     <w:lvl w:ilvl="3" w:tplc="08090001" w:tentative="1">
@@ -9543,7 +9454,7 @@
         <w:ind w:left="2880" w:hanging="360"/>
       </w:pPr>
       <w:rPr>
-        <w:rFonts w:hint="default" w:ascii="Symbol" w:hAnsi="Symbol"/>
+        <w:rFonts w:ascii="Symbol" w:hAnsi="Symbol" w:hint="default"/>
       </w:rPr>
     </w:lvl>
     <w:lvl w:ilvl="4" w:tplc="08090003" w:tentative="1">
@@ -9555,7 +9466,7 @@
         <w:ind w:left="3600" w:hanging="360"/>
       </w:pPr>
       <w:rPr>
-        <w:rFonts w:hint="default" w:ascii="Courier New" w:hAnsi="Courier New" w:cs="Courier New"/>
+        <w:rFonts w:ascii="Courier New" w:hAnsi="Courier New" w:cs="Courier New" w:hint="default"/>
       </w:rPr>
     </w:lvl>
     <w:lvl w:ilvl="5" w:tplc="08090005" w:tentative="1">
@@ -9567,7 +9478,7 @@
         <w:ind w:left="4320" w:hanging="360"/>
       </w:pPr>
       <w:rPr>
-        <w:rFonts w:hint="default" w:ascii="Wingdings" w:hAnsi="Wingdings"/>
+        <w:rFonts w:ascii="Wingdings" w:hAnsi="Wingdings" w:hint="default"/>
       </w:rPr>
     </w:lvl>
     <w:lvl w:ilvl="6" w:tplc="08090001" w:tentative="1">
@@ -9579,7 +9490,7 @@
         <w:ind w:left="5040" w:hanging="360"/>
       </w:pPr>
       <w:rPr>
-        <w:rFonts w:hint="default" w:ascii="Symbol" w:hAnsi="Symbol"/>
+        <w:rFonts w:ascii="Symbol" w:hAnsi="Symbol" w:hint="default"/>
       </w:rPr>
     </w:lvl>
     <w:lvl w:ilvl="7" w:tplc="08090003" w:tentative="1">
@@ -9591,7 +9502,7 @@
         <w:ind w:left="5760" w:hanging="360"/>
       </w:pPr>
       <w:rPr>
-        <w:rFonts w:hint="default" w:ascii="Courier New" w:hAnsi="Courier New" w:cs="Courier New"/>
+        <w:rFonts w:ascii="Courier New" w:hAnsi="Courier New" w:cs="Courier New" w:hint="default"/>
       </w:rPr>
     </w:lvl>
     <w:lvl w:ilvl="8" w:tplc="08090005" w:tentative="1">
@@ -9603,7 +9514,7 @@
         <w:ind w:left="6480" w:hanging="360"/>
       </w:pPr>
       <w:rPr>
-        <w:rFonts w:hint="default" w:ascii="Wingdings" w:hAnsi="Wingdings"/>
+        <w:rFonts w:ascii="Wingdings" w:hAnsi="Wingdings" w:hint="default"/>
       </w:rPr>
     </w:lvl>
   </w:abstractNum>
@@ -9620,7 +9531,7 @@
         <w:ind w:left="720" w:hanging="360"/>
       </w:pPr>
       <w:rPr>
-        <w:rFonts w:hint="default" w:ascii="Symbol" w:hAnsi="Symbol"/>
+        <w:rFonts w:ascii="Symbol" w:hAnsi="Symbol" w:hint="default"/>
       </w:rPr>
     </w:lvl>
     <w:lvl w:ilvl="1" w:tplc="08090003" w:tentative="1">
@@ -9632,7 +9543,7 @@
         <w:ind w:left="1440" w:hanging="360"/>
       </w:pPr>
       <w:rPr>
-        <w:rFonts w:hint="default" w:ascii="Courier New" w:hAnsi="Courier New" w:cs="Courier New"/>
+        <w:rFonts w:ascii="Courier New" w:hAnsi="Courier New" w:cs="Courier New" w:hint="default"/>
       </w:rPr>
     </w:lvl>
     <w:lvl w:ilvl="2" w:tplc="08090005" w:tentative="1">
@@ -9644,7 +9555,7 @@
         <w:ind w:left="2160" w:hanging="360"/>
       </w:pPr>
       <w:rPr>
-        <w:rFonts w:hint="default" w:ascii="Wingdings" w:hAnsi="Wingdings"/>
+        <w:rFonts w:ascii="Wingdings" w:hAnsi="Wingdings" w:hint="default"/>
       </w:rPr>
     </w:lvl>
     <w:lvl w:ilvl="3" w:tplc="08090001" w:tentative="1">
@@ -9656,7 +9567,7 @@
         <w:ind w:left="2880" w:hanging="360"/>
       </w:pPr>
       <w:rPr>
-        <w:rFonts w:hint="default" w:ascii="Symbol" w:hAnsi="Symbol"/>
+        <w:rFonts w:ascii="Symbol" w:hAnsi="Symbol" w:hint="default"/>
       </w:rPr>
     </w:lvl>
     <w:lvl w:ilvl="4" w:tplc="08090003" w:tentative="1">
@@ -9668,7 +9579,7 @@
         <w:ind w:left="3600" w:hanging="360"/>
       </w:pPr>
       <w:rPr>
-        <w:rFonts w:hint="default" w:ascii="Courier New" w:hAnsi="Courier New" w:cs="Courier New"/>
+        <w:rFonts w:ascii="Courier New" w:hAnsi="Courier New" w:cs="Courier New" w:hint="default"/>
       </w:rPr>
     </w:lvl>
     <w:lvl w:ilvl="5" w:tplc="08090005" w:tentative="1">
@@ -9680,7 +9591,7 @@
         <w:ind w:left="4320" w:hanging="360"/>
       </w:pPr>
       <w:rPr>
-        <w:rFonts w:hint="default" w:ascii="Wingdings" w:hAnsi="Wingdings"/>
+        <w:rFonts w:ascii="Wingdings" w:hAnsi="Wingdings" w:hint="default"/>
       </w:rPr>
     </w:lvl>
     <w:lvl w:ilvl="6" w:tplc="08090001" w:tentative="1">
@@ -9692,7 +9603,7 @@
         <w:ind w:left="5040" w:hanging="360"/>
       </w:pPr>
       <w:rPr>
-        <w:rFonts w:hint="default" w:ascii="Symbol" w:hAnsi="Symbol"/>
+        <w:rFonts w:ascii="Symbol" w:hAnsi="Symbol" w:hint="default"/>
       </w:rPr>
     </w:lvl>
     <w:lvl w:ilvl="7" w:tplc="08090003" w:tentative="1">
@@ -9704,7 +9615,7 @@
         <w:ind w:left="5760" w:hanging="360"/>
       </w:pPr>
       <w:rPr>
-        <w:rFonts w:hint="default" w:ascii="Courier New" w:hAnsi="Courier New" w:cs="Courier New"/>
+        <w:rFonts w:ascii="Courier New" w:hAnsi="Courier New" w:cs="Courier New" w:hint="default"/>
       </w:rPr>
     </w:lvl>
     <w:lvl w:ilvl="8" w:tplc="08090005" w:tentative="1">
@@ -9716,7 +9627,7 @@
         <w:ind w:left="6480" w:hanging="360"/>
       </w:pPr>
       <w:rPr>
-        <w:rFonts w:hint="default" w:ascii="Wingdings" w:hAnsi="Wingdings"/>
+        <w:rFonts w:ascii="Wingdings" w:hAnsi="Wingdings" w:hint="default"/>
       </w:rPr>
     </w:lvl>
   </w:abstractNum>
@@ -9733,7 +9644,7 @@
         <w:ind w:left="720" w:hanging="360"/>
       </w:pPr>
       <w:rPr>
-        <w:rFonts w:hint="default" w:ascii="Wingdings" w:hAnsi="Wingdings"/>
+        <w:rFonts w:ascii="Wingdings" w:hAnsi="Wingdings" w:hint="default"/>
       </w:rPr>
     </w:lvl>
     <w:lvl w:ilvl="1" w:tplc="08090003" w:tentative="1">
@@ -9745,7 +9656,7 @@
         <w:ind w:left="1440" w:hanging="360"/>
       </w:pPr>
       <w:rPr>
-        <w:rFonts w:hint="default" w:ascii="Courier New" w:hAnsi="Courier New" w:cs="Courier New"/>
+        <w:rFonts w:ascii="Courier New" w:hAnsi="Courier New" w:cs="Courier New" w:hint="default"/>
       </w:rPr>
     </w:lvl>
     <w:lvl w:ilvl="2" w:tplc="08090005" w:tentative="1">
@@ -9757,7 +9668,7 @@
         <w:ind w:left="2160" w:hanging="360"/>
       </w:pPr>
       <w:rPr>
-        <w:rFonts w:hint="default" w:ascii="Wingdings" w:hAnsi="Wingdings"/>
+        <w:rFonts w:ascii="Wingdings" w:hAnsi="Wingdings" w:hint="default"/>
       </w:rPr>
     </w:lvl>
     <w:lvl w:ilvl="3" w:tplc="08090001" w:tentative="1">
@@ -9769,7 +9680,7 @@
         <w:ind w:left="2880" w:hanging="360"/>
       </w:pPr>
       <w:rPr>
-        <w:rFonts w:hint="default" w:ascii="Symbol" w:hAnsi="Symbol"/>
+        <w:rFonts w:ascii="Symbol" w:hAnsi="Symbol" w:hint="default"/>
       </w:rPr>
     </w:lvl>
     <w:lvl w:ilvl="4" w:tplc="08090003" w:tentative="1">
@@ -9781,7 +9692,7 @@
         <w:ind w:left="3600" w:hanging="360"/>
       </w:pPr>
       <w:rPr>
-        <w:rFonts w:hint="default" w:ascii="Courier New" w:hAnsi="Courier New" w:cs="Courier New"/>
+        <w:rFonts w:ascii="Courier New" w:hAnsi="Courier New" w:cs="Courier New" w:hint="default"/>
       </w:rPr>
     </w:lvl>
     <w:lvl w:ilvl="5" w:tplc="08090005" w:tentative="1">
@@ -9793,7 +9704,7 @@
         <w:ind w:left="4320" w:hanging="360"/>
       </w:pPr>
       <w:rPr>
-        <w:rFonts w:hint="default" w:ascii="Wingdings" w:hAnsi="Wingdings"/>
+        <w:rFonts w:ascii="Wingdings" w:hAnsi="Wingdings" w:hint="default"/>
       </w:rPr>
     </w:lvl>
     <w:lvl w:ilvl="6" w:tplc="08090001" w:tentative="1">
@@ -9805,7 +9716,7 @@
         <w:ind w:left="5040" w:hanging="360"/>
       </w:pPr>
       <w:rPr>
-        <w:rFonts w:hint="default" w:ascii="Symbol" w:hAnsi="Symbol"/>
+        <w:rFonts w:ascii="Symbol" w:hAnsi="Symbol" w:hint="default"/>
       </w:rPr>
     </w:lvl>
     <w:lvl w:ilvl="7" w:tplc="08090003" w:tentative="1">
@@ -9817,7 +9728,7 @@
         <w:ind w:left="5760" w:hanging="360"/>
       </w:pPr>
       <w:rPr>
-        <w:rFonts w:hint="default" w:ascii="Courier New" w:hAnsi="Courier New" w:cs="Courier New"/>
+        <w:rFonts w:ascii="Courier New" w:hAnsi="Courier New" w:cs="Courier New" w:hint="default"/>
       </w:rPr>
     </w:lvl>
     <w:lvl w:ilvl="8" w:tplc="08090005" w:tentative="1">
@@ -9829,7 +9740,7 @@
         <w:ind w:left="6480" w:hanging="360"/>
       </w:pPr>
       <w:rPr>
-        <w:rFonts w:hint="default" w:ascii="Wingdings" w:hAnsi="Wingdings"/>
+        <w:rFonts w:ascii="Wingdings" w:hAnsi="Wingdings" w:hint="default"/>
       </w:rPr>
     </w:lvl>
   </w:abstractNum>
@@ -9967,11 +9878,11 @@
 </file>
 
 <file path=word/styles.xml><?xml version="1.0" encoding="utf-8"?>
-<w:styles xmlns:wp14="http://schemas.microsoft.com/office/word/2010/wordprocessingDrawing" xmlns:mc="http://schemas.openxmlformats.org/markup-compatibility/2006" xmlns:r="http://schemas.openxmlformats.org/officeDocument/2006/relationships" xmlns:w="http://schemas.openxmlformats.org/wordprocessingml/2006/main" xmlns:w14="http://schemas.microsoft.com/office/word/2010/wordml" xmlns:w15="http://schemas.microsoft.com/office/word/2012/wordml" xmlns:w16cex="http://schemas.microsoft.com/office/word/2018/wordml/cex" xmlns:w16cid="http://schemas.microsoft.com/office/word/2016/wordml/cid" xmlns:w16="http://schemas.microsoft.com/office/word/2018/wordml" xmlns:w16du="http://schemas.microsoft.com/office/word/2023/wordml/word16du" xmlns:w16sdtdh="http://schemas.microsoft.com/office/word/2020/wordml/sdtdatahash" xmlns:w16sdtfl="http://schemas.microsoft.com/office/word/2024/wordml/sdtformatlock" xmlns:w16se="http://schemas.microsoft.com/office/word/2015/wordml/symex" mc:Ignorable="w14 w15 w16se w16cid w16 w16cex w16sdtdh w16sdtfl w16du wp14">
+<w:styles xmlns:mc="http://schemas.openxmlformats.org/markup-compatibility/2006" xmlns:r="http://schemas.openxmlformats.org/officeDocument/2006/relationships" xmlns:w="http://schemas.openxmlformats.org/wordprocessingml/2006/main" xmlns:w14="http://schemas.microsoft.com/office/word/2010/wordml" xmlns:w15="http://schemas.microsoft.com/office/word/2012/wordml" xmlns:w16cex="http://schemas.microsoft.com/office/word/2018/wordml/cex" xmlns:w16cid="http://schemas.microsoft.com/office/word/2016/wordml/cid" xmlns:w16="http://schemas.microsoft.com/office/word/2018/wordml" xmlns:w16du="http://schemas.microsoft.com/office/word/2023/wordml/word16du" xmlns:w16sdtdh="http://schemas.microsoft.com/office/word/2020/wordml/sdtdatahash" xmlns:w16sdtfl="http://schemas.microsoft.com/office/word/2024/wordml/sdtformatlock" xmlns:w16se="http://schemas.microsoft.com/office/word/2015/wordml/symex" mc:Ignorable="w14 w15 w16se w16cid w16 w16cex w16sdtdh w16sdtfl w16du">
   <w:docDefaults>
     <w:rPrDefault>
       <w:rPr>
-        <w:rFonts w:ascii="Times New Roman" w:hAnsi="Times New Roman" w:eastAsia="Times New Roman" w:cs="Times New Roman"/>
+        <w:rFonts w:ascii="Times New Roman" w:eastAsia="Times New Roman" w:hAnsi="Times New Roman" w:cs="Times New Roman"/>
         <w:lang w:val="en-GB" w:eastAsia="en-GB" w:bidi="ar-SA"/>
       </w:rPr>
     </w:rPrDefault>
@@ -9980,14 +9891,14 @@
   <w:latentStyles w:defLockedState="0" w:defUIPriority="99" w:defSemiHidden="0" w:defUnhideWhenUsed="0" w:defQFormat="0" w:count="376">
     <w:lsdException w:name="Normal" w:uiPriority="0" w:qFormat="1"/>
     <w:lsdException w:name="heading 1" w:uiPriority="9" w:qFormat="1"/>
-    <w:lsdException w:name="heading 2" w:uiPriority="9" w:semiHidden="1" w:unhideWhenUsed="1" w:qFormat="1"/>
-    <w:lsdException w:name="heading 3" w:uiPriority="9" w:semiHidden="1" w:unhideWhenUsed="1" w:qFormat="1"/>
-    <w:lsdException w:name="heading 4" w:uiPriority="9" w:semiHidden="1" w:unhideWhenUsed="1" w:qFormat="1"/>
-    <w:lsdException w:name="heading 5" w:uiPriority="9" w:semiHidden="1" w:unhideWhenUsed="1" w:qFormat="1"/>
-    <w:lsdException w:name="heading 6" w:uiPriority="9" w:semiHidden="1" w:unhideWhenUsed="1" w:qFormat="1"/>
-    <w:lsdException w:name="heading 7" w:uiPriority="9" w:semiHidden="1" w:unhideWhenUsed="1" w:qFormat="1"/>
-    <w:lsdException w:name="heading 8" w:uiPriority="9" w:semiHidden="1" w:unhideWhenUsed="1" w:qFormat="1"/>
-    <w:lsdException w:name="heading 9" w:uiPriority="9" w:semiHidden="1" w:unhideWhenUsed="1" w:qFormat="1"/>
+    <w:lsdException w:name="heading 2" w:semiHidden="1" w:uiPriority="9" w:unhideWhenUsed="1" w:qFormat="1"/>
+    <w:lsdException w:name="heading 3" w:semiHidden="1" w:uiPriority="9" w:unhideWhenUsed="1" w:qFormat="1"/>
+    <w:lsdException w:name="heading 4" w:semiHidden="1" w:uiPriority="9" w:unhideWhenUsed="1" w:qFormat="1"/>
+    <w:lsdException w:name="heading 5" w:semiHidden="1" w:uiPriority="9" w:unhideWhenUsed="1" w:qFormat="1"/>
+    <w:lsdException w:name="heading 6" w:semiHidden="1" w:uiPriority="9" w:unhideWhenUsed="1" w:qFormat="1"/>
+    <w:lsdException w:name="heading 7" w:semiHidden="1" w:uiPriority="9" w:unhideWhenUsed="1" w:qFormat="1"/>
+    <w:lsdException w:name="heading 8" w:semiHidden="1" w:uiPriority="9" w:unhideWhenUsed="1" w:qFormat="1"/>
+    <w:lsdException w:name="heading 9" w:semiHidden="1" w:uiPriority="9" w:unhideWhenUsed="1" w:qFormat="1"/>
     <w:lsdException w:name="index 1" w:semiHidden="1" w:unhideWhenUsed="1"/>
     <w:lsdException w:name="index 2" w:semiHidden="1" w:unhideWhenUsed="1"/>
     <w:lsdException w:name="index 3" w:semiHidden="1" w:unhideWhenUsed="1"/>
@@ -9997,22 +9908,22 @@
     <w:lsdException w:name="index 7" w:semiHidden="1" w:unhideWhenUsed="1"/>
     <w:lsdException w:name="index 8" w:semiHidden="1" w:unhideWhenUsed="1"/>
     <w:lsdException w:name="index 9" w:semiHidden="1" w:unhideWhenUsed="1"/>
-    <w:lsdException w:name="toc 1" w:uiPriority="39" w:semiHidden="1" w:unhideWhenUsed="1"/>
-    <w:lsdException w:name="toc 2" w:uiPriority="39" w:semiHidden="1" w:unhideWhenUsed="1"/>
-    <w:lsdException w:name="toc 3" w:uiPriority="39" w:semiHidden="1" w:unhideWhenUsed="1"/>
-    <w:lsdException w:name="toc 4" w:uiPriority="39" w:semiHidden="1" w:unhideWhenUsed="1"/>
-    <w:lsdException w:name="toc 5" w:uiPriority="39" w:semiHidden="1" w:unhideWhenUsed="1"/>
-    <w:lsdException w:name="toc 6" w:uiPriority="39" w:semiHidden="1" w:unhideWhenUsed="1"/>
-    <w:lsdException w:name="toc 7" w:uiPriority="39" w:semiHidden="1" w:unhideWhenUsed="1"/>
-    <w:lsdException w:name="toc 8" w:uiPriority="39" w:semiHidden="1" w:unhideWhenUsed="1"/>
-    <w:lsdException w:name="toc 9" w:uiPriority="39" w:semiHidden="1" w:unhideWhenUsed="1"/>
+    <w:lsdException w:name="toc 1" w:semiHidden="1" w:uiPriority="39" w:unhideWhenUsed="1"/>
+    <w:lsdException w:name="toc 2" w:semiHidden="1" w:uiPriority="39" w:unhideWhenUsed="1"/>
+    <w:lsdException w:name="toc 3" w:semiHidden="1" w:uiPriority="39" w:unhideWhenUsed="1"/>
+    <w:lsdException w:name="toc 4" w:semiHidden="1" w:uiPriority="39" w:unhideWhenUsed="1"/>
+    <w:lsdException w:name="toc 5" w:semiHidden="1" w:uiPriority="39" w:unhideWhenUsed="1"/>
+    <w:lsdException w:name="toc 6" w:semiHidden="1" w:uiPriority="39" w:unhideWhenUsed="1"/>
+    <w:lsdException w:name="toc 7" w:semiHidden="1" w:uiPriority="39" w:unhideWhenUsed="1"/>
+    <w:lsdException w:name="toc 8" w:semiHidden="1" w:uiPriority="39" w:unhideWhenUsed="1"/>
+    <w:lsdException w:name="toc 9" w:semiHidden="1" w:uiPriority="39" w:unhideWhenUsed="1"/>
     <w:lsdException w:name="Normal Indent" w:semiHidden="1" w:unhideWhenUsed="1"/>
     <w:lsdException w:name="footnote text" w:semiHidden="1" w:unhideWhenUsed="1"/>
     <w:lsdException w:name="annotation text" w:semiHidden="1" w:unhideWhenUsed="1"/>
     <w:lsdException w:name="header" w:unhideWhenUsed="1"/>
     <w:lsdException w:name="footer" w:unhideWhenUsed="1" w:qFormat="1"/>
     <w:lsdException w:name="index heading" w:semiHidden="1" w:unhideWhenUsed="1"/>
-    <w:lsdException w:name="caption" w:uiPriority="35" w:semiHidden="1" w:unhideWhenUsed="1" w:qFormat="1"/>
+    <w:lsdException w:name="caption" w:semiHidden="1" w:uiPriority="35" w:unhideWhenUsed="1" w:qFormat="1"/>
     <w:lsdException w:name="table of figures" w:semiHidden="1" w:unhideWhenUsed="1"/>
     <w:lsdException w:name="envelope address" w:semiHidden="1" w:unhideWhenUsed="1"/>
     <w:lsdException w:name="envelope return" w:semiHidden="1" w:unhideWhenUsed="1"/>
@@ -10043,8 +9954,8 @@
     <w:lsdException w:name="Title" w:uiPriority="1" w:qFormat="1"/>
     <w:lsdException w:name="Closing" w:semiHidden="1" w:unhideWhenUsed="1"/>
     <w:lsdException w:name="Signature" w:semiHidden="1" w:unhideWhenUsed="1"/>
-    <w:lsdException w:name="Default Paragraph Font" w:uiPriority="1" w:semiHidden="1" w:unhideWhenUsed="1"/>
-    <w:lsdException w:name="Body Text" w:uiPriority="1" w:semiHidden="1" w:unhideWhenUsed="1"/>
+    <w:lsdException w:name="Default Paragraph Font" w:semiHidden="1" w:uiPriority="1" w:unhideWhenUsed="1"/>
+    <w:lsdException w:name="Body Text" w:semiHidden="1" w:uiPriority="1" w:unhideWhenUsed="1"/>
     <w:lsdException w:name="Body Text Indent" w:semiHidden="1" w:unhideWhenUsed="1"/>
     <w:lsdException w:name="List Continue" w:semiHidden="1" w:unhideWhenUsed="1"/>
     <w:lsdException w:name="List Continue 2" w:semiHidden="1" w:unhideWhenUsed="1"/>
@@ -10243,8 +10154,8 @@
     <w:lsdException w:name="Subtle Reference" w:uiPriority="31" w:qFormat="1"/>
     <w:lsdException w:name="Intense Reference" w:uiPriority="32" w:qFormat="1"/>
     <w:lsdException w:name="Book Title" w:uiPriority="33" w:qFormat="1"/>
-    <w:lsdException w:name="Bibliography" w:uiPriority="37" w:semiHidden="1" w:unhideWhenUsed="1"/>
-    <w:lsdException w:name="TOC Heading" w:uiPriority="39" w:semiHidden="1" w:unhideWhenUsed="1" w:qFormat="1"/>
+    <w:lsdException w:name="Bibliography" w:semiHidden="1" w:uiPriority="37" w:unhideWhenUsed="1"/>
+    <w:lsdException w:name="TOC Heading" w:semiHidden="1" w:uiPriority="39" w:unhideWhenUsed="1" w:qFormat="1"/>
     <w:lsdException w:name="Plain Table 1" w:uiPriority="41"/>
     <w:lsdException w:name="Plain Table 2" w:uiPriority="42"/>
     <w:lsdException w:name="Plain Table 3" w:uiPriority="43"/>
@@ -10355,7 +10266,7 @@
     <w:lsdException w:name="Unresolved Mention" w:semiHidden="1" w:unhideWhenUsed="1"/>
     <w:lsdException w:name="Smart Link" w:semiHidden="1" w:unhideWhenUsed="1"/>
   </w:latentStyles>
-  <w:style w:type="paragraph" w:styleId="Normal" w:default="1">
+  <w:style w:type="paragraph" w:default="1" w:styleId="Normal">
     <w:name w:val="Normal"/>
     <w:qFormat/>
     <w:rsid w:val="00456B27"/>
@@ -10363,7 +10274,7 @@
       <w:spacing w:line="312" w:lineRule="auto"/>
     </w:pPr>
     <w:rPr>
-      <w:rFonts w:asciiTheme="minorHAnsi" w:hAnsiTheme="minorHAnsi" w:eastAsiaTheme="minorEastAsia" w:cstheme="minorBidi"/>
+      <w:rFonts w:asciiTheme="minorHAnsi" w:eastAsiaTheme="minorEastAsia" w:hAnsiTheme="minorHAnsi" w:cstheme="minorBidi"/>
       <w:color w:val="262626" w:themeColor="text1" w:themeTint="D9"/>
       <w:sz w:val="18"/>
       <w:szCs w:val="18"/>
@@ -10384,7 +10295,7 @@
       <w:outlineLvl w:val="0"/>
     </w:pPr>
     <w:rPr>
-      <w:rFonts w:asciiTheme="majorHAnsi" w:hAnsiTheme="majorHAnsi" w:eastAsiaTheme="majorEastAsia" w:cstheme="majorBidi"/>
+      <w:rFonts w:asciiTheme="majorHAnsi" w:eastAsiaTheme="majorEastAsia" w:hAnsiTheme="majorHAnsi" w:cstheme="majorBidi"/>
       <w:color w:val="4F81BD" w:themeColor="accent1"/>
       <w:sz w:val="32"/>
       <w:szCs w:val="32"/>
@@ -10415,7 +10326,7 @@
       <w:outlineLvl w:val="1"/>
     </w:pPr>
     <w:rPr>
-      <w:rFonts w:asciiTheme="majorHAnsi" w:hAnsiTheme="majorHAnsi" w:eastAsiaTheme="majorEastAsia" w:cstheme="majorBidi"/>
+      <w:rFonts w:asciiTheme="majorHAnsi" w:eastAsiaTheme="majorEastAsia" w:hAnsiTheme="majorHAnsi" w:cstheme="majorBidi"/>
       <w:color w:val="4F81BD" w:themeColor="accent1"/>
       <w:sz w:val="26"/>
       <w:szCs w:val="26"/>
@@ -10446,7 +10357,7 @@
       <w:outlineLvl w:val="2"/>
     </w:pPr>
     <w:rPr>
-      <w:rFonts w:asciiTheme="majorHAnsi" w:hAnsiTheme="majorHAnsi" w:eastAsiaTheme="majorEastAsia" w:cstheme="majorBidi"/>
+      <w:rFonts w:asciiTheme="majorHAnsi" w:eastAsiaTheme="majorEastAsia" w:hAnsiTheme="majorHAnsi" w:cstheme="majorBidi"/>
       <w:color w:val="4F81BD" w:themeColor="accent1"/>
       <w:sz w:val="24"/>
       <w:szCs w:val="24"/>
@@ -10477,7 +10388,7 @@
       <w:outlineLvl w:val="3"/>
     </w:pPr>
     <w:rPr>
-      <w:rFonts w:asciiTheme="majorHAnsi" w:hAnsiTheme="majorHAnsi" w:eastAsiaTheme="majorEastAsia" w:cstheme="majorBidi"/>
+      <w:rFonts w:asciiTheme="majorHAnsi" w:eastAsiaTheme="majorEastAsia" w:hAnsiTheme="majorHAnsi" w:cstheme="majorBidi"/>
       <w:i/>
       <w:iCs/>
       <w:color w:val="4F81BD" w:themeColor="accent1"/>
@@ -10508,7 +10419,7 @@
       <w:outlineLvl w:val="4"/>
     </w:pPr>
     <w:rPr>
-      <w:rFonts w:asciiTheme="majorHAnsi" w:hAnsiTheme="majorHAnsi" w:eastAsiaTheme="majorEastAsia" w:cstheme="majorBidi"/>
+      <w:rFonts w:asciiTheme="majorHAnsi" w:eastAsiaTheme="majorEastAsia" w:hAnsiTheme="majorHAnsi" w:cstheme="majorBidi"/>
       <w:color w:val="4F81BD" w:themeColor="accent1"/>
       <w14:textFill>
         <w14:solidFill>
@@ -10537,7 +10448,7 @@
       <w:outlineLvl w:val="5"/>
     </w:pPr>
     <w:rPr>
-      <w:rFonts w:asciiTheme="majorHAnsi" w:hAnsiTheme="majorHAnsi" w:eastAsiaTheme="majorEastAsia" w:cstheme="majorBidi"/>
+      <w:rFonts w:asciiTheme="majorHAnsi" w:eastAsiaTheme="majorEastAsia" w:hAnsiTheme="majorHAnsi" w:cstheme="majorBidi"/>
       <w:color w:val="4F81BD" w:themeColor="accent1"/>
       <w14:textFill>
         <w14:solidFill>
@@ -10566,7 +10477,7 @@
       <w:outlineLvl w:val="6"/>
     </w:pPr>
     <w:rPr>
-      <w:rFonts w:asciiTheme="majorHAnsi" w:hAnsiTheme="majorHAnsi" w:eastAsiaTheme="majorEastAsia" w:cstheme="majorBidi"/>
+      <w:rFonts w:asciiTheme="majorHAnsi" w:eastAsiaTheme="majorEastAsia" w:hAnsiTheme="majorHAnsi" w:cstheme="majorBidi"/>
       <w:i/>
       <w:iCs/>
       <w:color w:val="4F81BD" w:themeColor="accent1"/>
@@ -10598,7 +10509,7 @@
       <w:outlineLvl w:val="7"/>
     </w:pPr>
     <w:rPr>
-      <w:rFonts w:asciiTheme="majorHAnsi" w:hAnsiTheme="majorHAnsi" w:eastAsiaTheme="majorEastAsia" w:cstheme="majorBidi"/>
+      <w:rFonts w:asciiTheme="majorHAnsi" w:eastAsiaTheme="majorEastAsia" w:hAnsiTheme="majorHAnsi" w:cstheme="majorBidi"/>
       <w:color w:val="4F81BD" w:themeColor="accent1"/>
       <w:szCs w:val="21"/>
       <w14:textFill>
@@ -10628,7 +10539,7 @@
       <w:outlineLvl w:val="8"/>
     </w:pPr>
     <w:rPr>
-      <w:rFonts w:asciiTheme="majorHAnsi" w:hAnsiTheme="majorHAnsi" w:eastAsiaTheme="majorEastAsia" w:cstheme="majorBidi"/>
+      <w:rFonts w:asciiTheme="majorHAnsi" w:eastAsiaTheme="majorEastAsia" w:hAnsiTheme="majorHAnsi" w:cstheme="majorBidi"/>
       <w:i/>
       <w:iCs/>
       <w:color w:val="4F81BD" w:themeColor="accent1"/>
@@ -10645,13 +10556,13 @@
       </w14:textFill>
     </w:rPr>
   </w:style>
-  <w:style w:type="character" w:styleId="DefaultParagraphFont" w:default="1">
+  <w:style w:type="character" w:default="1" w:styleId="DefaultParagraphFont">
     <w:name w:val="Default Paragraph Font"/>
     <w:uiPriority w:val="1"/>
     <w:semiHidden/>
     <w:unhideWhenUsed/>
   </w:style>
-  <w:style w:type="table" w:styleId="TableNormal" w:default="1">
+  <w:style w:type="table" w:default="1" w:styleId="TableNormal">
     <w:name w:val="Normal Table"/>
     <w:uiPriority w:val="99"/>
     <w:semiHidden/>
@@ -10666,7 +10577,7 @@
       </w:tblCellMar>
     </w:tblPr>
   </w:style>
-  <w:style w:type="numbering" w:styleId="NoList" w:default="1">
+  <w:style w:type="numbering" w:default="1" w:styleId="NoList">
     <w:name w:val="No List"/>
     <w:uiPriority w:val="99"/>
     <w:semiHidden/>
@@ -10681,10 +10592,10 @@
     <w:qFormat/>
     <w:pPr>
       <w:pBdr>
-        <w:top w:val="single" w:color="244061" w:themeColor="accent1" w:themeShade="80" w:sz="2" w:space="10"/>
-        <w:left w:val="single" w:color="244061" w:themeColor="accent1" w:themeShade="80" w:sz="2" w:space="10"/>
-        <w:bottom w:val="single" w:color="244061" w:themeColor="accent1" w:themeShade="80" w:sz="2" w:space="10"/>
-        <w:right w:val="single" w:color="244061" w:themeColor="accent1" w:themeShade="80" w:sz="2" w:space="10"/>
+        <w:top w:val="single" w:sz="2" w:space="10" w:color="244061" w:themeColor="accent1" w:themeShade="80"/>
+        <w:left w:val="single" w:sz="2" w:space="10" w:color="244061" w:themeColor="accent1" w:themeShade="80"/>
+        <w:bottom w:val="single" w:sz="2" w:space="10" w:color="244061" w:themeColor="accent1" w:themeShade="80"/>
+        <w:right w:val="single" w:sz="2" w:space="10" w:color="244061" w:themeColor="accent1" w:themeShade="80"/>
       </w:pBdr>
       <w:ind w:left="1152" w:right="1152"/>
     </w:pPr>
@@ -10791,7 +10702,7 @@
       <w:contextualSpacing/>
     </w:pPr>
     <w:rPr>
-      <w:rFonts w:ascii="Franklin Gothic Book" w:hAnsi="Franklin Gothic Book" w:eastAsiaTheme="majorEastAsia" w:cstheme="majorBidi"/>
+      <w:rFonts w:ascii="Franklin Gothic Book" w:eastAsiaTheme="majorEastAsia" w:hAnsi="Franklin Gothic Book" w:cstheme="majorBidi"/>
       <w:b/>
       <w:caps/>
       <w:kern w:val="28"/>
@@ -10852,22 +10763,22 @@
     <w:qFormat/>
     <w:tblPr>
       <w:tblBorders>
-        <w:top w:val="single" w:color="auto" w:sz="4" w:space="0"/>
-        <w:left w:val="single" w:color="auto" w:sz="4" w:space="0"/>
-        <w:bottom w:val="single" w:color="auto" w:sz="4" w:space="0"/>
-        <w:right w:val="single" w:color="auto" w:sz="4" w:space="0"/>
-        <w:insideH w:val="single" w:color="auto" w:sz="4" w:space="0"/>
-        <w:insideV w:val="single" w:color="auto" w:sz="4" w:space="0"/>
+        <w:top w:val="single" w:sz="4" w:space="0" w:color="auto"/>
+        <w:left w:val="single" w:sz="4" w:space="0" w:color="auto"/>
+        <w:bottom w:val="single" w:sz="4" w:space="0" w:color="auto"/>
+        <w:right w:val="single" w:sz="4" w:space="0" w:color="auto"/>
+        <w:insideH w:val="single" w:sz="4" w:space="0" w:color="auto"/>
+        <w:insideV w:val="single" w:sz="4" w:space="0" w:color="auto"/>
       </w:tblBorders>
     </w:tblPr>
   </w:style>
-  <w:style w:type="character" w:styleId="TitleChar" w:customStyle="1">
+  <w:style w:type="character" w:customStyle="1" w:styleId="TitleChar">
     <w:name w:val="Title Char"/>
     <w:basedOn w:val="DefaultParagraphFont"/>
     <w:link w:val="Title"/>
     <w:uiPriority w:val="1"/>
     <w:rPr>
-      <w:rFonts w:ascii="Franklin Gothic Book" w:hAnsi="Franklin Gothic Book" w:eastAsiaTheme="majorEastAsia" w:cstheme="majorBidi"/>
+      <w:rFonts w:ascii="Franklin Gothic Book" w:eastAsiaTheme="majorEastAsia" w:hAnsi="Franklin Gothic Book" w:cstheme="majorBidi"/>
       <w:b/>
       <w:caps/>
       <w:color w:val="000000" w:themeColor="text1"/>
@@ -10877,7 +10788,7 @@
       <w:lang w:eastAsia="ja-JP"/>
     </w:rPr>
   </w:style>
-  <w:style w:type="table" w:styleId="SalesInfo" w:customStyle="1">
+  <w:style w:type="table" w:customStyle="1" w:styleId="SalesInfo">
     <w:name w:val="Sales Info"/>
     <w:basedOn w:val="TableNormal"/>
     <w:uiPriority w:val="99"/>
@@ -10894,17 +10805,17 @@
     </w:rPr>
     <w:tblPr>
       <w:tblBorders>
-        <w:top w:val="single" w:color="BFBFBF" w:themeColor="background1" w:themeShade="BF" w:sz="4" w:space="0"/>
-        <w:left w:val="single" w:color="BFBFBF" w:themeColor="background1" w:themeShade="BF" w:sz="4" w:space="0"/>
-        <w:bottom w:val="single" w:color="BFBFBF" w:themeColor="background1" w:themeShade="BF" w:sz="4" w:space="0"/>
-        <w:right w:val="single" w:color="BFBFBF" w:themeColor="background1" w:themeShade="BF" w:sz="4" w:space="0"/>
-        <w:insideH w:val="single" w:color="BFBFBF" w:themeColor="background1" w:themeShade="BF" w:sz="4" w:space="0"/>
-        <w:insideV w:val="single" w:color="BFBFBF" w:themeColor="background1" w:themeShade="BF" w:sz="4" w:space="0"/>
+        <w:top w:val="single" w:sz="4" w:space="0" w:color="BFBFBF" w:themeColor="background1" w:themeShade="BF"/>
+        <w:left w:val="single" w:sz="4" w:space="0" w:color="BFBFBF" w:themeColor="background1" w:themeShade="BF"/>
+        <w:bottom w:val="single" w:sz="4" w:space="0" w:color="BFBFBF" w:themeColor="background1" w:themeShade="BF"/>
+        <w:right w:val="single" w:sz="4" w:space="0" w:color="BFBFBF" w:themeColor="background1" w:themeShade="BF"/>
+        <w:insideH w:val="single" w:sz="4" w:space="0" w:color="BFBFBF" w:themeColor="background1" w:themeShade="BF"/>
+        <w:insideV w:val="single" w:sz="4" w:space="0" w:color="BFBFBF" w:themeColor="background1" w:themeShade="BF"/>
       </w:tblBorders>
     </w:tblPr>
     <w:tblStylePr w:type="firstRow">
       <w:rPr>
-        <w:rFonts w:asciiTheme="majorHAnsi" w:hAnsiTheme="majorHAnsi" w:eastAsiaTheme="majorEastAsia"/>
+        <w:rFonts w:asciiTheme="majorHAnsi" w:eastAsiaTheme="majorEastAsia" w:hAnsiTheme="majorHAnsi"/>
         <w:caps/>
         <w:smallCaps w:val="0"/>
         <w:color w:val="0D0D0D" w:themeColor="text1" w:themeTint="F2"/>
@@ -10914,12 +10825,12 @@
       <w:tblPr/>
       <w:tcPr>
         <w:tcBorders>
-          <w:top w:val="single" w:color="BFBFBF" w:themeColor="background1" w:themeShade="BF" w:sz="4" w:space="0"/>
-          <w:left w:val="single" w:color="BFBFBF" w:themeColor="background1" w:themeShade="BF" w:sz="4" w:space="0"/>
-          <w:bottom w:val="single" w:color="BFBFBF" w:themeColor="background1" w:themeShade="BF" w:sz="4" w:space="0"/>
-          <w:right w:val="single" w:color="BFBFBF" w:themeColor="background1" w:themeShade="BF" w:sz="4" w:space="0"/>
-          <w:insideH w:val="single" w:color="auto" w:sz="4" w:space="0"/>
-          <w:insideV w:val="single" w:color="auto" w:sz="4" w:space="0"/>
+          <w:top w:val="single" w:sz="4" w:space="0" w:color="BFBFBF" w:themeColor="background1" w:themeShade="BF"/>
+          <w:left w:val="single" w:sz="4" w:space="0" w:color="BFBFBF" w:themeColor="background1" w:themeShade="BF"/>
+          <w:bottom w:val="single" w:sz="4" w:space="0" w:color="BFBFBF" w:themeColor="background1" w:themeShade="BF"/>
+          <w:right w:val="single" w:sz="4" w:space="0" w:color="BFBFBF" w:themeColor="background1" w:themeShade="BF"/>
+          <w:insideH w:val="single" w:sz="4" w:space="0" w:color="auto"/>
+          <w:insideV w:val="single" w:sz="4" w:space="0" w:color="auto"/>
           <w:tl2br w:val="nil"/>
           <w:tr2bl w:val="nil"/>
         </w:tcBorders>
@@ -10927,30 +10838,30 @@
       </w:tcPr>
     </w:tblStylePr>
   </w:style>
-  <w:style w:type="paragraph" w:styleId="Style1" w:customStyle="1">
+  <w:style w:type="paragraph" w:customStyle="1" w:styleId="Style1">
     <w:name w:val="Style1"/>
     <w:basedOn w:val="Normal"/>
     <w:link w:val="Style1Char"/>
     <w:qFormat/>
     <w:pPr>
-      <w:framePr w:hSpace="180" w:wrap="around" w:hAnchor="margin" w:vAnchor="text" w:xAlign="center" w:y="5211"/>
+      <w:framePr w:hSpace="180" w:wrap="around" w:vAnchor="text" w:hAnchor="margin" w:xAlign="center" w:y="5211"/>
       <w:spacing w:before="60" w:after="20"/>
     </w:pPr>
     <w:rPr>
-      <w:rFonts w:ascii="Franklin Gothic Demi" w:hAnsi="Franklin Gothic Demi" w:cs="Microsoft Sans Serif" w:eastAsiaTheme="majorEastAsia"/>
+      <w:rFonts w:ascii="Franklin Gothic Demi" w:eastAsiaTheme="majorEastAsia" w:hAnsi="Franklin Gothic Demi" w:cs="Microsoft Sans Serif"/>
       <w:color w:val="9BBB59" w:themeColor="accent3"/>
       <w:spacing w:val="4"/>
       <w:sz w:val="24"/>
       <w:szCs w:val="28"/>
     </w:rPr>
   </w:style>
-  <w:style w:type="character" w:styleId="Style1Char" w:customStyle="1">
+  <w:style w:type="character" w:customStyle="1" w:styleId="Style1Char">
     <w:name w:val="Style1 Char"/>
     <w:basedOn w:val="DefaultParagraphFont"/>
     <w:link w:val="Style1"/>
     <w:qFormat/>
     <w:rPr>
-      <w:rFonts w:ascii="Franklin Gothic Demi" w:hAnsi="Franklin Gothic Demi" w:cs="Microsoft Sans Serif" w:eastAsiaTheme="majorEastAsia"/>
+      <w:rFonts w:ascii="Franklin Gothic Demi" w:eastAsiaTheme="majorEastAsia" w:hAnsi="Franklin Gothic Demi" w:cs="Microsoft Sans Serif"/>
       <w:color w:val="9BBB59" w:themeColor="accent3"/>
       <w:spacing w:val="4"/>
       <w:sz w:val="24"/>
@@ -10958,7 +10869,7 @@
       <w:lang w:eastAsia="ja-JP"/>
     </w:rPr>
   </w:style>
-  <w:style w:type="table" w:styleId="Contenttable" w:customStyle="1">
+  <w:style w:type="table" w:customStyle="1" w:styleId="Contenttable">
     <w:name w:val="Content table"/>
     <w:basedOn w:val="TableNormal"/>
     <w:uiPriority w:val="99"/>
@@ -10974,12 +10885,12 @@
     </w:rPr>
     <w:tblPr>
       <w:tblBorders>
-        <w:top w:val="single" w:color="BFBFBF" w:themeColor="background1" w:themeShade="BF" w:sz="4" w:space="0"/>
-        <w:left w:val="single" w:color="BFBFBF" w:themeColor="background1" w:themeShade="BF" w:sz="4" w:space="0"/>
-        <w:bottom w:val="single" w:color="BFBFBF" w:themeColor="background1" w:themeShade="BF" w:sz="4" w:space="0"/>
-        <w:right w:val="single" w:color="BFBFBF" w:themeColor="background1" w:themeShade="BF" w:sz="4" w:space="0"/>
-        <w:insideH w:val="single" w:color="BFBFBF" w:themeColor="background1" w:themeShade="BF" w:sz="4" w:space="0"/>
-        <w:insideV w:val="single" w:color="BFBFBF" w:themeColor="background1" w:themeShade="BF" w:sz="4" w:space="0"/>
+        <w:top w:val="single" w:sz="4" w:space="0" w:color="BFBFBF" w:themeColor="background1" w:themeShade="BF"/>
+        <w:left w:val="single" w:sz="4" w:space="0" w:color="BFBFBF" w:themeColor="background1" w:themeShade="BF"/>
+        <w:bottom w:val="single" w:sz="4" w:space="0" w:color="BFBFBF" w:themeColor="background1" w:themeShade="BF"/>
+        <w:right w:val="single" w:sz="4" w:space="0" w:color="BFBFBF" w:themeColor="background1" w:themeShade="BF"/>
+        <w:insideH w:val="single" w:sz="4" w:space="0" w:color="BFBFBF" w:themeColor="background1" w:themeShade="BF"/>
+        <w:insideV w:val="single" w:sz="4" w:space="0" w:color="BFBFBF" w:themeColor="background1" w:themeShade="BF"/>
       </w:tblBorders>
     </w:tblPr>
     <w:tblStylePr w:type="firstRow">
@@ -11000,7 +10911,7 @@
         <w:tcBorders>
           <w:top w:val="nil"/>
           <w:left w:val="nil"/>
-          <w:bottom w:val="single" w:color="0D0D0D" w:themeColor="text1" w:themeTint="F2" w:sz="4" w:space="0"/>
+          <w:bottom w:val="single" w:sz="4" w:space="0" w:color="0D0D0D" w:themeColor="text1" w:themeTint="F2"/>
           <w:right w:val="nil"/>
           <w:insideH w:val="nil"/>
           <w:insideV w:val="nil"/>
@@ -11013,12 +10924,12 @@
       <w:tblPr/>
       <w:tcPr>
         <w:tcBorders>
-          <w:top w:val="single" w:color="A6A6A6" w:themeColor="background1" w:themeShade="A6" w:sz="4" w:space="0"/>
-          <w:left w:val="single" w:color="A6A6A6" w:themeColor="background1" w:themeShade="A6" w:sz="4" w:space="0"/>
-          <w:bottom w:val="single" w:color="A6A6A6" w:themeColor="background1" w:themeShade="A6" w:sz="4" w:space="0"/>
-          <w:right w:val="single" w:color="A6A6A6" w:themeColor="background1" w:themeShade="A6" w:sz="4" w:space="0"/>
-          <w:insideH w:val="single" w:color="auto" w:sz="4" w:space="0"/>
-          <w:insideV w:val="single" w:color="auto" w:sz="4" w:space="0"/>
+          <w:top w:val="single" w:sz="4" w:space="0" w:color="A6A6A6" w:themeColor="background1" w:themeShade="A6"/>
+          <w:left w:val="single" w:sz="4" w:space="0" w:color="A6A6A6" w:themeColor="background1" w:themeShade="A6"/>
+          <w:bottom w:val="single" w:sz="4" w:space="0" w:color="A6A6A6" w:themeColor="background1" w:themeShade="A6"/>
+          <w:right w:val="single" w:sz="4" w:space="0" w:color="A6A6A6" w:themeColor="background1" w:themeShade="A6"/>
+          <w:insideH w:val="single" w:sz="4" w:space="0" w:color="auto"/>
+          <w:insideV w:val="single" w:sz="4" w:space="0" w:color="auto"/>
           <w:tl2br w:val="nil"/>
           <w:tr2bl w:val="nil"/>
         </w:tcBorders>
@@ -11040,7 +10951,7 @@
       </w:tcPr>
     </w:tblStylePr>
   </w:style>
-  <w:style w:type="paragraph" w:styleId="Normalright" w:customStyle="1">
+  <w:style w:type="paragraph" w:customStyle="1" w:styleId="Normalright">
     <w:name w:val="Normal right"/>
     <w:basedOn w:val="Normal"/>
     <w:qFormat/>
@@ -11048,7 +10959,7 @@
       <w:spacing w:before="60" w:after="20"/>
     </w:pPr>
     <w:rPr>
-      <w:rFonts w:ascii="Arial" w:hAnsi="Arial" w:cs="Arial" w:eastAsiaTheme="majorEastAsia"/>
+      <w:rFonts w:ascii="Arial" w:eastAsiaTheme="majorEastAsia" w:hAnsi="Arial" w:cs="Arial"/>
       <w:b/>
       <w:color w:val="0D0D0D" w:themeColor="text1" w:themeTint="F2"/>
       <w:spacing w:val="4"/>
@@ -11056,7 +10967,7 @@
       <w:lang w:eastAsia="en-US"/>
     </w:rPr>
   </w:style>
-  <w:style w:type="table" w:styleId="TotalTable" w:customStyle="1">
+  <w:style w:type="table" w:customStyle="1" w:styleId="TotalTable">
     <w:name w:val="Total Table"/>
     <w:basedOn w:val="TableNormal"/>
     <w:uiPriority w:val="99"/>
@@ -11085,12 +10996,12 @@
       <w:tblPr/>
       <w:tcPr>
         <w:tcBorders>
-          <w:top w:val="single" w:color="BFBFBF" w:themeColor="background1" w:themeShade="BF" w:sz="4" w:space="0"/>
-          <w:left w:val="single" w:color="BFBFBF" w:themeColor="background1" w:themeShade="BF" w:sz="4" w:space="0"/>
-          <w:bottom w:val="single" w:color="BFBFBF" w:themeColor="background1" w:themeShade="BF" w:sz="4" w:space="0"/>
-          <w:right w:val="single" w:color="BFBFBF" w:themeColor="background1" w:themeShade="BF" w:sz="4" w:space="0"/>
-          <w:insideH w:val="single" w:color="auto" w:sz="4" w:space="0"/>
-          <w:insideV w:val="single" w:color="auto" w:sz="4" w:space="0"/>
+          <w:top w:val="single" w:sz="4" w:space="0" w:color="BFBFBF" w:themeColor="background1" w:themeShade="BF"/>
+          <w:left w:val="single" w:sz="4" w:space="0" w:color="BFBFBF" w:themeColor="background1" w:themeShade="BF"/>
+          <w:bottom w:val="single" w:sz="4" w:space="0" w:color="BFBFBF" w:themeColor="background1" w:themeShade="BF"/>
+          <w:right w:val="single" w:sz="4" w:space="0" w:color="BFBFBF" w:themeColor="background1" w:themeShade="BF"/>
+          <w:insideH w:val="single" w:sz="4" w:space="0" w:color="auto"/>
+          <w:insideV w:val="single" w:sz="4" w:space="0" w:color="auto"/>
         </w:tcBorders>
         <w:vAlign w:val="center"/>
       </w:tcPr>
@@ -11102,7 +11013,7 @@
       </w:tcPr>
     </w:tblStylePr>
   </w:style>
-  <w:style w:type="character" w:styleId="HeaderChar" w:customStyle="1">
+  <w:style w:type="character" w:customStyle="1" w:styleId="HeaderChar">
     <w:name w:val="Header Char"/>
     <w:basedOn w:val="DefaultParagraphFont"/>
     <w:link w:val="Header"/>
@@ -11115,7 +11026,7 @@
       <w:lang w:eastAsia="ja-JP"/>
     </w:rPr>
   </w:style>
-  <w:style w:type="character" w:styleId="FooterChar" w:customStyle="1">
+  <w:style w:type="character" w:customStyle="1" w:styleId="FooterChar">
     <w:name w:val="Footer Char"/>
     <w:basedOn w:val="DefaultParagraphFont"/>
     <w:link w:val="Footer"/>
@@ -11139,70 +11050,70 @@
       <w:color w:val="808080"/>
     </w:rPr>
   </w:style>
-  <w:style w:type="character" w:styleId="DateChar" w:customStyle="1">
+  <w:style w:type="character" w:customStyle="1" w:styleId="DateChar">
     <w:name w:val="Date Char"/>
     <w:basedOn w:val="DefaultParagraphFont"/>
     <w:link w:val="Date"/>
     <w:uiPriority w:val="99"/>
     <w:qFormat/>
     <w:rPr>
-      <w:rFonts w:ascii="Microsoft Sans Serif" w:hAnsi="Microsoft Sans Serif" w:cs="Microsoft Sans Serif" w:eastAsiaTheme="minorEastAsia"/>
+      <w:rFonts w:ascii="Microsoft Sans Serif" w:eastAsiaTheme="minorEastAsia" w:hAnsi="Microsoft Sans Serif" w:cs="Microsoft Sans Serif"/>
       <w:color w:val="000000" w:themeColor="text1"/>
       <w:sz w:val="24"/>
       <w:szCs w:val="24"/>
       <w:lang w:eastAsia="ja-JP"/>
     </w:rPr>
   </w:style>
-  <w:style w:type="character" w:styleId="Heading1Char" w:customStyle="1">
+  <w:style w:type="character" w:customStyle="1" w:styleId="Heading1Char">
     <w:name w:val="Heading 1 Char"/>
     <w:basedOn w:val="DefaultParagraphFont"/>
     <w:link w:val="Heading1"/>
     <w:uiPriority w:val="9"/>
     <w:qFormat/>
     <w:rPr>
-      <w:rFonts w:asciiTheme="majorHAnsi" w:hAnsiTheme="majorHAnsi" w:eastAsiaTheme="majorEastAsia" w:cstheme="majorBidi"/>
+      <w:rFonts w:asciiTheme="majorHAnsi" w:eastAsiaTheme="majorEastAsia" w:hAnsiTheme="majorHAnsi" w:cstheme="majorBidi"/>
       <w:color w:val="244061" w:themeColor="accent1" w:themeShade="80"/>
       <w:sz w:val="32"/>
       <w:szCs w:val="32"/>
       <w:lang w:eastAsia="ja-JP"/>
     </w:rPr>
   </w:style>
-  <w:style w:type="character" w:styleId="Heading2Char" w:customStyle="1">
+  <w:style w:type="character" w:customStyle="1" w:styleId="Heading2Char">
     <w:name w:val="Heading 2 Char"/>
     <w:basedOn w:val="DefaultParagraphFont"/>
     <w:link w:val="Heading2"/>
     <w:uiPriority w:val="9"/>
     <w:semiHidden/>
     <w:rPr>
-      <w:rFonts w:asciiTheme="majorHAnsi" w:hAnsiTheme="majorHAnsi" w:eastAsiaTheme="majorEastAsia" w:cstheme="majorBidi"/>
+      <w:rFonts w:asciiTheme="majorHAnsi" w:eastAsiaTheme="majorEastAsia" w:hAnsiTheme="majorHAnsi" w:cstheme="majorBidi"/>
       <w:color w:val="244061" w:themeColor="accent1" w:themeShade="80"/>
       <w:sz w:val="26"/>
       <w:szCs w:val="26"/>
       <w:lang w:eastAsia="ja-JP"/>
     </w:rPr>
   </w:style>
-  <w:style w:type="character" w:styleId="Heading3Char" w:customStyle="1">
+  <w:style w:type="character" w:customStyle="1" w:styleId="Heading3Char">
     <w:name w:val="Heading 3 Char"/>
     <w:basedOn w:val="DefaultParagraphFont"/>
     <w:link w:val="Heading3"/>
     <w:uiPriority w:val="9"/>
     <w:semiHidden/>
     <w:rPr>
-      <w:rFonts w:asciiTheme="majorHAnsi" w:hAnsiTheme="majorHAnsi" w:eastAsiaTheme="majorEastAsia" w:cstheme="majorBidi"/>
+      <w:rFonts w:asciiTheme="majorHAnsi" w:eastAsiaTheme="majorEastAsia" w:hAnsiTheme="majorHAnsi" w:cstheme="majorBidi"/>
       <w:color w:val="244061" w:themeColor="accent1" w:themeShade="80"/>
       <w:sz w:val="24"/>
       <w:szCs w:val="24"/>
       <w:lang w:eastAsia="ja-JP"/>
     </w:rPr>
   </w:style>
-  <w:style w:type="character" w:styleId="Heading4Char" w:customStyle="1">
+  <w:style w:type="character" w:customStyle="1" w:styleId="Heading4Char">
     <w:name w:val="Heading 4 Char"/>
     <w:basedOn w:val="DefaultParagraphFont"/>
     <w:link w:val="Heading4"/>
     <w:uiPriority w:val="9"/>
     <w:semiHidden/>
     <w:rPr>
-      <w:rFonts w:asciiTheme="majorHAnsi" w:hAnsiTheme="majorHAnsi" w:eastAsiaTheme="majorEastAsia" w:cstheme="majorBidi"/>
+      <w:rFonts w:asciiTheme="majorHAnsi" w:eastAsiaTheme="majorEastAsia" w:hAnsiTheme="majorHAnsi" w:cstheme="majorBidi"/>
       <w:i/>
       <w:iCs/>
       <w:color w:val="244061" w:themeColor="accent1" w:themeShade="80"/>
@@ -11211,42 +11122,42 @@
       <w:lang w:eastAsia="ja-JP"/>
     </w:rPr>
   </w:style>
-  <w:style w:type="character" w:styleId="Heading5Char" w:customStyle="1">
+  <w:style w:type="character" w:customStyle="1" w:styleId="Heading5Char">
     <w:name w:val="Heading 5 Char"/>
     <w:basedOn w:val="DefaultParagraphFont"/>
     <w:link w:val="Heading5"/>
     <w:uiPriority w:val="9"/>
     <w:semiHidden/>
     <w:rPr>
-      <w:rFonts w:asciiTheme="majorHAnsi" w:hAnsiTheme="majorHAnsi" w:eastAsiaTheme="majorEastAsia" w:cstheme="majorBidi"/>
+      <w:rFonts w:asciiTheme="majorHAnsi" w:eastAsiaTheme="majorEastAsia" w:hAnsiTheme="majorHAnsi" w:cstheme="majorBidi"/>
       <w:color w:val="244061" w:themeColor="accent1" w:themeShade="80"/>
       <w:sz w:val="18"/>
       <w:szCs w:val="18"/>
       <w:lang w:eastAsia="ja-JP"/>
     </w:rPr>
   </w:style>
-  <w:style w:type="character" w:styleId="Heading6Char" w:customStyle="1">
+  <w:style w:type="character" w:customStyle="1" w:styleId="Heading6Char">
     <w:name w:val="Heading 6 Char"/>
     <w:basedOn w:val="DefaultParagraphFont"/>
     <w:link w:val="Heading6"/>
     <w:uiPriority w:val="9"/>
     <w:semiHidden/>
     <w:rPr>
-      <w:rFonts w:asciiTheme="majorHAnsi" w:hAnsiTheme="majorHAnsi" w:eastAsiaTheme="majorEastAsia" w:cstheme="majorBidi"/>
+      <w:rFonts w:asciiTheme="majorHAnsi" w:eastAsiaTheme="majorEastAsia" w:hAnsiTheme="majorHAnsi" w:cstheme="majorBidi"/>
       <w:color w:val="244061" w:themeColor="accent1" w:themeShade="80"/>
       <w:sz w:val="18"/>
       <w:szCs w:val="18"/>
       <w:lang w:eastAsia="ja-JP"/>
     </w:rPr>
   </w:style>
-  <w:style w:type="character" w:styleId="Heading7Char" w:customStyle="1">
+  <w:style w:type="character" w:customStyle="1" w:styleId="Heading7Char">
     <w:name w:val="Heading 7 Char"/>
     <w:basedOn w:val="DefaultParagraphFont"/>
     <w:link w:val="Heading7"/>
     <w:uiPriority w:val="9"/>
     <w:semiHidden/>
     <w:rPr>
-      <w:rFonts w:asciiTheme="majorHAnsi" w:hAnsiTheme="majorHAnsi" w:eastAsiaTheme="majorEastAsia" w:cstheme="majorBidi"/>
+      <w:rFonts w:asciiTheme="majorHAnsi" w:eastAsiaTheme="majorEastAsia" w:hAnsiTheme="majorHAnsi" w:cstheme="majorBidi"/>
       <w:i/>
       <w:iCs/>
       <w:color w:val="244061" w:themeColor="accent1" w:themeShade="80"/>
@@ -11255,7 +11166,7 @@
       <w:lang w:eastAsia="ja-JP"/>
     </w:rPr>
   </w:style>
-  <w:style w:type="character" w:styleId="Heading8Char" w:customStyle="1">
+  <w:style w:type="character" w:customStyle="1" w:styleId="Heading8Char">
     <w:name w:val="Heading 8 Char"/>
     <w:basedOn w:val="DefaultParagraphFont"/>
     <w:link w:val="Heading8"/>
@@ -11263,21 +11174,21 @@
     <w:semiHidden/>
     <w:qFormat/>
     <w:rPr>
-      <w:rFonts w:asciiTheme="majorHAnsi" w:hAnsiTheme="majorHAnsi" w:eastAsiaTheme="majorEastAsia" w:cstheme="majorBidi"/>
+      <w:rFonts w:asciiTheme="majorHAnsi" w:eastAsiaTheme="majorEastAsia" w:hAnsiTheme="majorHAnsi" w:cstheme="majorBidi"/>
       <w:color w:val="244061" w:themeColor="accent1" w:themeShade="80"/>
       <w:sz w:val="18"/>
       <w:szCs w:val="21"/>
       <w:lang w:eastAsia="ja-JP"/>
     </w:rPr>
   </w:style>
-  <w:style w:type="character" w:styleId="Heading9Char" w:customStyle="1">
+  <w:style w:type="character" w:customStyle="1" w:styleId="Heading9Char">
     <w:name w:val="Heading 9 Char"/>
     <w:basedOn w:val="DefaultParagraphFont"/>
     <w:link w:val="Heading9"/>
     <w:uiPriority w:val="9"/>
     <w:semiHidden/>
     <w:rPr>
-      <w:rFonts w:asciiTheme="majorHAnsi" w:hAnsiTheme="majorHAnsi" w:eastAsiaTheme="majorEastAsia" w:cstheme="majorBidi"/>
+      <w:rFonts w:asciiTheme="majorHAnsi" w:eastAsiaTheme="majorEastAsia" w:hAnsiTheme="majorHAnsi" w:cstheme="majorBidi"/>
       <w:i/>
       <w:iCs/>
       <w:color w:val="244061" w:themeColor="accent1" w:themeShade="80"/>
@@ -11286,7 +11197,7 @@
       <w:lang w:eastAsia="ja-JP"/>
     </w:rPr>
   </w:style>
-  <w:style w:type="character" w:styleId="IntenseEmphasis1" w:customStyle="1">
+  <w:style w:type="character" w:customStyle="1" w:styleId="IntenseEmphasis1">
     <w:name w:val="Intense Emphasis1"/>
     <w:basedOn w:val="DefaultParagraphFont"/>
     <w:uiPriority w:val="21"/>
@@ -11310,8 +11221,8 @@
     <w:qFormat/>
     <w:pPr>
       <w:pBdr>
-        <w:top w:val="single" w:color="244061" w:themeColor="accent1" w:themeShade="80" w:sz="4" w:space="10"/>
-        <w:bottom w:val="single" w:color="244061" w:themeColor="accent1" w:themeShade="80" w:sz="4" w:space="10"/>
+        <w:top w:val="single" w:sz="4" w:space="10" w:color="244061" w:themeColor="accent1" w:themeShade="80"/>
+        <w:bottom w:val="single" w:sz="4" w:space="10" w:color="244061" w:themeColor="accent1" w:themeShade="80"/>
       </w:pBdr>
       <w:spacing w:before="360" w:after="360"/>
       <w:ind w:left="864" w:right="864"/>
@@ -11332,7 +11243,7 @@
       </w14:textFill>
     </w:rPr>
   </w:style>
-  <w:style w:type="character" w:styleId="IntenseQuoteChar" w:customStyle="1">
+  <w:style w:type="character" w:customStyle="1" w:styleId="IntenseQuoteChar">
     <w:name w:val="Intense Quote Char"/>
     <w:basedOn w:val="DefaultParagraphFont"/>
     <w:link w:val="IntenseQuote"/>
@@ -11348,7 +11259,7 @@
       <w:lang w:eastAsia="ja-JP"/>
     </w:rPr>
   </w:style>
-  <w:style w:type="character" w:styleId="IntenseReference1" w:customStyle="1">
+  <w:style w:type="character" w:customStyle="1" w:styleId="IntenseReference1">
     <w:name w:val="Intense Reference1"/>
     <w:basedOn w:val="DefaultParagraphFont"/>
     <w:uiPriority w:val="32"/>
@@ -11363,7 +11274,7 @@
       <w:spacing w:val="5"/>
     </w:rPr>
   </w:style>
-  <w:style w:type="paragraph" w:styleId="TOCHeading1" w:customStyle="1">
+  <w:style w:type="paragraph" w:customStyle="1" w:styleId="TOCHeading1">
     <w:name w:val="TOC Heading1"/>
     <w:basedOn w:val="Heading1"/>
     <w:next w:val="Normal"/>
@@ -11375,7 +11286,7 @@
       <w:outlineLvl w:val="9"/>
     </w:pPr>
   </w:style>
-  <w:style w:type="character" w:styleId="UnresolvedMention1" w:customStyle="1">
+  <w:style w:type="character" w:customStyle="1" w:styleId="UnresolvedMention1">
     <w:name w:val="Unresolved Mention1"/>
     <w:basedOn w:val="DefaultParagraphFont"/>
     <w:uiPriority w:val="99"/>
@@ -11386,7 +11297,7 @@
       <w:shd w:val="clear" w:color="auto" w:fill="E6E6E6"/>
     </w:rPr>
   </w:style>
-  <w:style w:type="character" w:styleId="BookTitle1" w:customStyle="1">
+  <w:style w:type="character" w:customStyle="1" w:styleId="BookTitle1">
     <w:name w:val="Book Title1"/>
     <w:basedOn w:val="DefaultParagraphFont"/>
     <w:uiPriority w:val="33"/>
@@ -11419,7 +11330,7 @@
     <w:unhideWhenUsed/>
     <w:qFormat/>
     <w:rPr>
-      <w:rFonts w:asciiTheme="minorHAnsi" w:hAnsiTheme="minorHAnsi" w:eastAsiaTheme="minorEastAsia" w:cstheme="minorBidi"/>
+      <w:rFonts w:asciiTheme="minorHAnsi" w:eastAsiaTheme="minorEastAsia" w:hAnsiTheme="minorHAnsi" w:cstheme="minorBidi"/>
       <w:color w:val="262626" w:themeColor="text1" w:themeTint="D9"/>
       <w:sz w:val="18"/>
       <w:szCs w:val="18"/>
@@ -11446,7 +11357,7 @@
       <w:color w:val="404040" w:themeColor="text1" w:themeTint="BF"/>
     </w:rPr>
   </w:style>
-  <w:style w:type="character" w:styleId="QuoteChar" w:customStyle="1">
+  <w:style w:type="character" w:customStyle="1" w:styleId="QuoteChar">
     <w:name w:val="Quote Char"/>
     <w:basedOn w:val="DefaultParagraphFont"/>
     <w:link w:val="Quote"/>
@@ -11462,7 +11373,7 @@
       <w:lang w:eastAsia="ja-JP"/>
     </w:rPr>
   </w:style>
-  <w:style w:type="character" w:styleId="SubtitleChar" w:customStyle="1">
+  <w:style w:type="character" w:customStyle="1" w:styleId="SubtitleChar">
     <w:name w:val="Subtitle Char"/>
     <w:basedOn w:val="DefaultParagraphFont"/>
     <w:link w:val="Subtitle"/>
@@ -11475,7 +11386,7 @@
       <w:lang w:eastAsia="ja-JP"/>
     </w:rPr>
   </w:style>
-  <w:style w:type="character" w:styleId="SubtleEmphasis1" w:customStyle="1">
+  <w:style w:type="character" w:customStyle="1" w:styleId="SubtleEmphasis1">
     <w:name w:val="Subtle Emphasis1"/>
     <w:basedOn w:val="DefaultParagraphFont"/>
     <w:uiPriority w:val="19"/>
@@ -11488,7 +11399,7 @@
       <w:color w:val="404040" w:themeColor="text1" w:themeTint="BF"/>
     </w:rPr>
   </w:style>
-  <w:style w:type="character" w:styleId="SubtleReference1" w:customStyle="1">
+  <w:style w:type="character" w:customStyle="1" w:styleId="SubtleReference1">
     <w:name w:val="Subtle Reference1"/>
     <w:basedOn w:val="DefaultParagraphFont"/>
     <w:uiPriority w:val="31"/>
@@ -11500,12 +11411,12 @@
       <w:color w:val="595959" w:themeColor="text1" w:themeTint="A6"/>
     </w:rPr>
   </w:style>
-  <w:style w:type="character" w:styleId="apple-converted-space" w:customStyle="1">
+  <w:style w:type="character" w:customStyle="1" w:styleId="apple-converted-space">
     <w:name w:val="apple-converted-space"/>
     <w:basedOn w:val="DefaultParagraphFont"/>
     <w:qFormat/>
   </w:style>
-  <w:style w:type="paragraph" w:styleId="wordsection1" w:customStyle="1">
+  <w:style w:type="paragraph" w:customStyle="1" w:styleId="wordsection1">
     <w:name w:val="wordsection1"/>
     <w:basedOn w:val="Normal"/>
     <w:qFormat/>
@@ -11514,7 +11425,7 @@
       <w:spacing w:before="100" w:beforeAutospacing="1" w:after="100" w:afterAutospacing="1" w:line="240" w:lineRule="auto"/>
     </w:pPr>
     <w:rPr>
-      <w:rFonts w:ascii="Calibri" w:hAnsi="Calibri" w:cs="Calibri" w:eastAsiaTheme="minorHAnsi"/>
+      <w:rFonts w:ascii="Calibri" w:eastAsiaTheme="minorHAnsi" w:hAnsi="Calibri" w:cs="Calibri"/>
       <w:sz w:val="22"/>
       <w:szCs w:val="22"/>
       <w:lang w:val="en-GB" w:eastAsia="en-GB"/>
@@ -11532,7 +11443,7 @@
       <w:shd w:val="clear" w:color="auto" w:fill="E1DFDD"/>
     </w:rPr>
   </w:style>
-  <w:style w:type="paragraph" w:styleId="xxwordsection1" w:customStyle="1">
+  <w:style w:type="paragraph" w:customStyle="1" w:styleId="xxwordsection1">
     <w:name w:val="x_xwordsection1"/>
     <w:basedOn w:val="Normal"/>
     <w:rsid w:val="001C72A2"/>
@@ -11541,7 +11452,7 @@
       <w:spacing w:before="100" w:beforeAutospacing="1" w:after="100" w:afterAutospacing="1" w:line="240" w:lineRule="auto"/>
     </w:pPr>
     <w:rPr>
-      <w:rFonts w:ascii="Calibri" w:hAnsi="Calibri" w:cs="Calibri" w:eastAsiaTheme="minorHAnsi"/>
+      <w:rFonts w:ascii="Calibri" w:eastAsiaTheme="minorHAnsi" w:hAnsi="Calibri" w:cs="Calibri"/>
       <w:color w:val="auto"/>
       <w:sz w:val="22"/>
       <w:szCs w:val="22"/>
@@ -11558,7 +11469,7 @@
       <w:spacing w:before="100" w:beforeAutospacing="1" w:after="100" w:afterAutospacing="1" w:line="240" w:lineRule="auto"/>
     </w:pPr>
     <w:rPr>
-      <w:rFonts w:ascii="Aptos" w:hAnsi="Aptos" w:cs="Aptos" w:eastAsiaTheme="minorHAnsi"/>
+      <w:rFonts w:ascii="Aptos" w:eastAsiaTheme="minorHAnsi" w:hAnsi="Aptos" w:cs="Aptos"/>
       <w:color w:val="auto"/>
       <w:sz w:val="24"/>
       <w:szCs w:val="24"/>
@@ -11579,14 +11490,14 @@
       <w:spacing w:line="240" w:lineRule="auto"/>
     </w:pPr>
     <w:rPr>
-      <w:rFonts w:ascii="Calibri" w:hAnsi="Calibri" w:cs="Calibri" w:eastAsiaTheme="minorHAnsi"/>
+      <w:rFonts w:ascii="Calibri" w:eastAsiaTheme="minorHAnsi" w:hAnsi="Calibri" w:cs="Calibri"/>
       <w:color w:val="auto"/>
       <w:sz w:val="20"/>
       <w:szCs w:val="20"/>
       <w:lang w:val="en-GB" w:eastAsia="en-GB"/>
     </w:rPr>
   </w:style>
-  <w:style w:type="character" w:styleId="BodyTextChar" w:customStyle="1">
+  <w:style w:type="character" w:customStyle="1" w:styleId="BodyTextChar">
     <w:name w:val="Body Text Char"/>
     <w:basedOn w:val="DefaultParagraphFont"/>
     <w:link w:val="BodyText"/>
@@ -11594,7 +11505,7 @@
     <w:semiHidden/>
     <w:rsid w:val="00A65E68"/>
     <w:rPr>
-      <w:rFonts w:ascii="Calibri" w:hAnsi="Calibri" w:cs="Calibri" w:eastAsiaTheme="minorHAnsi"/>
+      <w:rFonts w:ascii="Calibri" w:eastAsiaTheme="minorHAnsi" w:hAnsi="Calibri" w:cs="Calibri"/>
     </w:rPr>
   </w:style>
 </w:styles>
@@ -11619,7 +11530,7 @@
         <w:guid w:val="{12656E11-A33A-47B0-AFF9-50FE37191DFE}"/>
       </w:docPartPr>
       <w:docPartBody>
-        <w:p xmlns:wp14="http://schemas.microsoft.com/office/word/2010/wordml" wp14:textId="77777777">
+        <w:p>
           <w:pPr>
             <w:pStyle w:val="08B573FA6BA74C14A9BF939BC0206405"/>
           </w:pPr>
@@ -11645,7 +11556,7 @@
         <w:guid w:val="{A7803742-9A28-4FD3-A396-7755C93C74EC}"/>
       </w:docPartPr>
       <w:docPartBody>
-        <w:p xmlns:wp14="http://schemas.microsoft.com/office/word/2010/wordml" wp14:textId="77777777">
+        <w:p>
           <w:pPr>
             <w:pStyle w:val="66D0BE8E3CF8426F8D8A6BE708222C3C"/>
           </w:pPr>
@@ -11809,6 +11720,7 @@
     <w:rsid w:val="001512EB"/>
     <w:rsid w:val="001878CC"/>
     <w:rsid w:val="00194827"/>
+    <w:rsid w:val="00201082"/>
     <w:rsid w:val="002065ED"/>
     <w:rsid w:val="00223910"/>
     <w:rsid w:val="00265C52"/>
@@ -11856,6 +11768,7 @@
     <w:rsid w:val="00E55E35"/>
     <w:rsid w:val="00E6266D"/>
     <w:rsid w:val="00F50B22"/>
+    <w:rsid w:val="00FB0AC4"/>
     <w:rsid w:val="00FB1A15"/>
   </w:rsids>
   <m:mathPr>
@@ -12626,17 +12539,23 @@
 </file>
 
 <file path=customXml/item1.xml><?xml version="1.0" encoding="utf-8"?>
-<s:customData xmlns="http://www.wps.cn/officeDocument/2013/wpsCustomData" xmlns:s="http://www.wps.cn/officeDocument/2013/wpsCustomData">
-  <customSectProps>
-    <customSectPr/>
-  </customSectProps>
-  <customShpExts>
-    <customShpInfo spid="_x0000_s1026" textRotate="1"/>
-  </customShpExts>
-</s:customData>
+<p:properties xmlns:p="http://schemas.microsoft.com/office/2006/metadata/properties" xmlns:xsi="http://www.w3.org/2001/XMLSchema-instance" xmlns:pc="http://schemas.microsoft.com/office/infopath/2007/PartnerControls">
+  <documentManagement>
+    <MediaServiceKeyPoints xmlns="71af3243-3dd4-4a8d-8c0d-dd76da1f02a5" xsi:nil="true"/>
+  </documentManagement>
+</p:properties>
 </file>
 
 <file path=customXml/item2.xml><?xml version="1.0" encoding="utf-8"?>
+<?mso-contentType ?>
+<FormTemplates xmlns="http://schemas.microsoft.com/sharepoint/v3/contenttype/forms">
+  <Display>DocumentLibraryForm</Display>
+  <Edit>DocumentLibraryForm</Edit>
+  <New>DocumentLibraryForm</New>
+</FormTemplates>
+</file>
+
+<file path=customXml/item3.xml><?xml version="1.0" encoding="utf-8"?>
 <ct:contentTypeSchema xmlns:ct="http://schemas.microsoft.com/office/2006/metadata/contentType" xmlns:ma="http://schemas.microsoft.com/office/2006/metadata/properties/metaAttributes" ct:_="" ma:_="" ma:contentTypeName="Document" ma:contentTypeID="0x01010079F111ED35F8CC479449609E8A0923A6" ma:contentTypeVersion="11" ma:contentTypeDescription="Create a new document." ma:contentTypeScope="" ma:versionID="1c2eb7a32e66fb6e4260f3771546a5e2">
   <xsd:schema xmlns:xsd="http://www.w3.org/2001/XMLSchema" xmlns:xs="http://www.w3.org/2001/XMLSchema" xmlns:p="http://schemas.microsoft.com/office/2006/metadata/properties" xmlns:ns2="71af3243-3dd4-4a8d-8c0d-dd76da1f02a5" xmlns:ns3="16c05727-aa75-4e4a-9b5f-8a80a1165891" targetNamespace="http://schemas.microsoft.com/office/2006/metadata/properties" ma:root="true" ma:fieldsID="04e1f6479c48b08974ba73b5ca973489" ns2:_="" ns3:_="">
     <xsd:import namespace="71af3243-3dd4-4a8d-8c0d-dd76da1f02a5"/>
@@ -12847,32 +12766,36 @@
 </ct:contentTypeSchema>
 </file>
 
-<file path=customXml/item3.xml><?xml version="1.0" encoding="utf-8"?>
-<?mso-contentType ?>
-<FormTemplates xmlns="http://schemas.microsoft.com/sharepoint/v3/contenttype/forms">
-  <Display>DocumentLibraryForm</Display>
-  <Edit>DocumentLibraryForm</Edit>
-  <New>DocumentLibraryForm</New>
-</FormTemplates>
-</file>
-
 <file path=customXml/item4.xml><?xml version="1.0" encoding="utf-8"?>
-<p:properties xmlns:p="http://schemas.microsoft.com/office/2006/metadata/properties" xmlns:xsi="http://www.w3.org/2001/XMLSchema-instance" xmlns:pc="http://schemas.microsoft.com/office/infopath/2007/PartnerControls">
-  <documentManagement>
-    <MediaServiceKeyPoints xmlns="71af3243-3dd4-4a8d-8c0d-dd76da1f02a5" xsi:nil="true"/>
-  </documentManagement>
-</p:properties>
+<s:customData xmlns="http://www.wps.cn/officeDocument/2013/wpsCustomData" xmlns:s="http://www.wps.cn/officeDocument/2013/wpsCustomData">
+  <customSectProps>
+    <customSectPr/>
+  </customSectProps>
+  <customShpExts>
+    <customShpInfo spid="_x0000_s1026" textRotate="1"/>
+  </customShpExts>
+</s:customData>
 </file>
 
 <file path=customXml/itemProps1.xml><?xml version="1.0" encoding="utf-8"?>
-<ds:datastoreItem xmlns:ds="http://schemas.openxmlformats.org/officeDocument/2006/customXml" ds:itemID="{B1977F7D-205B-4081-913C-38D41E755F92}">
+<ds:datastoreItem xmlns:ds="http://schemas.openxmlformats.org/officeDocument/2006/customXml" ds:itemID="{A97CB001-E0E7-4F7D-9861-71317E0AE903}">
   <ds:schemaRefs>
-    <ds:schemaRef ds:uri="http://www.wps.cn/officeDocument/2013/wpsCustomData"/>
+    <ds:schemaRef ds:uri="http://schemas.microsoft.com/office/2006/metadata/properties"/>
+    <ds:schemaRef ds:uri="http://schemas.microsoft.com/office/infopath/2007/PartnerControls"/>
+    <ds:schemaRef ds:uri="71af3243-3dd4-4a8d-8c0d-dd76da1f02a5"/>
   </ds:schemaRefs>
 </ds:datastoreItem>
 </file>
 
 <file path=customXml/itemProps2.xml><?xml version="1.0" encoding="utf-8"?>
+<ds:datastoreItem xmlns:ds="http://schemas.openxmlformats.org/officeDocument/2006/customXml" ds:itemID="{6C3A4C07-A36A-47FF-8C86-BB21E1A6061E}">
+  <ds:schemaRefs>
+    <ds:schemaRef ds:uri="http://schemas.microsoft.com/sharepoint/v3/contenttype/forms"/>
+  </ds:schemaRefs>
+</ds:datastoreItem>
+</file>
+
+<file path=customXml/itemProps3.xml><?xml version="1.0" encoding="utf-8"?>
 <ds:datastoreItem xmlns:ds="http://schemas.openxmlformats.org/officeDocument/2006/customXml" ds:itemID="{00D83F8E-5959-4299-A01C-95B5908C5C2D}">
   <ds:schemaRefs>
     <ds:schemaRef ds:uri="http://schemas.microsoft.com/office/2006/metadata/contentType"/>
@@ -12891,20 +12814,10 @@
 </ds:datastoreItem>
 </file>
 
-<file path=customXml/itemProps3.xml><?xml version="1.0" encoding="utf-8"?>
-<ds:datastoreItem xmlns:ds="http://schemas.openxmlformats.org/officeDocument/2006/customXml" ds:itemID="{6C3A4C07-A36A-47FF-8C86-BB21E1A6061E}">
+<file path=customXml/itemProps4.xml><?xml version="1.0" encoding="utf-8"?>
+<ds:datastoreItem xmlns:ds="http://schemas.openxmlformats.org/officeDocument/2006/customXml" ds:itemID="{B1977F7D-205B-4081-913C-38D41E755F92}">
   <ds:schemaRefs>
-    <ds:schemaRef ds:uri="http://schemas.microsoft.com/sharepoint/v3/contenttype/forms"/>
-  </ds:schemaRefs>
-</ds:datastoreItem>
-</file>
-
-<file path=customXml/itemProps4.xml><?xml version="1.0" encoding="utf-8"?>
-<ds:datastoreItem xmlns:ds="http://schemas.openxmlformats.org/officeDocument/2006/customXml" ds:itemID="{A97CB001-E0E7-4F7D-9861-71317E0AE903}">
-  <ds:schemaRefs>
-    <ds:schemaRef ds:uri="http://schemas.microsoft.com/office/2006/metadata/properties"/>
-    <ds:schemaRef ds:uri="http://schemas.microsoft.com/office/infopath/2007/PartnerControls"/>
-    <ds:schemaRef ds:uri="71af3243-3dd4-4a8d-8c0d-dd76da1f02a5"/>
+    <ds:schemaRef ds:uri="http://www.wps.cn/officeDocument/2013/wpsCustomData"/>
   </ds:schemaRefs>
 </ds:datastoreItem>
 </file>
--- a/public/invoice_template.docx
+++ b/public/invoice_template.docx
@@ -2197,6 +2197,9 @@
           <w:szCs w:val="20"/>
         </w:rPr>
       </w:pPr>
+      <w:r>
+        <w:br w:type="page"/>
+      </w:r>
     </w:p>
     <w:p>
       <w:pPr>

--- a/public/invoice_template.docx
+++ b/public/invoice_template.docx
@@ -2196,10 +2196,16 @@
           <w:sz w:val="20"/>
           <w:szCs w:val="20"/>
         </w:rPr>
-      </w:pPr>
-      <w:r>
-        <w:br w:type="page"/>
-      </w:r>
+        <w:sectPr>
+          <w:type w:val="nextPage"/>
+          <w:headerReference w:type="default" r:id="rId11"/>
+          <w:footerReference w:type="default" r:id="rId12"/>
+          <w:pgSz w:w="12240" w:h="15840"/>
+          <w:pgMar w:top="720" w:right="864" w:bottom="1440" w:left="864" w:header="720" w:footer="720" w:gutter="0"/>
+          <w:cols w:space="720"/>
+          <w:docGrid w:linePitch="360"/>
+        </w:sectPr>
+      </w:pPr>
     </w:p>
     <w:p>
       <w:pPr>
@@ -4782,7 +4788,7 @@
       <w:headerReference w:type="default" r:id="rId11"/>
       <w:footerReference w:type="default" r:id="rId12"/>
       <w:pgSz w:w="12240" w:h="15840"/>
-      <w:pgMar w:top="720" w:right="864" w:bottom="1440" w:left="864" w:header="720" w:footer="720" w:gutter="0"/>
+      <w:pgMar w:top="3000" w:right="864" w:bottom="1440" w:left="864" w:header="720" w:footer="720" w:gutter="0"/>
       <w:cols w:space="720"/>
       <w:docGrid w:linePitch="360"/>
     </w:sectPr>

--- a/public/invoice_template.docx
+++ b/public/invoice_template.docx
@@ -1348,7 +1348,7 @@
                 <w:u w:val="single"/>
                 <w:lang w:val="en-GB" w:eastAsia="en-US"/>
               </w:rPr>
-              <w:t>accounts.payable@lpgpconnect.com</w:t>
+              <w:t>accounts@lpgpconnect.com</w:t>
             </w:r>
           </w:p>
           <w:p>
